--- a/server/templates/transporte/carta_responsabilidad.docx
+++ b/server/templates/transporte/carta_responsabilidad.docx
@@ -1,8 +1,8 @@
 
 <file path=word/document.xml><?xml version="1.0" encoding="utf-8"?>
-<w:document xmlns:wpc="http://schemas.microsoft.com/office/word/2010/wordprocessingCanvas" xmlns:cx="http://schemas.microsoft.com/office/drawing/2014/chartex" xmlns:cx1="http://schemas.microsoft.com/office/drawing/2015/9/8/chartex" xmlns:cx2="http://schemas.microsoft.com/office/drawing/2015/10/21/chartex" xmlns:cx3="http://schemas.microsoft.com/office/drawing/2016/5/9/chartex" xmlns:cx4="http://schemas.microsoft.com/office/drawing/2016/5/10/chartex" xmlns:cx5="http://schemas.microsoft.com/office/drawing/2016/5/11/chartex" xmlns:cx6="http://schemas.microsoft.com/office/drawing/2016/5/12/chartex" xmlns:cx7="http://schemas.microsoft.com/office/drawing/2016/5/13/chartex" xmlns:cx8="http://schemas.microsoft.com/office/drawing/2016/5/14/chartex" xmlns:mc="http://schemas.openxmlformats.org/markup-compatibility/2006" xmlns:aink="http://schemas.microsoft.com/office/drawing/2016/ink" xmlns:am3d="http://schemas.microsoft.com/office/drawing/2017/model3d" xmlns:o="urn:schemas-microsoft-com:office:office" xmlns:oel="http://schemas.microsoft.com/office/2019/extlst" xmlns:r="http://schemas.openxmlformats.org/officeDocument/2006/relationships" xmlns:m="http://schemas.openxmlformats.org/officeDocument/2006/math" xmlns:v="urn:schemas-microsoft-com:vml" xmlns:wp14="http://schemas.microsoft.com/office/word/2010/wordprocessingDrawing" xmlns:wp="http://schemas.openxmlformats.org/drawingml/2006/wordprocessingDrawing" xmlns:w10="urn:schemas-microsoft-com:office:word" xmlns:w="http://schemas.openxmlformats.org/wordprocessingml/2006/main" xmlns:w14="http://schemas.microsoft.com/office/word/2010/wordml" xmlns:w15="http://schemas.microsoft.com/office/word/2012/wordml" xmlns:w16cex="http://schemas.microsoft.com/office/word/2018/wordml/cex" xmlns:w16cid="http://schemas.microsoft.com/office/word/2016/wordml/cid" xmlns:w16="http://schemas.microsoft.com/office/word/2018/wordml" xmlns:w16du="http://schemas.microsoft.com/office/word/2023/wordml/word16du" xmlns:w16sdtdh="http://schemas.microsoft.com/office/word/2020/wordml/sdtdatahash" xmlns:w16se="http://schemas.microsoft.com/office/word/2015/wordml/symex" xmlns:wpg="http://schemas.microsoft.com/office/word/2010/wordprocessingGroup" xmlns:wpi="http://schemas.microsoft.com/office/word/2010/wordprocessingInk" xmlns:wne="http://schemas.microsoft.com/office/word/2006/wordml" xmlns:wps="http://schemas.microsoft.com/office/word/2010/wordprocessingShape" xmlns:a="http://schemas.openxmlformats.org/drawingml/2006/main" xmlns:pic="http://schemas.openxmlformats.org/drawingml/2006/picture" mc:Ignorable="w14 w15 w16se w16cid w16 w16cex w16sdtdh w16du wp14">
+<w:document xmlns:wpc="http://schemas.microsoft.com/office/word/2010/wordprocessingCanvas" xmlns:cx="http://schemas.microsoft.com/office/drawing/2014/chartex" xmlns:cx1="http://schemas.microsoft.com/office/drawing/2015/9/8/chartex" xmlns:cx2="http://schemas.microsoft.com/office/drawing/2015/10/21/chartex" xmlns:cx3="http://schemas.microsoft.com/office/drawing/2016/5/9/chartex" xmlns:cx4="http://schemas.microsoft.com/office/drawing/2016/5/10/chartex" xmlns:cx5="http://schemas.microsoft.com/office/drawing/2016/5/11/chartex" xmlns:cx6="http://schemas.microsoft.com/office/drawing/2016/5/12/chartex" xmlns:cx7="http://schemas.microsoft.com/office/drawing/2016/5/13/chartex" xmlns:cx8="http://schemas.microsoft.com/office/drawing/2016/5/14/chartex" xmlns:mc="http://schemas.openxmlformats.org/markup-compatibility/2006" xmlns:aink="http://schemas.microsoft.com/office/drawing/2016/ink" xmlns:am3d="http://schemas.microsoft.com/office/drawing/2017/model3d" xmlns:o="urn:schemas-microsoft-com:office:office" xmlns:oel="http://schemas.microsoft.com/office/2019/extlst" xmlns:r="http://schemas.openxmlformats.org/officeDocument/2006/relationships" xmlns:m="http://schemas.openxmlformats.org/officeDocument/2006/math" xmlns:v="urn:schemas-microsoft-com:vml" xmlns:wp14="http://schemas.microsoft.com/office/word/2010/wordprocessingDrawing" xmlns:wp="http://schemas.openxmlformats.org/drawingml/2006/wordprocessingDrawing" xmlns:w10="urn:schemas-microsoft-com:office:word" xmlns:w="http://schemas.openxmlformats.org/wordprocessingml/2006/main" xmlns:w14="http://schemas.microsoft.com/office/word/2010/wordml" xmlns:w15="http://schemas.microsoft.com/office/word/2012/wordml" xmlns:w16cex="http://schemas.microsoft.com/office/word/2018/wordml/cex" xmlns:w16cid="http://schemas.microsoft.com/office/word/2016/wordml/cid" xmlns:w16="http://schemas.microsoft.com/office/word/2018/wordml" xmlns:w16du="http://schemas.microsoft.com/office/word/2023/wordml/word16du" xmlns:w16sdtdh="http://schemas.microsoft.com/office/word/2020/wordml/sdtdatahash" xmlns:w16sdtfl="http://schemas.microsoft.com/office/word/2024/wordml/sdtformatlock" xmlns:w16se="http://schemas.microsoft.com/office/word/2015/wordml/symex" xmlns:wpg="http://schemas.microsoft.com/office/word/2010/wordprocessingGroup" xmlns:wpi="http://schemas.microsoft.com/office/word/2010/wordprocessingInk" xmlns:wne="http://schemas.microsoft.com/office/word/2006/wordml" xmlns:wps="http://schemas.microsoft.com/office/word/2010/wordprocessingShape" mc:Ignorable="w14 w15 w16se w16cid w16 w16cex w16sdtdh w16sdtfl w16du wp14">
   <w:body>
-    <w:p xmlns:wp14="http://schemas.microsoft.com/office/word/2010/wordml" wp14:textId="77777777">
+    <w:p>
       <w:pPr>
         <w:widowControl w:val="0"/>
         <w:pBdr>
@@ -15,18 +15,18 @@
         <w:spacing w:after="0"/>
       </w:pPr>
     </w:p>
-    <w:p xmlns:wp14="http://schemas.microsoft.com/office/word/2010/wordml" wp14:textId="5DD0D5A4">
+    <w:p>
       <w:pPr>
         <w:spacing w:after="0" w:line="240" w:lineRule="auto"/>
         <w:rPr>
-          <w:rFonts w:ascii="Tahoma" w:hAnsi="Tahoma" w:eastAsia="Tahoma" w:cs="Tahoma"/>
+          <w:rFonts w:ascii="Tahoma" w:eastAsia="Tahoma" w:hAnsi="Tahoma" w:cs="Tahoma"/>
           <w:sz w:val="18"/>
           <w:szCs w:val="18"/>
         </w:rPr>
       </w:pPr>
       <w:r>
         <w:rPr>
-          <w:rFonts w:ascii="Tahoma" w:hAnsi="Tahoma" w:eastAsia="Tahoma" w:cs="Tahoma"/>
+          <w:rFonts w:ascii="Tahoma" w:eastAsia="Tahoma" w:hAnsi="Tahoma" w:cs="Tahoma"/>
           <w:sz w:val="18"/>
           <w:szCs w:val="18"/>
         </w:rPr>
@@ -34,7 +34,183 @@
       </w:r>
       <w:r>
         <w:rPr>
-          <w:rFonts w:ascii="Tahoma" w:hAnsi="Tahoma" w:eastAsia="Tahoma" w:cs="Tahoma"/>
+          <w:rFonts w:ascii="Tahoma" w:eastAsia="Tahoma" w:hAnsi="Tahoma" w:cs="Tahoma"/>
+          <w:sz w:val="18"/>
+          <w:szCs w:val="18"/>
+        </w:rPr>
+        <w:t xml:space="preserve"> Quindío</w:t>
+      </w:r>
+      <w:r>
+        <w:rPr>
+          <w:rFonts w:ascii="Tahoma" w:eastAsia="Tahoma" w:hAnsi="Tahoma" w:cs="Tahoma"/>
+          <w:sz w:val="18"/>
+          <w:szCs w:val="18"/>
+        </w:rPr>
+        <w:t>, {fecha}</w:t>
+      </w:r>
+    </w:p>
+    <w:p>
+      <w:pPr>
+        <w:spacing w:after="0" w:line="240" w:lineRule="auto"/>
+        <w:rPr>
+          <w:rFonts w:ascii="Tahoma" w:eastAsia="Tahoma" w:hAnsi="Tahoma" w:cs="Tahoma"/>
+          <w:sz w:val="18"/>
+          <w:szCs w:val="18"/>
+        </w:rPr>
+      </w:pPr>
+    </w:p>
+    <w:p>
+      <w:pPr>
+        <w:spacing w:after="0" w:line="240" w:lineRule="auto"/>
+        <w:rPr>
+          <w:rFonts w:ascii="Tahoma" w:eastAsia="Tahoma" w:hAnsi="Tahoma" w:cs="Tahoma"/>
+          <w:sz w:val="18"/>
+          <w:szCs w:val="18"/>
+        </w:rPr>
+      </w:pPr>
+      <w:r>
+        <w:rPr>
+          <w:rFonts w:ascii="Tahoma" w:eastAsia="Tahoma" w:hAnsi="Tahoma" w:cs="Tahoma"/>
+          <w:sz w:val="18"/>
+          <w:szCs w:val="18"/>
+        </w:rPr>
+        <w:t>Señores:</w:t>
+      </w:r>
+    </w:p>
+    <w:p>
+      <w:pPr>
+        <w:spacing w:after="0" w:line="240" w:lineRule="auto"/>
+        <w:rPr>
+          <w:rFonts w:ascii="Tahoma" w:eastAsia="Tahoma" w:hAnsi="Tahoma" w:cs="Tahoma"/>
+          <w:sz w:val="18"/>
+          <w:szCs w:val="18"/>
+        </w:rPr>
+      </w:pPr>
+      <w:r>
+        <w:rPr>
+          <w:rFonts w:ascii="Tahoma" w:eastAsia="Tahoma" w:hAnsi="Tahoma" w:cs="Tahoma"/>
+          <w:sz w:val="18"/>
+          <w:szCs w:val="18"/>
+        </w:rPr>
+        <w:t>POLICIA ANTINARCOTICOS</w:t>
+      </w:r>
+    </w:p>
+    <w:p>
+      <w:pPr>
+        <w:spacing w:after="0" w:line="240" w:lineRule="auto"/>
+        <w:rPr>
+          <w:rFonts w:ascii="Tahoma" w:eastAsia="Tahoma" w:hAnsi="Tahoma" w:cs="Tahoma"/>
+          <w:sz w:val="18"/>
+          <w:szCs w:val="18"/>
+        </w:rPr>
+      </w:pPr>
+      <w:r>
+        <w:rPr>
+          <w:rFonts w:ascii="Tahoma" w:eastAsia="Tahoma" w:hAnsi="Tahoma" w:cs="Tahoma"/>
+          <w:sz w:val="18"/>
+          <w:szCs w:val="18"/>
+        </w:rPr>
+        <w:t xml:space="preserve">PUERTO </w:t>
+      </w:r>
+      <w:r>
+        <w:rPr>
+          <w:rFonts w:ascii="Tahoma" w:eastAsia="Tahoma" w:hAnsi="Tahoma" w:cs="Tahoma"/>
+          <w:sz w:val="18"/>
+          <w:szCs w:val="18"/>
+        </w:rPr>
+        <w:t>{puerto}</w:t>
+      </w:r>
+    </w:p>
+    <w:p>
+      <w:pPr>
+        <w:spacing w:after="0" w:line="240" w:lineRule="auto"/>
+        <w:rPr>
+          <w:rFonts w:ascii="Tahoma" w:eastAsia="Tahoma" w:hAnsi="Tahoma" w:cs="Tahoma"/>
+          <w:sz w:val="18"/>
+          <w:szCs w:val="18"/>
+        </w:rPr>
+      </w:pPr>
+    </w:p>
+    <w:p>
+      <w:pPr>
+        <w:spacing w:after="0" w:line="240" w:lineRule="auto"/>
+        <w:rPr>
+          <w:rFonts w:ascii="Tahoma" w:eastAsia="Tahoma" w:hAnsi="Tahoma" w:cs="Tahoma"/>
+          <w:sz w:val="18"/>
+          <w:szCs w:val="18"/>
+        </w:rPr>
+      </w:pPr>
+      <w:r>
+        <w:rPr>
+          <w:rFonts w:ascii="Tahoma" w:eastAsia="Tahoma" w:hAnsi="Tahoma" w:cs="Tahoma"/>
+          <w:sz w:val="18"/>
+          <w:szCs w:val="18"/>
+        </w:rPr>
+        <w:t>CIUDAD</w:t>
+      </w:r>
+    </w:p>
+    <w:p>
+      <w:pPr>
+        <w:spacing w:after="0" w:line="240" w:lineRule="auto"/>
+        <w:rPr>
+          <w:rFonts w:ascii="Tahoma" w:eastAsia="Tahoma" w:hAnsi="Tahoma" w:cs="Tahoma"/>
+          <w:sz w:val="18"/>
+          <w:szCs w:val="18"/>
+        </w:rPr>
+      </w:pPr>
+    </w:p>
+    <w:p>
+      <w:pPr>
+        <w:spacing w:after="0" w:line="240" w:lineRule="auto"/>
+        <w:rPr>
+          <w:rFonts w:ascii="Tahoma" w:eastAsia="Tahoma" w:hAnsi="Tahoma" w:cs="Tahoma"/>
+          <w:sz w:val="18"/>
+          <w:szCs w:val="18"/>
+        </w:rPr>
+      </w:pPr>
+      <w:r>
+        <w:rPr>
+          <w:rFonts w:ascii="Tahoma" w:eastAsia="Tahoma" w:hAnsi="Tahoma" w:cs="Tahoma"/>
+          <w:sz w:val="18"/>
+          <w:szCs w:val="18"/>
+        </w:rPr>
+        <w:t>REF: CARTA DE RESPONSABILIDAD</w:t>
+      </w:r>
+    </w:p>
+    <w:p>
+      <w:pPr>
+        <w:spacing w:after="0" w:line="240" w:lineRule="auto"/>
+        <w:jc w:val="both"/>
+        <w:rPr>
+          <w:rFonts w:ascii="Tahoma" w:eastAsia="Tahoma" w:hAnsi="Tahoma" w:cs="Tahoma"/>
+          <w:sz w:val="18"/>
+          <w:szCs w:val="18"/>
+        </w:rPr>
+      </w:pPr>
+    </w:p>
+    <w:p>
+      <w:pPr>
+        <w:spacing w:after="0" w:line="240" w:lineRule="auto"/>
+        <w:jc w:val="both"/>
+        <w:rPr>
+          <w:rFonts w:ascii="Tahoma" w:eastAsia="Tahoma" w:hAnsi="Tahoma" w:cs="Tahoma"/>
+          <w:sz w:val="18"/>
+          <w:szCs w:val="18"/>
+        </w:rPr>
+      </w:pPr>
+      <w:r>
+        <w:rPr>
+          <w:rFonts w:ascii="Tahoma" w:eastAsia="Tahoma" w:hAnsi="Tahoma" w:cs="Tahoma"/>
+          <w:sz w:val="18"/>
+          <w:szCs w:val="18"/>
+        </w:rPr>
+        <w:t>Yo, JUAN CARLOS CELIS AGUIRRE identificado con cédula de ciudadanía No. 18.396.805, expedida en Calarcá (Q),</w:t>
+      </w:r>
+      <w:r>
+        <w:rPr>
+          <w:rFonts w:ascii="Tahoma" w:eastAsia="Tahoma" w:hAnsi="Tahoma" w:cs="Tahoma"/>
+          <w:b/>
+          <w:bCs/>
           <w:sz w:val="18"/>
           <w:szCs w:val="18"/>
         </w:rPr>
@@ -42,294 +218,134 @@
       </w:r>
       <w:r>
         <w:rPr>
-          <w:rFonts w:ascii="Tahoma" w:hAnsi="Tahoma" w:eastAsia="Tahoma" w:cs="Tahoma"/>
-          <w:sz w:val="18"/>
-          <w:szCs w:val="18"/>
-        </w:rPr>
-        <w:t>Quindío</w:t>
+          <w:rFonts w:ascii="Tahoma" w:eastAsia="Tahoma" w:hAnsi="Tahoma" w:cs="Tahoma"/>
+          <w:sz w:val="18"/>
+          <w:szCs w:val="18"/>
+        </w:rPr>
+        <w:t xml:space="preserve">en condición de representante de la empresa CELIFRUT S.A.S. con NIT No. </w:t>
       </w:r>
       <w:r>
         <w:rPr>
-          <w:rFonts w:ascii="Tahoma" w:hAnsi="Tahoma" w:eastAsia="Tahoma" w:cs="Tahoma"/>
-          <w:sz w:val="18"/>
-          <w:szCs w:val="18"/>
-        </w:rPr>
-        <w:t>, {fecha}</w:t>
+          <w:rFonts w:ascii="Tahoma" w:eastAsia="Tahoma" w:hAnsi="Tahoma" w:cs="Tahoma"/>
+          <w:b/>
+          <w:bCs/>
+          <w:sz w:val="18"/>
+          <w:szCs w:val="18"/>
+        </w:rPr>
+        <w:t>900.885.896-4</w:t>
+      </w:r>
+      <w:r>
+        <w:rPr>
+          <w:rFonts w:ascii="Tahoma" w:eastAsia="Tahoma" w:hAnsi="Tahoma" w:cs="Tahoma"/>
+          <w:sz w:val="18"/>
+          <w:szCs w:val="18"/>
+        </w:rPr>
+        <w:t xml:space="preserve">, certifico que el contenido de la presente carga se ajusta a lo declarado en la factura proforma </w:t>
+      </w:r>
+      <w:r>
+        <w:rPr>
+          <w:rFonts w:ascii="Tahoma" w:eastAsia="Tahoma" w:hAnsi="Tahoma" w:cs="Tahoma"/>
+          <w:b/>
+          <w:bCs/>
+          <w:sz w:val="18"/>
+          <w:szCs w:val="18"/>
+        </w:rPr>
+        <w:t xml:space="preserve">No. </w:t>
+      </w:r>
+      <w:r>
+        <w:rPr>
+          <w:rFonts w:ascii="Tahoma" w:eastAsia="Tahoma" w:hAnsi="Tahoma" w:cs="Tahoma"/>
+          <w:b/>
+          <w:bCs/>
+          <w:sz w:val="18"/>
+          <w:szCs w:val="18"/>
+        </w:rPr>
+        <w:t>{</w:t>
+      </w:r>
+      <w:proofErr w:type="spellStart"/>
+      <w:r>
+        <w:rPr>
+          <w:rFonts w:ascii="Tahoma" w:eastAsia="Tahoma" w:hAnsi="Tahoma" w:cs="Tahoma"/>
+          <w:b/>
+          <w:bCs/>
+          <w:sz w:val="18"/>
+          <w:szCs w:val="18"/>
+        </w:rPr>
+        <w:t>expt</w:t>
+      </w:r>
+      <w:proofErr w:type="spellEnd"/>
+      <w:r>
+        <w:rPr>
+          <w:rFonts w:ascii="Tahoma" w:eastAsia="Tahoma" w:hAnsi="Tahoma" w:cs="Tahoma"/>
+          <w:b/>
+          <w:bCs/>
+          <w:sz w:val="18"/>
+          <w:szCs w:val="18"/>
+        </w:rPr>
+        <w:t>}</w:t>
+      </w:r>
+      <w:r>
+        <w:rPr>
+          <w:rFonts w:ascii="Tahoma" w:eastAsia="Tahoma" w:hAnsi="Tahoma" w:cs="Tahoma"/>
+          <w:b/>
+          <w:bCs/>
+          <w:sz w:val="18"/>
+          <w:szCs w:val="18"/>
+        </w:rPr>
+        <w:t xml:space="preserve">.  </w:t>
+      </w:r>
+      <w:r>
+        <w:rPr>
+          <w:rFonts w:ascii="Tahoma" w:eastAsia="Tahoma" w:hAnsi="Tahoma" w:cs="Tahoma"/>
+          <w:sz w:val="18"/>
+          <w:szCs w:val="18"/>
+        </w:rPr>
+        <w:t>Número interno {</w:t>
+      </w:r>
+      <w:proofErr w:type="spellStart"/>
+      <w:r>
+        <w:rPr>
+          <w:rFonts w:ascii="Tahoma" w:eastAsia="Tahoma" w:hAnsi="Tahoma" w:cs="Tahoma"/>
+          <w:sz w:val="18"/>
+          <w:szCs w:val="18"/>
+        </w:rPr>
+        <w:t>numeroContenedor</w:t>
+      </w:r>
+      <w:proofErr w:type="spellEnd"/>
+      <w:r>
+        <w:rPr>
+          <w:rFonts w:ascii="Tahoma" w:eastAsia="Tahoma" w:hAnsi="Tahoma" w:cs="Tahoma"/>
+          <w:sz w:val="18"/>
+          <w:szCs w:val="18"/>
+        </w:rPr>
+        <w:t>}</w:t>
       </w:r>
     </w:p>
-    <w:p xmlns:wp14="http://schemas.microsoft.com/office/word/2010/wordml" wp14:textId="77777777">
-      <w:pPr>
-        <w:spacing w:after="0" w:line="240" w:lineRule="auto"/>
-        <w:rPr>
-          <w:rFonts w:ascii="Tahoma" w:hAnsi="Tahoma" w:eastAsia="Tahoma" w:cs="Tahoma"/>
-          <w:sz w:val="18"/>
-          <w:szCs w:val="18"/>
-        </w:rPr>
-      </w:pPr>
-    </w:p>
-    <w:p xmlns:wp14="http://schemas.microsoft.com/office/word/2010/wordml" wp14:textId="77777777">
-      <w:pPr>
-        <w:spacing w:after="0" w:line="240" w:lineRule="auto"/>
-        <w:rPr>
-          <w:rFonts w:ascii="Tahoma" w:hAnsi="Tahoma" w:eastAsia="Tahoma" w:cs="Tahoma"/>
-          <w:sz w:val="18"/>
-          <w:szCs w:val="18"/>
-        </w:rPr>
-      </w:pPr>
-      <w:r>
-        <w:rPr>
-          <w:rFonts w:ascii="Tahoma" w:hAnsi="Tahoma" w:eastAsia="Tahoma" w:cs="Tahoma"/>
-          <w:sz w:val="18"/>
-          <w:szCs w:val="18"/>
-        </w:rPr>
-        <w:t>Señores:</w:t>
-      </w:r>
-    </w:p>
-    <w:p xmlns:wp14="http://schemas.microsoft.com/office/word/2010/wordml" wp14:textId="77777777">
-      <w:pPr>
-        <w:spacing w:after="0" w:line="240" w:lineRule="auto"/>
-        <w:rPr>
-          <w:rFonts w:ascii="Tahoma" w:hAnsi="Tahoma" w:eastAsia="Tahoma" w:cs="Tahoma"/>
-          <w:sz w:val="18"/>
-          <w:szCs w:val="18"/>
-        </w:rPr>
-      </w:pPr>
-      <w:r>
-        <w:rPr>
-          <w:rFonts w:ascii="Tahoma" w:hAnsi="Tahoma" w:eastAsia="Tahoma" w:cs="Tahoma"/>
-          <w:sz w:val="18"/>
-          <w:szCs w:val="18"/>
-        </w:rPr>
-        <w:t>POLICIA ANTINARCOTICOS</w:t>
-      </w:r>
-    </w:p>
-    <w:p xmlns:wp14="http://schemas.microsoft.com/office/word/2010/wordml" wp14:textId="3B1153C6">
-      <w:pPr>
-        <w:spacing w:after="0" w:line="240" w:lineRule="auto"/>
-        <w:rPr>
-          <w:rFonts w:ascii="Tahoma" w:hAnsi="Tahoma" w:eastAsia="Tahoma" w:cs="Tahoma"/>
-          <w:sz w:val="18"/>
-          <w:szCs w:val="18"/>
-        </w:rPr>
-      </w:pPr>
-      <w:r>
-        <w:rPr>
-          <w:rFonts w:ascii="Tahoma" w:hAnsi="Tahoma" w:eastAsia="Tahoma" w:cs="Tahoma"/>
-          <w:sz w:val="18"/>
-          <w:szCs w:val="18"/>
-        </w:rPr>
-        <w:t xml:space="preserve">PUERTO </w:t>
-      </w:r>
-      <w:r>
-        <w:rPr>
-          <w:rFonts w:ascii="Tahoma" w:hAnsi="Tahoma" w:eastAsia="Tahoma" w:cs="Tahoma"/>
-          <w:sz w:val="18"/>
-          <w:szCs w:val="18"/>
-        </w:rPr>
-        <w:t>{puerto}</w:t>
-      </w:r>
-    </w:p>
-    <w:p xmlns:wp14="http://schemas.microsoft.com/office/word/2010/wordml" wp14:textId="77777777">
-      <w:pPr>
-        <w:spacing w:after="0" w:line="240" w:lineRule="auto"/>
-        <w:rPr>
-          <w:rFonts w:ascii="Tahoma" w:hAnsi="Tahoma" w:eastAsia="Tahoma" w:cs="Tahoma"/>
-          <w:sz w:val="18"/>
-          <w:szCs w:val="18"/>
-        </w:rPr>
-      </w:pPr>
-    </w:p>
-    <w:p xmlns:wp14="http://schemas.microsoft.com/office/word/2010/wordml" wp14:textId="77777777">
-      <w:pPr>
-        <w:spacing w:after="0" w:line="240" w:lineRule="auto"/>
-        <w:rPr>
-          <w:rFonts w:ascii="Tahoma" w:hAnsi="Tahoma" w:eastAsia="Tahoma" w:cs="Tahoma"/>
-          <w:sz w:val="18"/>
-          <w:szCs w:val="18"/>
-        </w:rPr>
-      </w:pPr>
-      <w:r>
-        <w:rPr>
-          <w:rFonts w:ascii="Tahoma" w:hAnsi="Tahoma" w:eastAsia="Tahoma" w:cs="Tahoma"/>
-          <w:sz w:val="18"/>
-          <w:szCs w:val="18"/>
-        </w:rPr>
-        <w:t>CIUDAD</w:t>
-      </w:r>
-    </w:p>
-    <w:p xmlns:wp14="http://schemas.microsoft.com/office/word/2010/wordml" wp14:textId="77777777">
-      <w:pPr>
-        <w:spacing w:after="0" w:line="240" w:lineRule="auto"/>
-        <w:rPr>
-          <w:rFonts w:ascii="Tahoma" w:hAnsi="Tahoma" w:eastAsia="Tahoma" w:cs="Tahoma"/>
-          <w:sz w:val="18"/>
-          <w:szCs w:val="18"/>
-        </w:rPr>
-      </w:pPr>
-    </w:p>
-    <w:p xmlns:wp14="http://schemas.microsoft.com/office/word/2010/wordml" wp14:textId="77777777">
-      <w:pPr>
-        <w:spacing w:after="0" w:line="240" w:lineRule="auto"/>
-        <w:rPr>
-          <w:rFonts w:ascii="Tahoma" w:hAnsi="Tahoma" w:eastAsia="Tahoma" w:cs="Tahoma"/>
-          <w:sz w:val="18"/>
-          <w:szCs w:val="18"/>
-        </w:rPr>
-      </w:pPr>
-      <w:r>
-        <w:rPr>
-          <w:rFonts w:ascii="Tahoma" w:hAnsi="Tahoma" w:eastAsia="Tahoma" w:cs="Tahoma"/>
-          <w:sz w:val="18"/>
-          <w:szCs w:val="18"/>
-        </w:rPr>
-        <w:t>REF: CARTA DE RESPONSABILIDAD</w:t>
-      </w:r>
-    </w:p>
-    <w:p xmlns:wp14="http://schemas.microsoft.com/office/word/2010/wordml" wp14:textId="77777777">
+    <w:p>
       <w:pPr>
         <w:spacing w:after="0" w:line="240" w:lineRule="auto"/>
         <w:jc w:val="both"/>
         <w:rPr>
-          <w:rFonts w:ascii="Tahoma" w:hAnsi="Tahoma" w:eastAsia="Tahoma" w:cs="Tahoma"/>
+          <w:rFonts w:ascii="Tahoma" w:eastAsia="Tahoma" w:hAnsi="Tahoma" w:cs="Tahoma"/>
           <w:sz w:val="18"/>
           <w:szCs w:val="18"/>
         </w:rPr>
       </w:pPr>
+      <w:r>
+        <w:rPr>
+          <w:rFonts w:ascii="Tahoma" w:eastAsia="Tahoma" w:hAnsi="Tahoma" w:cs="Tahoma"/>
+          <w:sz w:val="18"/>
+          <w:szCs w:val="18"/>
+        </w:rPr>
+        <w:t xml:space="preserve">   Correspondiente a nuestro despacho, así:</w:t>
+      </w:r>
     </w:p>
-    <w:p xmlns:wp14="http://schemas.microsoft.com/office/word/2010/wordml" wp14:textId="439E78A4">
+    <w:p>
       <w:pPr>
         <w:spacing w:after="0" w:line="240" w:lineRule="auto"/>
         <w:jc w:val="both"/>
         <w:rPr>
-          <w:rFonts w:ascii="Tahoma" w:hAnsi="Tahoma" w:eastAsia="Tahoma" w:cs="Tahoma"/>
-          <w:sz w:val="18"/>
-          <w:szCs w:val="18"/>
-        </w:rPr>
-      </w:pPr>
-      <w:r>
-        <w:rPr>
-          <w:rFonts w:ascii="Tahoma" w:hAnsi="Tahoma" w:eastAsia="Tahoma" w:cs="Tahoma"/>
-          <w:sz w:val="18"/>
-          <w:szCs w:val="18"/>
-        </w:rPr>
-        <w:t>Yo, JUAN CARLOS CELIS AGUIRRE identificado con cédula de ciudadanía No. 18.396.805, expedida en Calarcá (Q),</w:t>
-      </w:r>
-      <w:r>
-        <w:rPr>
-          <w:rFonts w:ascii="Tahoma" w:hAnsi="Tahoma" w:eastAsia="Tahoma" w:cs="Tahoma"/>
-          <w:b w:val="1"/>
-          <w:bCs w:val="1"/>
-          <w:sz w:val="18"/>
-          <w:szCs w:val="18"/>
-        </w:rPr>
-        <w:t xml:space="preserve"> </w:t>
-      </w:r>
-      <w:r>
-        <w:rPr>
-          <w:rFonts w:ascii="Tahoma" w:hAnsi="Tahoma" w:eastAsia="Tahoma" w:cs="Tahoma"/>
-          <w:sz w:val="18"/>
-          <w:szCs w:val="18"/>
-        </w:rPr>
-        <w:t xml:space="preserve">en condición de representante de la empresa CELIFRUT S.A.S. con NIT No. </w:t>
-      </w:r>
-      <w:r>
-        <w:rPr>
-          <w:rFonts w:ascii="Tahoma" w:hAnsi="Tahoma" w:eastAsia="Tahoma" w:cs="Tahoma"/>
-          <w:b w:val="1"/>
-          <w:bCs w:val="1"/>
-          <w:sz w:val="18"/>
-          <w:szCs w:val="18"/>
-        </w:rPr>
-        <w:t>900.885.896-4</w:t>
-      </w:r>
-      <w:r>
-        <w:rPr>
-          <w:rFonts w:ascii="Tahoma" w:hAnsi="Tahoma" w:eastAsia="Tahoma" w:cs="Tahoma"/>
-          <w:sz w:val="18"/>
-          <w:szCs w:val="18"/>
-        </w:rPr>
-        <w:t xml:space="preserve">, certifico que el contenido de la presente carga se ajusta a lo declarado en la factura proforma </w:t>
-      </w:r>
-      <w:r>
-        <w:rPr>
-          <w:rFonts w:ascii="Tahoma" w:hAnsi="Tahoma" w:eastAsia="Tahoma" w:cs="Tahoma"/>
-          <w:b w:val="1"/>
-          <w:bCs w:val="1"/>
-          <w:sz w:val="18"/>
-          <w:szCs w:val="18"/>
-        </w:rPr>
-        <w:t xml:space="preserve">No. </w:t>
-      </w:r>
-      <w:r>
-        <w:rPr>
-          <w:rFonts w:ascii="Tahoma" w:hAnsi="Tahoma" w:eastAsia="Tahoma" w:cs="Tahoma"/>
-          <w:b w:val="1"/>
-          <w:bCs w:val="1"/>
-          <w:sz w:val="18"/>
-          <w:szCs w:val="18"/>
-        </w:rPr>
-        <w:t>{expt}</w:t>
-      </w:r>
-      <w:r>
-        <w:rPr>
-          <w:rFonts w:ascii="Tahoma" w:hAnsi="Tahoma" w:eastAsia="Tahoma" w:cs="Tahoma"/>
-          <w:b w:val="1"/>
-          <w:bCs w:val="1"/>
-          <w:sz w:val="18"/>
-          <w:szCs w:val="18"/>
-        </w:rPr>
-        <w:t xml:space="preserve">.  </w:t>
-      </w:r>
-      <w:r>
-        <w:rPr>
-          <w:rFonts w:ascii="Tahoma" w:hAnsi="Tahoma" w:eastAsia="Tahoma" w:cs="Tahoma"/>
-          <w:sz w:val="18"/>
-          <w:szCs w:val="18"/>
-        </w:rPr>
-        <w:t>Número interno {</w:t>
-      </w:r>
-      <w:r>
-        <w:rPr>
-          <w:rFonts w:ascii="Tahoma" w:hAnsi="Tahoma" w:eastAsia="Tahoma" w:cs="Tahoma"/>
-          <w:sz w:val="18"/>
-          <w:szCs w:val="18"/>
-        </w:rPr>
-        <w:t>numeroContenedor</w:t>
-      </w:r>
-      <w:r>
-        <w:rPr>
-          <w:rFonts w:ascii="Tahoma" w:hAnsi="Tahoma" w:eastAsia="Tahoma" w:cs="Tahoma"/>
-          <w:sz w:val="18"/>
-          <w:szCs w:val="18"/>
-        </w:rPr>
-        <w:t>}</w:t>
-      </w:r>
-    </w:p>
-    <w:p xmlns:wp14="http://schemas.microsoft.com/office/word/2010/wordml" wp14:textId="77777777">
-      <w:pPr>
-        <w:spacing w:after="0" w:line="240" w:lineRule="auto"/>
-        <w:jc w:val="both"/>
-        <w:rPr>
-          <w:rFonts w:ascii="Tahoma" w:hAnsi="Tahoma" w:eastAsia="Tahoma" w:cs="Tahoma"/>
-          <w:sz w:val="18"/>
-          <w:szCs w:val="18"/>
-        </w:rPr>
-      </w:pPr>
-      <w:r>
-        <w:rPr>
-          <w:rFonts w:ascii="Tahoma" w:hAnsi="Tahoma" w:eastAsia="Tahoma" w:cs="Tahoma"/>
-          <w:sz w:val="18"/>
-          <w:szCs w:val="18"/>
-        </w:rPr>
-        <w:t xml:space="preserve">   Correspondiente a nuestro despacho, así:</w:t>
-      </w:r>
-    </w:p>
-    <w:p xmlns:wp14="http://schemas.microsoft.com/office/word/2010/wordml" wp14:textId="77777777">
-      <w:pPr>
-        <w:spacing w:after="0" w:line="240" w:lineRule="auto"/>
-        <w:jc w:val="both"/>
-        <w:rPr>
-          <w:rFonts w:ascii="Tahoma" w:hAnsi="Tahoma" w:eastAsia="Tahoma" w:cs="Tahoma"/>
+          <w:rFonts w:ascii="Tahoma" w:eastAsia="Tahoma" w:hAnsi="Tahoma" w:cs="Tahoma"/>
           <w:color w:val="000000"/>
           <w:sz w:val="24"/>
           <w:szCs w:val="24"/>
@@ -348,7 +364,7 @@
         <w:gridCol w:w="3970"/>
         <w:gridCol w:w="4961"/>
       </w:tblGrid>
-      <w:tr xmlns:wp14="http://schemas.microsoft.com/office/word/2010/wordml" wp14:textId="77777777">
+      <w:tr>
         <w:trPr>
           <w:trHeight w:val="288"/>
         </w:trPr>
@@ -361,23 +377,21 @@
               <w:bottom w:val="nil"/>
               <w:right w:val="nil"/>
             </w:tcBorders>
-            <w:shd w:val="clear" w:color="auto" w:fill="auto"/>
-            <w:tcMar/>
-            <w:vAlign w:val="center"/>
-          </w:tcPr>
-          <w:p wp14:textId="77777777">
-            <w:pPr>
-              <w:spacing w:after="0" w:line="240" w:lineRule="auto"/>
-              <w:rPr>
-                <w:rFonts w:ascii="Tahoma" w:hAnsi="Tahoma" w:eastAsia="Tahoma" w:cs="Tahoma"/>
-                <w:color w:val="000000"/>
-                <w:sz w:val="18"/>
-                <w:szCs w:val="18"/>
-              </w:rPr>
-            </w:pPr>
-            <w:r>
-              <w:rPr>
-                <w:rFonts w:ascii="Tahoma" w:hAnsi="Tahoma" w:eastAsia="Tahoma" w:cs="Tahoma"/>
+            <w:vAlign w:val="center"/>
+          </w:tcPr>
+          <w:p>
+            <w:pPr>
+              <w:spacing w:after="0" w:line="240" w:lineRule="auto"/>
+              <w:rPr>
+                <w:rFonts w:ascii="Tahoma" w:eastAsia="Tahoma" w:hAnsi="Tahoma" w:cs="Tahoma"/>
+                <w:color w:val="000000"/>
+                <w:sz w:val="18"/>
+                <w:szCs w:val="18"/>
+              </w:rPr>
+            </w:pPr>
+            <w:r>
+              <w:rPr>
+                <w:rFonts w:ascii="Tahoma" w:eastAsia="Tahoma" w:hAnsi="Tahoma" w:cs="Tahoma"/>
                 <w:color w:val="000000"/>
                 <w:sz w:val="18"/>
                 <w:szCs w:val="18"/>
@@ -395,23 +409,21 @@
               <w:bottom w:val="nil"/>
               <w:right w:val="nil"/>
             </w:tcBorders>
-            <w:shd w:val="clear" w:color="auto" w:fill="auto"/>
-            <w:tcMar/>
-            <w:vAlign w:val="center"/>
-          </w:tcPr>
-          <w:p wp14:textId="77777777">
-            <w:pPr>
-              <w:spacing w:after="0" w:line="240" w:lineRule="auto"/>
-              <w:rPr>
-                <w:rFonts w:ascii="Tahoma" w:hAnsi="Tahoma" w:eastAsia="Tahoma" w:cs="Tahoma"/>
-                <w:color w:val="000000"/>
-                <w:sz w:val="18"/>
-                <w:szCs w:val="18"/>
-              </w:rPr>
-            </w:pPr>
-            <w:r>
-              <w:rPr>
-                <w:rFonts w:ascii="Tahoma" w:hAnsi="Tahoma" w:eastAsia="Tahoma" w:cs="Tahoma"/>
+            <w:vAlign w:val="center"/>
+          </w:tcPr>
+          <w:p>
+            <w:pPr>
+              <w:spacing w:after="0" w:line="240" w:lineRule="auto"/>
+              <w:rPr>
+                <w:rFonts w:ascii="Tahoma" w:eastAsia="Tahoma" w:hAnsi="Tahoma" w:cs="Tahoma"/>
+                <w:color w:val="000000"/>
+                <w:sz w:val="18"/>
+                <w:szCs w:val="18"/>
+              </w:rPr>
+            </w:pPr>
+            <w:r>
+              <w:rPr>
+                <w:rFonts w:ascii="Tahoma" w:eastAsia="Tahoma" w:hAnsi="Tahoma" w:cs="Tahoma"/>
                 <w:sz w:val="18"/>
                 <w:szCs w:val="18"/>
               </w:rPr>
@@ -420,7 +432,7 @@
           </w:p>
         </w:tc>
       </w:tr>
-      <w:tr xmlns:wp14="http://schemas.microsoft.com/office/word/2010/wordml" wp14:textId="77777777">
+      <w:tr>
         <w:trPr>
           <w:trHeight w:val="288"/>
         </w:trPr>
@@ -433,23 +445,21 @@
               <w:bottom w:val="nil"/>
               <w:right w:val="nil"/>
             </w:tcBorders>
-            <w:shd w:val="clear" w:color="auto" w:fill="auto"/>
-            <w:tcMar/>
-            <w:vAlign w:val="center"/>
-          </w:tcPr>
-          <w:p wp14:textId="77777777">
-            <w:pPr>
-              <w:spacing w:after="0" w:line="240" w:lineRule="auto"/>
-              <w:rPr>
-                <w:rFonts w:ascii="Tahoma" w:hAnsi="Tahoma" w:eastAsia="Tahoma" w:cs="Tahoma"/>
-                <w:color w:val="000000"/>
-                <w:sz w:val="18"/>
-                <w:szCs w:val="18"/>
-              </w:rPr>
-            </w:pPr>
-            <w:r>
-              <w:rPr>
-                <w:rFonts w:ascii="Tahoma" w:hAnsi="Tahoma" w:eastAsia="Tahoma" w:cs="Tahoma"/>
+            <w:vAlign w:val="center"/>
+          </w:tcPr>
+          <w:p>
+            <w:pPr>
+              <w:spacing w:after="0" w:line="240" w:lineRule="auto"/>
+              <w:rPr>
+                <w:rFonts w:ascii="Tahoma" w:eastAsia="Tahoma" w:hAnsi="Tahoma" w:cs="Tahoma"/>
+                <w:color w:val="000000"/>
+                <w:sz w:val="18"/>
+                <w:szCs w:val="18"/>
+              </w:rPr>
+            </w:pPr>
+            <w:r>
+              <w:rPr>
+                <w:rFonts w:ascii="Tahoma" w:eastAsia="Tahoma" w:hAnsi="Tahoma" w:cs="Tahoma"/>
                 <w:color w:val="000000"/>
                 <w:sz w:val="18"/>
                 <w:szCs w:val="18"/>
@@ -467,23 +477,21 @@
               <w:bottom w:val="nil"/>
               <w:right w:val="nil"/>
             </w:tcBorders>
-            <w:shd w:val="clear" w:color="auto" w:fill="auto"/>
-            <w:tcMar/>
-            <w:vAlign w:val="center"/>
-          </w:tcPr>
-          <w:p wp14:textId="77777777">
-            <w:pPr>
-              <w:spacing w:after="0" w:line="240" w:lineRule="auto"/>
-              <w:rPr>
-                <w:rFonts w:ascii="Tahoma" w:hAnsi="Tahoma" w:eastAsia="Tahoma" w:cs="Tahoma"/>
-                <w:color w:val="000000"/>
-                <w:sz w:val="18"/>
-                <w:szCs w:val="18"/>
-              </w:rPr>
-            </w:pPr>
-            <w:r>
-              <w:rPr>
-                <w:rFonts w:ascii="Tahoma" w:hAnsi="Tahoma" w:eastAsia="Tahoma" w:cs="Tahoma"/>
+            <w:vAlign w:val="center"/>
+          </w:tcPr>
+          <w:p>
+            <w:pPr>
+              <w:spacing w:after="0" w:line="240" w:lineRule="auto"/>
+              <w:rPr>
+                <w:rFonts w:ascii="Tahoma" w:eastAsia="Tahoma" w:hAnsi="Tahoma" w:cs="Tahoma"/>
+                <w:color w:val="000000"/>
+                <w:sz w:val="18"/>
+                <w:szCs w:val="18"/>
+              </w:rPr>
+            </w:pPr>
+            <w:r>
+              <w:rPr>
+                <w:rFonts w:ascii="Tahoma" w:eastAsia="Tahoma" w:hAnsi="Tahoma" w:cs="Tahoma"/>
                 <w:sz w:val="18"/>
                 <w:szCs w:val="18"/>
               </w:rPr>
@@ -492,7 +500,7 @@
           </w:p>
         </w:tc>
       </w:tr>
-      <w:tr xmlns:wp14="http://schemas.microsoft.com/office/word/2010/wordml" wp14:textId="77777777">
+      <w:tr>
         <w:trPr>
           <w:trHeight w:val="351"/>
         </w:trPr>
@@ -505,23 +513,21 @@
               <w:bottom w:val="nil"/>
               <w:right w:val="nil"/>
             </w:tcBorders>
-            <w:shd w:val="clear" w:color="auto" w:fill="auto"/>
-            <w:tcMar/>
-            <w:vAlign w:val="center"/>
-          </w:tcPr>
-          <w:p wp14:textId="77777777">
-            <w:pPr>
-              <w:spacing w:after="0" w:line="240" w:lineRule="auto"/>
-              <w:rPr>
-                <w:rFonts w:ascii="Tahoma" w:hAnsi="Tahoma" w:eastAsia="Tahoma" w:cs="Tahoma"/>
-                <w:color w:val="000000"/>
-                <w:sz w:val="18"/>
-                <w:szCs w:val="18"/>
-              </w:rPr>
-            </w:pPr>
-            <w:r>
-              <w:rPr>
-                <w:rFonts w:ascii="Tahoma" w:hAnsi="Tahoma" w:eastAsia="Tahoma" w:cs="Tahoma"/>
+            <w:vAlign w:val="center"/>
+          </w:tcPr>
+          <w:p>
+            <w:pPr>
+              <w:spacing w:after="0" w:line="240" w:lineRule="auto"/>
+              <w:rPr>
+                <w:rFonts w:ascii="Tahoma" w:eastAsia="Tahoma" w:hAnsi="Tahoma" w:cs="Tahoma"/>
+                <w:color w:val="000000"/>
+                <w:sz w:val="18"/>
+                <w:szCs w:val="18"/>
+              </w:rPr>
+            </w:pPr>
+            <w:r>
+              <w:rPr>
+                <w:rFonts w:ascii="Tahoma" w:eastAsia="Tahoma" w:hAnsi="Tahoma" w:cs="Tahoma"/>
                 <w:color w:val="000000"/>
                 <w:sz w:val="18"/>
                 <w:szCs w:val="18"/>
@@ -539,23 +545,21 @@
               <w:bottom w:val="nil"/>
               <w:right w:val="nil"/>
             </w:tcBorders>
-            <w:shd w:val="clear" w:color="auto" w:fill="auto"/>
-            <w:tcMar/>
-            <w:vAlign w:val="center"/>
-          </w:tcPr>
-          <w:p wp14:textId="77777777">
-            <w:pPr>
-              <w:spacing w:after="0" w:line="240" w:lineRule="auto"/>
-              <w:rPr>
-                <w:rFonts w:ascii="Tahoma" w:hAnsi="Tahoma" w:eastAsia="Tahoma" w:cs="Tahoma"/>
-                <w:color w:val="000000"/>
-                <w:sz w:val="18"/>
-                <w:szCs w:val="18"/>
-              </w:rPr>
-            </w:pPr>
-            <w:r>
-              <w:rPr>
-                <w:rFonts w:ascii="Tahoma" w:hAnsi="Tahoma" w:eastAsia="Tahoma" w:cs="Tahoma"/>
+            <w:vAlign w:val="center"/>
+          </w:tcPr>
+          <w:p>
+            <w:pPr>
+              <w:spacing w:after="0" w:line="240" w:lineRule="auto"/>
+              <w:rPr>
+                <w:rFonts w:ascii="Tahoma" w:eastAsia="Tahoma" w:hAnsi="Tahoma" w:cs="Tahoma"/>
+                <w:color w:val="000000"/>
+                <w:sz w:val="18"/>
+                <w:szCs w:val="18"/>
+              </w:rPr>
+            </w:pPr>
+            <w:r>
+              <w:rPr>
+                <w:rFonts w:ascii="Tahoma" w:eastAsia="Tahoma" w:hAnsi="Tahoma" w:cs="Tahoma"/>
                 <w:sz w:val="18"/>
                 <w:szCs w:val="18"/>
               </w:rPr>
@@ -564,7 +568,7 @@
           </w:p>
         </w:tc>
       </w:tr>
-      <w:tr xmlns:wp14="http://schemas.microsoft.com/office/word/2010/wordml" wp14:textId="77777777">
+      <w:tr>
         <w:trPr>
           <w:trHeight w:val="288"/>
         </w:trPr>
@@ -577,23 +581,21 @@
               <w:bottom w:val="nil"/>
               <w:right w:val="nil"/>
             </w:tcBorders>
-            <w:shd w:val="clear" w:color="auto" w:fill="auto"/>
-            <w:tcMar/>
-            <w:vAlign w:val="center"/>
-          </w:tcPr>
-          <w:p wp14:textId="77777777">
-            <w:pPr>
-              <w:spacing w:after="0" w:line="240" w:lineRule="auto"/>
-              <w:rPr>
-                <w:rFonts w:ascii="Tahoma" w:hAnsi="Tahoma" w:eastAsia="Tahoma" w:cs="Tahoma"/>
-                <w:color w:val="000000"/>
-                <w:sz w:val="18"/>
-                <w:szCs w:val="18"/>
-              </w:rPr>
-            </w:pPr>
-            <w:r>
-              <w:rPr>
-                <w:rFonts w:ascii="Tahoma" w:hAnsi="Tahoma" w:eastAsia="Tahoma" w:cs="Tahoma"/>
+            <w:vAlign w:val="center"/>
+          </w:tcPr>
+          <w:p>
+            <w:pPr>
+              <w:spacing w:after="0" w:line="240" w:lineRule="auto"/>
+              <w:rPr>
+                <w:rFonts w:ascii="Tahoma" w:eastAsia="Tahoma" w:hAnsi="Tahoma" w:cs="Tahoma"/>
+                <w:color w:val="000000"/>
+                <w:sz w:val="18"/>
+                <w:szCs w:val="18"/>
+              </w:rPr>
+            </w:pPr>
+            <w:r>
+              <w:rPr>
+                <w:rFonts w:ascii="Tahoma" w:eastAsia="Tahoma" w:hAnsi="Tahoma" w:cs="Tahoma"/>
                 <w:color w:val="000000"/>
                 <w:sz w:val="18"/>
                 <w:szCs w:val="18"/>
@@ -611,32 +613,48 @@
               <w:bottom w:val="nil"/>
               <w:right w:val="nil"/>
             </w:tcBorders>
-            <w:shd w:val="clear" w:color="auto" w:fill="auto"/>
-            <w:tcMar/>
-            <w:vAlign w:val="center"/>
-          </w:tcPr>
-          <w:p wp14:textId="77777777">
-            <w:pPr>
-              <w:spacing w:after="0" w:line="240" w:lineRule="auto"/>
-              <w:rPr>
-                <w:rFonts w:ascii="Tahoma" w:hAnsi="Tahoma" w:eastAsia="Tahoma" w:cs="Tahoma"/>
-                <w:color w:val="000000"/>
-                <w:sz w:val="18"/>
-                <w:szCs w:val="18"/>
-              </w:rPr>
-            </w:pPr>
-            <w:r>
-              <w:rPr>
-                <w:rFonts w:ascii="Tahoma" w:hAnsi="Tahoma" w:eastAsia="Tahoma" w:cs="Tahoma"/>
-                <w:sz w:val="18"/>
-                <w:szCs w:val="18"/>
-              </w:rPr>
-              <w:t>{direccion}</w:t>
+            <w:vAlign w:val="center"/>
+          </w:tcPr>
+          <w:p>
+            <w:pPr>
+              <w:spacing w:after="0" w:line="240" w:lineRule="auto"/>
+              <w:rPr>
+                <w:rFonts w:ascii="Tahoma" w:eastAsia="Tahoma" w:hAnsi="Tahoma" w:cs="Tahoma"/>
+                <w:color w:val="000000"/>
+                <w:sz w:val="18"/>
+                <w:szCs w:val="18"/>
+              </w:rPr>
+            </w:pPr>
+            <w:r>
+              <w:rPr>
+                <w:rFonts w:ascii="Tahoma" w:eastAsia="Tahoma" w:hAnsi="Tahoma" w:cs="Tahoma"/>
+                <w:sz w:val="18"/>
+                <w:szCs w:val="18"/>
+              </w:rPr>
+              <w:t>{</w:t>
+            </w:r>
+            <w:proofErr w:type="spellStart"/>
+            <w:r>
+              <w:rPr>
+                <w:rFonts w:ascii="Tahoma" w:eastAsia="Tahoma" w:hAnsi="Tahoma" w:cs="Tahoma"/>
+                <w:sz w:val="18"/>
+                <w:szCs w:val="18"/>
+              </w:rPr>
+              <w:t>direccion</w:t>
+            </w:r>
+            <w:proofErr w:type="spellEnd"/>
+            <w:r>
+              <w:rPr>
+                <w:rFonts w:ascii="Tahoma" w:eastAsia="Tahoma" w:hAnsi="Tahoma" w:cs="Tahoma"/>
+                <w:sz w:val="18"/>
+                <w:szCs w:val="18"/>
+              </w:rPr>
+              <w:t>}</w:t>
             </w:r>
           </w:p>
         </w:tc>
       </w:tr>
-      <w:tr xmlns:wp14="http://schemas.microsoft.com/office/word/2010/wordml" wp14:textId="77777777">
+      <w:tr>
         <w:trPr>
           <w:trHeight w:val="288"/>
         </w:trPr>
@@ -649,23 +667,21 @@
               <w:bottom w:val="nil"/>
               <w:right w:val="nil"/>
             </w:tcBorders>
-            <w:shd w:val="clear" w:color="auto" w:fill="auto"/>
-            <w:tcMar/>
-            <w:vAlign w:val="center"/>
-          </w:tcPr>
-          <w:p wp14:textId="77777777">
-            <w:pPr>
-              <w:spacing w:after="0" w:line="240" w:lineRule="auto"/>
-              <w:rPr>
-                <w:rFonts w:ascii="Tahoma" w:hAnsi="Tahoma" w:eastAsia="Tahoma" w:cs="Tahoma"/>
-                <w:color w:val="000000"/>
-                <w:sz w:val="18"/>
-                <w:szCs w:val="18"/>
-              </w:rPr>
-            </w:pPr>
-            <w:r>
-              <w:rPr>
-                <w:rFonts w:ascii="Tahoma" w:hAnsi="Tahoma" w:eastAsia="Tahoma" w:cs="Tahoma"/>
+            <w:vAlign w:val="center"/>
+          </w:tcPr>
+          <w:p>
+            <w:pPr>
+              <w:spacing w:after="0" w:line="240" w:lineRule="auto"/>
+              <w:rPr>
+                <w:rFonts w:ascii="Tahoma" w:eastAsia="Tahoma" w:hAnsi="Tahoma" w:cs="Tahoma"/>
+                <w:color w:val="000000"/>
+                <w:sz w:val="18"/>
+                <w:szCs w:val="18"/>
+              </w:rPr>
+            </w:pPr>
+            <w:r>
+              <w:rPr>
+                <w:rFonts w:ascii="Tahoma" w:eastAsia="Tahoma" w:hAnsi="Tahoma" w:cs="Tahoma"/>
                 <w:color w:val="000000"/>
                 <w:sz w:val="18"/>
                 <w:szCs w:val="18"/>
@@ -683,31 +699,47 @@
               <w:bottom w:val="nil"/>
               <w:right w:val="nil"/>
             </w:tcBorders>
-            <w:shd w:val="clear" w:color="auto" w:fill="auto"/>
-            <w:tcMar/>
-            <w:vAlign w:val="center"/>
-          </w:tcPr>
-          <w:p wp14:textId="77777777">
-            <w:pPr>
-              <w:spacing w:after="0" w:line="240" w:lineRule="auto"/>
-              <w:rPr>
-                <w:rFonts w:ascii="Tahoma" w:hAnsi="Tahoma" w:eastAsia="Tahoma" w:cs="Tahoma"/>
-                <w:color w:val="000000"/>
-                <w:sz w:val="18"/>
-                <w:szCs w:val="18"/>
-              </w:rPr>
-            </w:pPr>
-            <w:r>
-              <w:rPr>
-                <w:rFonts w:ascii="Tahoma" w:hAnsi="Tahoma" w:eastAsia="Tahoma" w:cs="Tahoma"/>
-                <w:sz w:val="18"/>
-                <w:szCs w:val="18"/>
-              </w:rPr>
-              <w:t>{numeroContenedor}</w:t>
-            </w:r>
-            <w:r>
-              <w:rPr>
-                <w:rFonts w:ascii="Tahoma" w:hAnsi="Tahoma" w:eastAsia="Tahoma" w:cs="Tahoma"/>
+            <w:vAlign w:val="center"/>
+          </w:tcPr>
+          <w:p>
+            <w:pPr>
+              <w:spacing w:after="0" w:line="240" w:lineRule="auto"/>
+              <w:rPr>
+                <w:rFonts w:ascii="Tahoma" w:eastAsia="Tahoma" w:hAnsi="Tahoma" w:cs="Tahoma"/>
+                <w:color w:val="000000"/>
+                <w:sz w:val="18"/>
+                <w:szCs w:val="18"/>
+              </w:rPr>
+            </w:pPr>
+            <w:r>
+              <w:rPr>
+                <w:rFonts w:ascii="Tahoma" w:eastAsia="Tahoma" w:hAnsi="Tahoma" w:cs="Tahoma"/>
+                <w:sz w:val="18"/>
+                <w:szCs w:val="18"/>
+              </w:rPr>
+              <w:t>{</w:t>
+            </w:r>
+            <w:proofErr w:type="spellStart"/>
+            <w:r>
+              <w:rPr>
+                <w:rFonts w:ascii="Tahoma" w:eastAsia="Tahoma" w:hAnsi="Tahoma" w:cs="Tahoma"/>
+                <w:sz w:val="18"/>
+                <w:szCs w:val="18"/>
+              </w:rPr>
+              <w:t>numeroContenedor</w:t>
+            </w:r>
+            <w:proofErr w:type="spellEnd"/>
+            <w:r>
+              <w:rPr>
+                <w:rFonts w:ascii="Tahoma" w:eastAsia="Tahoma" w:hAnsi="Tahoma" w:cs="Tahoma"/>
+                <w:sz w:val="18"/>
+                <w:szCs w:val="18"/>
+              </w:rPr>
+              <w:t>}</w:t>
+            </w:r>
+            <w:r>
+              <w:rPr>
+                <w:rFonts w:ascii="Tahoma" w:eastAsia="Tahoma" w:hAnsi="Tahoma" w:cs="Tahoma"/>
                 <w:color w:val="000000"/>
                 <w:sz w:val="18"/>
                 <w:szCs w:val="18"/>
@@ -717,7 +749,7 @@
           </w:p>
         </w:tc>
       </w:tr>
-      <w:tr xmlns:wp14="http://schemas.microsoft.com/office/word/2010/wordml" wp14:textId="77777777">
+      <w:tr>
         <w:trPr>
           <w:trHeight w:val="288"/>
         </w:trPr>
@@ -730,23 +762,21 @@
               <w:bottom w:val="nil"/>
               <w:right w:val="nil"/>
             </w:tcBorders>
-            <w:shd w:val="clear" w:color="auto" w:fill="auto"/>
-            <w:tcMar/>
-            <w:vAlign w:val="center"/>
-          </w:tcPr>
-          <w:p wp14:textId="77777777">
-            <w:pPr>
-              <w:spacing w:after="0" w:line="240" w:lineRule="auto"/>
-              <w:rPr>
-                <w:rFonts w:ascii="Tahoma" w:hAnsi="Tahoma" w:eastAsia="Tahoma" w:cs="Tahoma"/>
-                <w:color w:val="000000"/>
-                <w:sz w:val="18"/>
-                <w:szCs w:val="18"/>
-              </w:rPr>
-            </w:pPr>
-            <w:r>
-              <w:rPr>
-                <w:rFonts w:ascii="Tahoma" w:hAnsi="Tahoma" w:eastAsia="Tahoma" w:cs="Tahoma"/>
+            <w:vAlign w:val="center"/>
+          </w:tcPr>
+          <w:p>
+            <w:pPr>
+              <w:spacing w:after="0" w:line="240" w:lineRule="auto"/>
+              <w:rPr>
+                <w:rFonts w:ascii="Tahoma" w:eastAsia="Tahoma" w:hAnsi="Tahoma" w:cs="Tahoma"/>
+                <w:color w:val="000000"/>
+                <w:sz w:val="18"/>
+                <w:szCs w:val="18"/>
+              </w:rPr>
+            </w:pPr>
+            <w:r>
+              <w:rPr>
+                <w:rFonts w:ascii="Tahoma" w:eastAsia="Tahoma" w:hAnsi="Tahoma" w:cs="Tahoma"/>
                 <w:color w:val="000000"/>
                 <w:sz w:val="18"/>
                 <w:szCs w:val="18"/>
@@ -764,23 +794,21 @@
               <w:bottom w:val="nil"/>
               <w:right w:val="nil"/>
             </w:tcBorders>
-            <w:shd w:val="clear" w:color="auto" w:fill="auto"/>
-            <w:tcMar/>
-            <w:vAlign w:val="center"/>
-          </w:tcPr>
-          <w:p wp14:textId="1D0F0A93">
-            <w:pPr>
-              <w:spacing w:after="0" w:line="240" w:lineRule="auto"/>
-              <w:rPr>
-                <w:rFonts w:ascii="Tahoma" w:hAnsi="Tahoma" w:eastAsia="Tahoma" w:cs="Tahoma"/>
-                <w:color w:val="000000"/>
-                <w:sz w:val="18"/>
-                <w:szCs w:val="18"/>
-              </w:rPr>
-            </w:pPr>
-            <w:r>
-              <w:rPr>
-                <w:rFonts w:ascii="Tahoma" w:hAnsi="Tahoma" w:eastAsia="Tahoma" w:cs="Tahoma"/>
+            <w:vAlign w:val="center"/>
+          </w:tcPr>
+          <w:p>
+            <w:pPr>
+              <w:spacing w:after="0" w:line="240" w:lineRule="auto"/>
+              <w:rPr>
+                <w:rFonts w:ascii="Tahoma" w:eastAsia="Tahoma" w:hAnsi="Tahoma" w:cs="Tahoma"/>
+                <w:color w:val="000000"/>
+                <w:sz w:val="18"/>
+                <w:szCs w:val="18"/>
+              </w:rPr>
+            </w:pPr>
+            <w:r>
+              <w:rPr>
+                <w:rFonts w:ascii="Tahoma" w:eastAsia="Tahoma" w:hAnsi="Tahoma" w:cs="Tahoma"/>
                 <w:sz w:val="18"/>
                 <w:szCs w:val="18"/>
               </w:rPr>
@@ -788,7 +816,7 @@
             </w:r>
             <w:r>
               <w:rPr>
-                <w:rFonts w:ascii="Tahoma" w:hAnsi="Tahoma" w:eastAsia="Tahoma" w:cs="Tahoma"/>
+                <w:rFonts w:ascii="Tahoma" w:eastAsia="Tahoma" w:hAnsi="Tahoma" w:cs="Tahoma"/>
                 <w:sz w:val="18"/>
                 <w:szCs w:val="18"/>
               </w:rPr>
@@ -796,7 +824,7 @@
             </w:r>
             <w:r>
               <w:rPr>
-                <w:rFonts w:ascii="Tahoma" w:hAnsi="Tahoma" w:eastAsia="Tahoma" w:cs="Tahoma"/>
+                <w:rFonts w:ascii="Tahoma" w:eastAsia="Tahoma" w:hAnsi="Tahoma" w:cs="Tahoma"/>
                 <w:sz w:val="18"/>
                 <w:szCs w:val="18"/>
               </w:rPr>
@@ -805,7 +833,7 @@
           </w:p>
         </w:tc>
       </w:tr>
-      <w:tr xmlns:wp14="http://schemas.microsoft.com/office/word/2010/wordml" wp14:textId="77777777">
+      <w:tr>
         <w:trPr>
           <w:trHeight w:val="288"/>
         </w:trPr>
@@ -818,23 +846,21 @@
               <w:bottom w:val="nil"/>
               <w:right w:val="nil"/>
             </w:tcBorders>
-            <w:shd w:val="clear" w:color="auto" w:fill="auto"/>
-            <w:tcMar/>
-            <w:vAlign w:val="center"/>
-          </w:tcPr>
-          <w:p wp14:textId="77777777">
-            <w:pPr>
-              <w:spacing w:after="0" w:line="240" w:lineRule="auto"/>
-              <w:rPr>
-                <w:rFonts w:ascii="Tahoma" w:hAnsi="Tahoma" w:eastAsia="Tahoma" w:cs="Tahoma"/>
-                <w:color w:val="000000"/>
-                <w:sz w:val="18"/>
-                <w:szCs w:val="18"/>
-              </w:rPr>
-            </w:pPr>
-            <w:r>
-              <w:rPr>
-                <w:rFonts w:ascii="Tahoma" w:hAnsi="Tahoma" w:eastAsia="Tahoma" w:cs="Tahoma"/>
+            <w:vAlign w:val="center"/>
+          </w:tcPr>
+          <w:p>
+            <w:pPr>
+              <w:spacing w:after="0" w:line="240" w:lineRule="auto"/>
+              <w:rPr>
+                <w:rFonts w:ascii="Tahoma" w:eastAsia="Tahoma" w:hAnsi="Tahoma" w:cs="Tahoma"/>
+                <w:color w:val="000000"/>
+                <w:sz w:val="18"/>
+                <w:szCs w:val="18"/>
+              </w:rPr>
+            </w:pPr>
+            <w:r>
+              <w:rPr>
+                <w:rFonts w:ascii="Tahoma" w:eastAsia="Tahoma" w:hAnsi="Tahoma" w:cs="Tahoma"/>
                 <w:color w:val="000000"/>
                 <w:sz w:val="18"/>
                 <w:szCs w:val="18"/>
@@ -852,32 +878,48 @@
               <w:bottom w:val="nil"/>
               <w:right w:val="nil"/>
             </w:tcBorders>
-            <w:shd w:val="clear" w:color="auto" w:fill="auto"/>
-            <w:tcMar/>
-            <w:vAlign w:val="center"/>
-          </w:tcPr>
-          <w:p wp14:textId="77777777">
-            <w:pPr>
-              <w:spacing w:after="0" w:line="240" w:lineRule="auto"/>
-              <w:rPr>
-                <w:rFonts w:ascii="Tahoma" w:hAnsi="Tahoma" w:eastAsia="Tahoma" w:cs="Tahoma"/>
-                <w:color w:val="000000"/>
-                <w:sz w:val="18"/>
-                <w:szCs w:val="18"/>
-              </w:rPr>
-            </w:pPr>
-            <w:r>
-              <w:rPr>
-                <w:rFonts w:ascii="Tahoma" w:hAnsi="Tahoma" w:eastAsia="Tahoma" w:cs="Tahoma"/>
-                <w:sz w:val="18"/>
-                <w:szCs w:val="18"/>
-              </w:rPr>
-              <w:t>{tipoFruta}</w:t>
+            <w:vAlign w:val="center"/>
+          </w:tcPr>
+          <w:p>
+            <w:pPr>
+              <w:spacing w:after="0" w:line="240" w:lineRule="auto"/>
+              <w:rPr>
+                <w:rFonts w:ascii="Tahoma" w:eastAsia="Tahoma" w:hAnsi="Tahoma" w:cs="Tahoma"/>
+                <w:color w:val="000000"/>
+                <w:sz w:val="18"/>
+                <w:szCs w:val="18"/>
+              </w:rPr>
+            </w:pPr>
+            <w:r>
+              <w:rPr>
+                <w:rFonts w:ascii="Tahoma" w:eastAsia="Tahoma" w:hAnsi="Tahoma" w:cs="Tahoma"/>
+                <w:sz w:val="18"/>
+                <w:szCs w:val="18"/>
+              </w:rPr>
+              <w:t>{</w:t>
+            </w:r>
+            <w:proofErr w:type="spellStart"/>
+            <w:r>
+              <w:rPr>
+                <w:rFonts w:ascii="Tahoma" w:eastAsia="Tahoma" w:hAnsi="Tahoma" w:cs="Tahoma"/>
+                <w:sz w:val="18"/>
+                <w:szCs w:val="18"/>
+              </w:rPr>
+              <w:t>tipoFruta</w:t>
+            </w:r>
+            <w:proofErr w:type="spellEnd"/>
+            <w:r>
+              <w:rPr>
+                <w:rFonts w:ascii="Tahoma" w:eastAsia="Tahoma" w:hAnsi="Tahoma" w:cs="Tahoma"/>
+                <w:sz w:val="18"/>
+                <w:szCs w:val="18"/>
+              </w:rPr>
+              <w:t>}</w:t>
             </w:r>
           </w:p>
         </w:tc>
       </w:tr>
-      <w:tr xmlns:wp14="http://schemas.microsoft.com/office/word/2010/wordml" wp14:textId="77777777">
+      <w:tr>
         <w:trPr>
           <w:trHeight w:val="288"/>
         </w:trPr>
@@ -890,25 +932,23 @@
               <w:bottom w:val="nil"/>
               <w:right w:val="nil"/>
             </w:tcBorders>
-            <w:shd w:val="clear" w:color="auto" w:fill="auto"/>
-            <w:tcMar/>
-            <w:vAlign w:val="center"/>
-          </w:tcPr>
-          <w:p wp14:textId="77777777">
-            <w:pPr>
-              <w:spacing w:after="0" w:line="240" w:lineRule="auto"/>
-              <w:rPr>
-                <w:rFonts w:ascii="Tahoma" w:hAnsi="Tahoma" w:eastAsia="Tahoma" w:cs="Tahoma"/>
-                <w:color w:val="000000"/>
-                <w:sz w:val="18"/>
-                <w:szCs w:val="18"/>
-              </w:rPr>
-            </w:pPr>
-            <w:bookmarkStart w:name="bookmark=id.gjdgxs" w:colFirst="0" w:colLast="0" w:id="0"/>
+            <w:vAlign w:val="center"/>
+          </w:tcPr>
+          <w:p>
+            <w:pPr>
+              <w:spacing w:after="0" w:line="240" w:lineRule="auto"/>
+              <w:rPr>
+                <w:rFonts w:ascii="Tahoma" w:eastAsia="Tahoma" w:hAnsi="Tahoma" w:cs="Tahoma"/>
+                <w:color w:val="000000"/>
+                <w:sz w:val="18"/>
+                <w:szCs w:val="18"/>
+              </w:rPr>
+            </w:pPr>
+            <w:bookmarkStart w:id="0" w:name="bookmark=id.gjdgxs" w:colFirst="0" w:colLast="0"/>
             <w:bookmarkEnd w:id="0"/>
             <w:r>
               <w:rPr>
-                <w:rFonts w:ascii="Tahoma" w:hAnsi="Tahoma" w:eastAsia="Tahoma" w:cs="Tahoma"/>
+                <w:rFonts w:ascii="Tahoma" w:eastAsia="Tahoma" w:hAnsi="Tahoma" w:cs="Tahoma"/>
                 <w:color w:val="000000"/>
                 <w:sz w:val="18"/>
                 <w:szCs w:val="18"/>
@@ -926,23 +966,21 @@
               <w:bottom w:val="nil"/>
               <w:right w:val="nil"/>
             </w:tcBorders>
-            <w:shd w:val="clear" w:color="auto" w:fill="auto"/>
-            <w:tcMar/>
-            <w:vAlign w:val="center"/>
-          </w:tcPr>
-          <w:p wp14:textId="77777777">
-            <w:pPr>
-              <w:spacing w:after="0" w:line="240" w:lineRule="auto"/>
-              <w:rPr>
-                <w:rFonts w:ascii="Tahoma" w:hAnsi="Tahoma" w:eastAsia="Tahoma" w:cs="Tahoma"/>
-                <w:color w:val="000000"/>
-                <w:sz w:val="18"/>
-                <w:szCs w:val="18"/>
-              </w:rPr>
-            </w:pPr>
-            <w:r>
-              <w:rPr>
-                <w:rFonts w:ascii="Tahoma" w:hAnsi="Tahoma" w:eastAsia="Tahoma" w:cs="Tahoma"/>
+            <w:vAlign w:val="center"/>
+          </w:tcPr>
+          <w:p>
+            <w:pPr>
+              <w:spacing w:after="0" w:line="240" w:lineRule="auto"/>
+              <w:rPr>
+                <w:rFonts w:ascii="Tahoma" w:eastAsia="Tahoma" w:hAnsi="Tahoma" w:cs="Tahoma"/>
+                <w:color w:val="000000"/>
+                <w:sz w:val="18"/>
+                <w:szCs w:val="18"/>
+              </w:rPr>
+            </w:pPr>
+            <w:r>
+              <w:rPr>
+                <w:rFonts w:ascii="Tahoma" w:eastAsia="Tahoma" w:hAnsi="Tahoma" w:cs="Tahoma"/>
                 <w:sz w:val="18"/>
                 <w:szCs w:val="18"/>
               </w:rPr>
@@ -951,7 +989,7 @@
           </w:p>
         </w:tc>
       </w:tr>
-      <w:tr xmlns:wp14="http://schemas.microsoft.com/office/word/2010/wordml" wp14:textId="77777777">
+      <w:tr>
         <w:trPr>
           <w:trHeight w:val="288"/>
         </w:trPr>
@@ -964,23 +1002,21 @@
               <w:bottom w:val="nil"/>
               <w:right w:val="nil"/>
             </w:tcBorders>
-            <w:shd w:val="clear" w:color="auto" w:fill="auto"/>
-            <w:tcMar/>
-            <w:vAlign w:val="center"/>
-          </w:tcPr>
-          <w:p wp14:textId="77777777">
-            <w:pPr>
-              <w:spacing w:after="0" w:line="240" w:lineRule="auto"/>
-              <w:rPr>
-                <w:rFonts w:ascii="Tahoma" w:hAnsi="Tahoma" w:eastAsia="Tahoma" w:cs="Tahoma"/>
-                <w:color w:val="000000"/>
-                <w:sz w:val="18"/>
-                <w:szCs w:val="18"/>
-              </w:rPr>
-            </w:pPr>
-            <w:r>
-              <w:rPr>
-                <w:rFonts w:ascii="Tahoma" w:hAnsi="Tahoma" w:eastAsia="Tahoma" w:cs="Tahoma"/>
+            <w:vAlign w:val="center"/>
+          </w:tcPr>
+          <w:p>
+            <w:pPr>
+              <w:spacing w:after="0" w:line="240" w:lineRule="auto"/>
+              <w:rPr>
+                <w:rFonts w:ascii="Tahoma" w:eastAsia="Tahoma" w:hAnsi="Tahoma" w:cs="Tahoma"/>
+                <w:color w:val="000000"/>
+                <w:sz w:val="18"/>
+                <w:szCs w:val="18"/>
+              </w:rPr>
+            </w:pPr>
+            <w:r>
+              <w:rPr>
+                <w:rFonts w:ascii="Tahoma" w:eastAsia="Tahoma" w:hAnsi="Tahoma" w:cs="Tahoma"/>
                 <w:color w:val="000000"/>
                 <w:sz w:val="18"/>
                 <w:szCs w:val="18"/>
@@ -998,23 +1034,21 @@
               <w:bottom w:val="nil"/>
               <w:right w:val="nil"/>
             </w:tcBorders>
-            <w:shd w:val="clear" w:color="auto" w:fill="auto"/>
-            <w:tcMar/>
-            <w:vAlign w:val="center"/>
-          </w:tcPr>
-          <w:p wp14:textId="77777777">
-            <w:pPr>
-              <w:spacing w:after="0" w:line="240" w:lineRule="auto"/>
-              <w:rPr>
-                <w:rFonts w:ascii="Tahoma" w:hAnsi="Tahoma" w:eastAsia="Tahoma" w:cs="Tahoma"/>
-                <w:color w:val="000000"/>
-                <w:sz w:val="18"/>
-                <w:szCs w:val="18"/>
-              </w:rPr>
-            </w:pPr>
-            <w:r>
-              <w:rPr>
-                <w:rFonts w:ascii="Tahoma" w:hAnsi="Tahoma" w:eastAsia="Tahoma" w:cs="Tahoma"/>
+            <w:vAlign w:val="center"/>
+          </w:tcPr>
+          <w:p>
+            <w:pPr>
+              <w:spacing w:after="0" w:line="240" w:lineRule="auto"/>
+              <w:rPr>
+                <w:rFonts w:ascii="Tahoma" w:eastAsia="Tahoma" w:hAnsi="Tahoma" w:cs="Tahoma"/>
+                <w:color w:val="000000"/>
+                <w:sz w:val="18"/>
+                <w:szCs w:val="18"/>
+              </w:rPr>
+            </w:pPr>
+            <w:r>
+              <w:rPr>
+                <w:rFonts w:ascii="Tahoma" w:eastAsia="Tahoma" w:hAnsi="Tahoma" w:cs="Tahoma"/>
                 <w:sz w:val="18"/>
                 <w:szCs w:val="18"/>
               </w:rPr>
@@ -1023,7 +1057,7 @@
           </w:p>
         </w:tc>
       </w:tr>
-      <w:tr xmlns:wp14="http://schemas.microsoft.com/office/word/2010/wordml" wp14:textId="77777777">
+      <w:tr>
         <w:trPr>
           <w:trHeight w:val="288"/>
         </w:trPr>
@@ -1036,23 +1070,21 @@
               <w:bottom w:val="nil"/>
               <w:right w:val="nil"/>
             </w:tcBorders>
-            <w:shd w:val="clear" w:color="auto" w:fill="auto"/>
-            <w:tcMar/>
-            <w:vAlign w:val="center"/>
-          </w:tcPr>
-          <w:p wp14:textId="77777777">
-            <w:pPr>
-              <w:spacing w:after="0" w:line="240" w:lineRule="auto"/>
-              <w:rPr>
-                <w:rFonts w:ascii="Tahoma" w:hAnsi="Tahoma" w:eastAsia="Tahoma" w:cs="Tahoma"/>
-                <w:color w:val="000000"/>
-                <w:sz w:val="18"/>
-                <w:szCs w:val="18"/>
-              </w:rPr>
-            </w:pPr>
-            <w:r>
-              <w:rPr>
-                <w:rFonts w:ascii="Tahoma" w:hAnsi="Tahoma" w:eastAsia="Tahoma" w:cs="Tahoma"/>
+            <w:vAlign w:val="center"/>
+          </w:tcPr>
+          <w:p>
+            <w:pPr>
+              <w:spacing w:after="0" w:line="240" w:lineRule="auto"/>
+              <w:rPr>
+                <w:rFonts w:ascii="Tahoma" w:eastAsia="Tahoma" w:hAnsi="Tahoma" w:cs="Tahoma"/>
+                <w:color w:val="000000"/>
+                <w:sz w:val="18"/>
+                <w:szCs w:val="18"/>
+              </w:rPr>
+            </w:pPr>
+            <w:r>
+              <w:rPr>
+                <w:rFonts w:ascii="Tahoma" w:eastAsia="Tahoma" w:hAnsi="Tahoma" w:cs="Tahoma"/>
                 <w:color w:val="000000"/>
                 <w:sz w:val="18"/>
                 <w:szCs w:val="18"/>
@@ -1070,32 +1102,48 @@
               <w:bottom w:val="nil"/>
               <w:right w:val="nil"/>
             </w:tcBorders>
-            <w:shd w:val="clear" w:color="auto" w:fill="auto"/>
-            <w:tcMar/>
-            <w:vAlign w:val="center"/>
-          </w:tcPr>
-          <w:p wp14:textId="77777777">
-            <w:pPr>
-              <w:spacing w:after="0" w:line="240" w:lineRule="auto"/>
-              <w:rPr>
-                <w:rFonts w:ascii="Tahoma" w:hAnsi="Tahoma" w:eastAsia="Tahoma" w:cs="Tahoma"/>
-                <w:color w:val="000000"/>
-                <w:sz w:val="18"/>
-                <w:szCs w:val="18"/>
-              </w:rPr>
-            </w:pPr>
-            <w:r>
-              <w:rPr>
-                <w:rFonts w:ascii="Tahoma" w:hAnsi="Tahoma" w:eastAsia="Tahoma" w:cs="Tahoma"/>
-                <w:sz w:val="18"/>
-                <w:szCs w:val="18"/>
-              </w:rPr>
-              <w:t>{trailer}</w:t>
+            <w:vAlign w:val="center"/>
+          </w:tcPr>
+          <w:p>
+            <w:pPr>
+              <w:spacing w:after="0" w:line="240" w:lineRule="auto"/>
+              <w:rPr>
+                <w:rFonts w:ascii="Tahoma" w:eastAsia="Tahoma" w:hAnsi="Tahoma" w:cs="Tahoma"/>
+                <w:color w:val="000000"/>
+                <w:sz w:val="18"/>
+                <w:szCs w:val="18"/>
+              </w:rPr>
+            </w:pPr>
+            <w:r>
+              <w:rPr>
+                <w:rFonts w:ascii="Tahoma" w:eastAsia="Tahoma" w:hAnsi="Tahoma" w:cs="Tahoma"/>
+                <w:sz w:val="18"/>
+                <w:szCs w:val="18"/>
+              </w:rPr>
+              <w:t>{</w:t>
+            </w:r>
+            <w:proofErr w:type="spellStart"/>
+            <w:r>
+              <w:rPr>
+                <w:rFonts w:ascii="Tahoma" w:eastAsia="Tahoma" w:hAnsi="Tahoma" w:cs="Tahoma"/>
+                <w:sz w:val="18"/>
+                <w:szCs w:val="18"/>
+              </w:rPr>
+              <w:t>trailer</w:t>
+            </w:r>
+            <w:proofErr w:type="spellEnd"/>
+            <w:r>
+              <w:rPr>
+                <w:rFonts w:ascii="Tahoma" w:eastAsia="Tahoma" w:hAnsi="Tahoma" w:cs="Tahoma"/>
+                <w:sz w:val="18"/>
+                <w:szCs w:val="18"/>
+              </w:rPr>
+              <w:t>}</w:t>
             </w:r>
           </w:p>
         </w:tc>
       </w:tr>
-      <w:tr xmlns:wp14="http://schemas.microsoft.com/office/word/2010/wordml" wp14:textId="77777777">
+      <w:tr>
         <w:trPr>
           <w:trHeight w:val="288"/>
         </w:trPr>
@@ -1108,23 +1156,21 @@
               <w:bottom w:val="nil"/>
               <w:right w:val="nil"/>
             </w:tcBorders>
-            <w:shd w:val="clear" w:color="auto" w:fill="auto"/>
-            <w:tcMar/>
-            <w:vAlign w:val="center"/>
-          </w:tcPr>
-          <w:p wp14:textId="77777777">
-            <w:pPr>
-              <w:spacing w:after="0" w:line="240" w:lineRule="auto"/>
-              <w:rPr>
-                <w:rFonts w:ascii="Tahoma" w:hAnsi="Tahoma" w:eastAsia="Tahoma" w:cs="Tahoma"/>
-                <w:color w:val="000000"/>
-                <w:sz w:val="18"/>
-                <w:szCs w:val="18"/>
-              </w:rPr>
-            </w:pPr>
-            <w:r>
-              <w:rPr>
-                <w:rFonts w:ascii="Tahoma" w:hAnsi="Tahoma" w:eastAsia="Tahoma" w:cs="Tahoma"/>
+            <w:vAlign w:val="center"/>
+          </w:tcPr>
+          <w:p>
+            <w:pPr>
+              <w:spacing w:after="0" w:line="240" w:lineRule="auto"/>
+              <w:rPr>
+                <w:rFonts w:ascii="Tahoma" w:eastAsia="Tahoma" w:hAnsi="Tahoma" w:cs="Tahoma"/>
+                <w:color w:val="000000"/>
+                <w:sz w:val="18"/>
+                <w:szCs w:val="18"/>
+              </w:rPr>
+            </w:pPr>
+            <w:r>
+              <w:rPr>
+                <w:rFonts w:ascii="Tahoma" w:eastAsia="Tahoma" w:hAnsi="Tahoma" w:cs="Tahoma"/>
                 <w:color w:val="000000"/>
                 <w:sz w:val="18"/>
                 <w:szCs w:val="18"/>
@@ -1142,23 +1188,21 @@
               <w:bottom w:val="nil"/>
               <w:right w:val="nil"/>
             </w:tcBorders>
-            <w:shd w:val="clear" w:color="auto" w:fill="auto"/>
-            <w:tcMar/>
-            <w:vAlign w:val="center"/>
-          </w:tcPr>
-          <w:p wp14:textId="77777777">
-            <w:pPr>
-              <w:spacing w:after="0" w:line="240" w:lineRule="auto"/>
-              <w:rPr>
-                <w:rFonts w:ascii="Tahoma" w:hAnsi="Tahoma" w:eastAsia="Tahoma" w:cs="Tahoma"/>
-                <w:color w:val="000000"/>
-                <w:sz w:val="18"/>
-                <w:szCs w:val="18"/>
-              </w:rPr>
-            </w:pPr>
-            <w:r>
-              <w:rPr>
-                <w:rFonts w:ascii="Tahoma" w:hAnsi="Tahoma" w:eastAsia="Tahoma" w:cs="Tahoma"/>
+            <w:vAlign w:val="center"/>
+          </w:tcPr>
+          <w:p>
+            <w:pPr>
+              <w:spacing w:after="0" w:line="240" w:lineRule="auto"/>
+              <w:rPr>
+                <w:rFonts w:ascii="Tahoma" w:eastAsia="Tahoma" w:hAnsi="Tahoma" w:cs="Tahoma"/>
+                <w:color w:val="000000"/>
+                <w:sz w:val="18"/>
+                <w:szCs w:val="18"/>
+              </w:rPr>
+            </w:pPr>
+            <w:r>
+              <w:rPr>
+                <w:rFonts w:ascii="Tahoma" w:eastAsia="Tahoma" w:hAnsi="Tahoma" w:cs="Tahoma"/>
                 <w:sz w:val="18"/>
                 <w:szCs w:val="18"/>
               </w:rPr>
@@ -1167,7 +1211,7 @@
           </w:p>
         </w:tc>
       </w:tr>
-      <w:tr xmlns:wp14="http://schemas.microsoft.com/office/word/2010/wordml" wp14:textId="77777777">
+      <w:tr>
         <w:trPr>
           <w:trHeight w:val="288"/>
         </w:trPr>
@@ -1180,23 +1224,21 @@
               <w:bottom w:val="nil"/>
               <w:right w:val="nil"/>
             </w:tcBorders>
-            <w:shd w:val="clear" w:color="auto" w:fill="auto"/>
-            <w:tcMar/>
-            <w:vAlign w:val="center"/>
-          </w:tcPr>
-          <w:p wp14:textId="77777777">
-            <w:pPr>
-              <w:spacing w:after="0" w:line="240" w:lineRule="auto"/>
-              <w:rPr>
-                <w:rFonts w:ascii="Tahoma" w:hAnsi="Tahoma" w:eastAsia="Tahoma" w:cs="Tahoma"/>
-                <w:color w:val="000000"/>
-                <w:sz w:val="18"/>
-                <w:szCs w:val="18"/>
-              </w:rPr>
-            </w:pPr>
-            <w:r>
-              <w:rPr>
-                <w:rFonts w:ascii="Tahoma" w:hAnsi="Tahoma" w:eastAsia="Tahoma" w:cs="Tahoma"/>
+            <w:vAlign w:val="center"/>
+          </w:tcPr>
+          <w:p>
+            <w:pPr>
+              <w:spacing w:after="0" w:line="240" w:lineRule="auto"/>
+              <w:rPr>
+                <w:rFonts w:ascii="Tahoma" w:eastAsia="Tahoma" w:hAnsi="Tahoma" w:cs="Tahoma"/>
+                <w:color w:val="000000"/>
+                <w:sz w:val="18"/>
+                <w:szCs w:val="18"/>
+              </w:rPr>
+            </w:pPr>
+            <w:r>
+              <w:rPr>
+                <w:rFonts w:ascii="Tahoma" w:eastAsia="Tahoma" w:hAnsi="Tahoma" w:cs="Tahoma"/>
                 <w:color w:val="000000"/>
                 <w:sz w:val="18"/>
                 <w:szCs w:val="18"/>
@@ -1205,7 +1247,7 @@
             </w:r>
             <w:r>
               <w:rPr>
-                <w:rFonts w:ascii="Aptos" w:hAnsi="Aptos" w:eastAsia="Aptos" w:cs="Aptos"/>
+                <w:rFonts w:ascii="Aptos" w:eastAsia="Aptos" w:hAnsi="Aptos" w:cs="Aptos"/>
                 <w:color w:val="000000"/>
                 <w:sz w:val="18"/>
                 <w:szCs w:val="18"/>
@@ -1223,23 +1265,21 @@
               <w:bottom w:val="nil"/>
               <w:right w:val="nil"/>
             </w:tcBorders>
-            <w:shd w:val="clear" w:color="auto" w:fill="auto"/>
-            <w:tcMar/>
-            <w:vAlign w:val="center"/>
-          </w:tcPr>
-          <w:p wp14:textId="77777777">
-            <w:pPr>
-              <w:spacing w:after="0" w:line="240" w:lineRule="auto"/>
-              <w:rPr>
-                <w:rFonts w:ascii="Tahoma" w:hAnsi="Tahoma" w:eastAsia="Tahoma" w:cs="Tahoma"/>
-                <w:color w:val="000000"/>
-                <w:sz w:val="18"/>
-                <w:szCs w:val="18"/>
-              </w:rPr>
-            </w:pPr>
-            <w:r>
-              <w:rPr>
-                <w:rFonts w:ascii="Tahoma" w:hAnsi="Tahoma" w:eastAsia="Tahoma" w:cs="Tahoma"/>
+            <w:vAlign w:val="center"/>
+          </w:tcPr>
+          <w:p>
+            <w:pPr>
+              <w:spacing w:after="0" w:line="240" w:lineRule="auto"/>
+              <w:rPr>
+                <w:rFonts w:ascii="Tahoma" w:eastAsia="Tahoma" w:hAnsi="Tahoma" w:cs="Tahoma"/>
+                <w:color w:val="000000"/>
+                <w:sz w:val="18"/>
+                <w:szCs w:val="18"/>
+              </w:rPr>
+            </w:pPr>
+            <w:r>
+              <w:rPr>
+                <w:rFonts w:ascii="Tahoma" w:eastAsia="Tahoma" w:hAnsi="Tahoma" w:cs="Tahoma"/>
                 <w:sz w:val="18"/>
                 <w:szCs w:val="18"/>
               </w:rPr>
@@ -1248,7 +1288,7 @@
           </w:p>
         </w:tc>
       </w:tr>
-      <w:tr xmlns:wp14="http://schemas.microsoft.com/office/word/2010/wordml" wp14:textId="77777777">
+      <w:tr>
         <w:trPr>
           <w:trHeight w:val="288"/>
         </w:trPr>
@@ -1261,23 +1301,21 @@
               <w:bottom w:val="nil"/>
               <w:right w:val="nil"/>
             </w:tcBorders>
-            <w:shd w:val="clear" w:color="auto" w:fill="auto"/>
-            <w:tcMar/>
-            <w:vAlign w:val="center"/>
-          </w:tcPr>
-          <w:p wp14:textId="77777777">
-            <w:pPr>
-              <w:spacing w:after="0" w:line="240" w:lineRule="auto"/>
-              <w:rPr>
-                <w:rFonts w:ascii="Tahoma" w:hAnsi="Tahoma" w:eastAsia="Tahoma" w:cs="Tahoma"/>
-                <w:color w:val="000000"/>
-                <w:sz w:val="18"/>
-                <w:szCs w:val="18"/>
-              </w:rPr>
-            </w:pPr>
-            <w:r>
-              <w:rPr>
-                <w:rFonts w:ascii="Tahoma" w:hAnsi="Tahoma" w:eastAsia="Tahoma" w:cs="Tahoma"/>
+            <w:vAlign w:val="center"/>
+          </w:tcPr>
+          <w:p>
+            <w:pPr>
+              <w:spacing w:after="0" w:line="240" w:lineRule="auto"/>
+              <w:rPr>
+                <w:rFonts w:ascii="Tahoma" w:eastAsia="Tahoma" w:hAnsi="Tahoma" w:cs="Tahoma"/>
+                <w:color w:val="000000"/>
+                <w:sz w:val="18"/>
+                <w:szCs w:val="18"/>
+              </w:rPr>
+            </w:pPr>
+            <w:r>
+              <w:rPr>
+                <w:rFonts w:ascii="Tahoma" w:eastAsia="Tahoma" w:hAnsi="Tahoma" w:cs="Tahoma"/>
                 <w:color w:val="000000"/>
                 <w:sz w:val="18"/>
                 <w:szCs w:val="18"/>
@@ -1295,23 +1333,21 @@
               <w:bottom w:val="nil"/>
               <w:right w:val="nil"/>
             </w:tcBorders>
-            <w:shd w:val="clear" w:color="auto" w:fill="auto"/>
-            <w:tcMar/>
-            <w:vAlign w:val="center"/>
-          </w:tcPr>
-          <w:p wp14:textId="77777777">
-            <w:pPr>
-              <w:spacing w:after="0" w:line="240" w:lineRule="auto"/>
-              <w:rPr>
-                <w:rFonts w:ascii="Tahoma" w:hAnsi="Tahoma" w:eastAsia="Tahoma" w:cs="Tahoma"/>
-                <w:color w:val="000000"/>
-                <w:sz w:val="18"/>
-                <w:szCs w:val="18"/>
-              </w:rPr>
-            </w:pPr>
-            <w:r>
-              <w:rPr>
-                <w:rFonts w:ascii="Tahoma" w:hAnsi="Tahoma" w:eastAsia="Tahoma" w:cs="Tahoma"/>
+            <w:vAlign w:val="center"/>
+          </w:tcPr>
+          <w:p>
+            <w:pPr>
+              <w:spacing w:after="0" w:line="240" w:lineRule="auto"/>
+              <w:rPr>
+                <w:rFonts w:ascii="Tahoma" w:eastAsia="Tahoma" w:hAnsi="Tahoma" w:cs="Tahoma"/>
+                <w:color w:val="000000"/>
+                <w:sz w:val="18"/>
+                <w:szCs w:val="18"/>
+              </w:rPr>
+            </w:pPr>
+            <w:r>
+              <w:rPr>
+                <w:rFonts w:ascii="Tahoma" w:eastAsia="Tahoma" w:hAnsi="Tahoma" w:cs="Tahoma"/>
                 <w:sz w:val="18"/>
                 <w:szCs w:val="18"/>
               </w:rPr>
@@ -1320,7 +1356,7 @@
           </w:p>
         </w:tc>
       </w:tr>
-      <w:tr xmlns:wp14="http://schemas.microsoft.com/office/word/2010/wordml" wp14:textId="77777777">
+      <w:tr>
         <w:trPr>
           <w:trHeight w:val="288"/>
         </w:trPr>
@@ -1333,23 +1369,21 @@
               <w:bottom w:val="nil"/>
               <w:right w:val="nil"/>
             </w:tcBorders>
-            <w:shd w:val="clear" w:color="auto" w:fill="auto"/>
-            <w:tcMar/>
-            <w:vAlign w:val="center"/>
-          </w:tcPr>
-          <w:p wp14:textId="77777777">
-            <w:pPr>
-              <w:spacing w:after="0" w:line="240" w:lineRule="auto"/>
-              <w:rPr>
-                <w:rFonts w:ascii="Tahoma" w:hAnsi="Tahoma" w:eastAsia="Tahoma" w:cs="Tahoma"/>
-                <w:color w:val="000000"/>
-                <w:sz w:val="18"/>
-                <w:szCs w:val="18"/>
-              </w:rPr>
-            </w:pPr>
-            <w:r>
-              <w:rPr>
-                <w:rFonts w:ascii="Tahoma" w:hAnsi="Tahoma" w:eastAsia="Tahoma" w:cs="Tahoma"/>
+            <w:vAlign w:val="center"/>
+          </w:tcPr>
+          <w:p>
+            <w:pPr>
+              <w:spacing w:after="0" w:line="240" w:lineRule="auto"/>
+              <w:rPr>
+                <w:rFonts w:ascii="Tahoma" w:eastAsia="Tahoma" w:hAnsi="Tahoma" w:cs="Tahoma"/>
+                <w:color w:val="000000"/>
+                <w:sz w:val="18"/>
+                <w:szCs w:val="18"/>
+              </w:rPr>
+            </w:pPr>
+            <w:r>
+              <w:rPr>
+                <w:rFonts w:ascii="Tahoma" w:eastAsia="Tahoma" w:hAnsi="Tahoma" w:cs="Tahoma"/>
                 <w:color w:val="000000"/>
                 <w:sz w:val="18"/>
                 <w:szCs w:val="18"/>
@@ -1367,23 +1401,21 @@
               <w:bottom w:val="nil"/>
               <w:right w:val="nil"/>
             </w:tcBorders>
-            <w:shd w:val="clear" w:color="auto" w:fill="auto"/>
-            <w:tcMar/>
-            <w:vAlign w:val="center"/>
-          </w:tcPr>
-          <w:p wp14:textId="77777777">
-            <w:pPr>
-              <w:spacing w:after="0" w:line="240" w:lineRule="auto"/>
-              <w:rPr>
-                <w:rFonts w:ascii="Tahoma" w:hAnsi="Tahoma" w:eastAsia="Tahoma" w:cs="Tahoma"/>
-                <w:color w:val="000000"/>
-                <w:sz w:val="18"/>
-                <w:szCs w:val="18"/>
-              </w:rPr>
-            </w:pPr>
-            <w:r>
-              <w:rPr>
-                <w:rFonts w:ascii="Tahoma" w:hAnsi="Tahoma" w:eastAsia="Tahoma" w:cs="Tahoma"/>
+            <w:vAlign w:val="center"/>
+          </w:tcPr>
+          <w:p>
+            <w:pPr>
+              <w:spacing w:after="0" w:line="240" w:lineRule="auto"/>
+              <w:rPr>
+                <w:rFonts w:ascii="Tahoma" w:eastAsia="Tahoma" w:hAnsi="Tahoma" w:cs="Tahoma"/>
+                <w:color w:val="000000"/>
+                <w:sz w:val="18"/>
+                <w:szCs w:val="18"/>
+              </w:rPr>
+            </w:pPr>
+            <w:r>
+              <w:rPr>
+                <w:rFonts w:ascii="Tahoma" w:eastAsia="Tahoma" w:hAnsi="Tahoma" w:cs="Tahoma"/>
                 <w:sz w:val="18"/>
                 <w:szCs w:val="18"/>
               </w:rPr>
@@ -1392,7 +1424,7 @@
           </w:p>
         </w:tc>
       </w:tr>
-      <w:tr xmlns:wp14="http://schemas.microsoft.com/office/word/2010/wordml" wp14:textId="77777777">
+      <w:tr>
         <w:trPr>
           <w:trHeight w:val="288"/>
         </w:trPr>
@@ -1405,23 +1437,21 @@
               <w:bottom w:val="nil"/>
               <w:right w:val="nil"/>
             </w:tcBorders>
-            <w:shd w:val="clear" w:color="auto" w:fill="auto"/>
-            <w:tcMar/>
-            <w:vAlign w:val="center"/>
-          </w:tcPr>
-          <w:p wp14:textId="77777777">
-            <w:pPr>
-              <w:spacing w:after="0" w:line="240" w:lineRule="auto"/>
-              <w:rPr>
-                <w:rFonts w:ascii="Tahoma" w:hAnsi="Tahoma" w:eastAsia="Tahoma" w:cs="Tahoma"/>
-                <w:color w:val="000000"/>
-                <w:sz w:val="18"/>
-                <w:szCs w:val="18"/>
-              </w:rPr>
-            </w:pPr>
-            <w:r>
-              <w:rPr>
-                <w:rFonts w:ascii="Tahoma" w:hAnsi="Tahoma" w:eastAsia="Tahoma" w:cs="Tahoma"/>
+            <w:vAlign w:val="center"/>
+          </w:tcPr>
+          <w:p>
+            <w:pPr>
+              <w:spacing w:after="0" w:line="240" w:lineRule="auto"/>
+              <w:rPr>
+                <w:rFonts w:ascii="Tahoma" w:eastAsia="Tahoma" w:hAnsi="Tahoma" w:cs="Tahoma"/>
+                <w:color w:val="000000"/>
+                <w:sz w:val="18"/>
+                <w:szCs w:val="18"/>
+              </w:rPr>
+            </w:pPr>
+            <w:r>
+              <w:rPr>
+                <w:rFonts w:ascii="Tahoma" w:eastAsia="Tahoma" w:hAnsi="Tahoma" w:cs="Tahoma"/>
                 <w:color w:val="000000"/>
                 <w:sz w:val="18"/>
                 <w:szCs w:val="18"/>
@@ -1439,23 +1469,21 @@
               <w:bottom w:val="nil"/>
               <w:right w:val="nil"/>
             </w:tcBorders>
-            <w:shd w:val="clear" w:color="auto" w:fill="auto"/>
-            <w:tcMar/>
-            <w:vAlign w:val="center"/>
-          </w:tcPr>
-          <w:p wp14:textId="77777777">
-            <w:pPr>
-              <w:spacing w:after="0" w:line="240" w:lineRule="auto"/>
-              <w:rPr>
-                <w:rFonts w:ascii="Tahoma" w:hAnsi="Tahoma" w:eastAsia="Tahoma" w:cs="Tahoma"/>
-                <w:color w:val="000000"/>
-                <w:sz w:val="18"/>
-                <w:szCs w:val="18"/>
-              </w:rPr>
-            </w:pPr>
-            <w:r>
-              <w:rPr>
-                <w:rFonts w:ascii="Tahoma" w:hAnsi="Tahoma" w:eastAsia="Tahoma" w:cs="Tahoma"/>
+            <w:vAlign w:val="center"/>
+          </w:tcPr>
+          <w:p>
+            <w:pPr>
+              <w:spacing w:after="0" w:line="240" w:lineRule="auto"/>
+              <w:rPr>
+                <w:rFonts w:ascii="Tahoma" w:eastAsia="Tahoma" w:hAnsi="Tahoma" w:cs="Tahoma"/>
+                <w:color w:val="000000"/>
+                <w:sz w:val="18"/>
+                <w:szCs w:val="18"/>
+              </w:rPr>
+            </w:pPr>
+            <w:r>
+              <w:rPr>
+                <w:rFonts w:ascii="Tahoma" w:eastAsia="Tahoma" w:hAnsi="Tahoma" w:cs="Tahoma"/>
                 <w:color w:val="000000"/>
                 <w:sz w:val="18"/>
                 <w:szCs w:val="18"/>
@@ -1465,7 +1493,7 @@
           </w:p>
         </w:tc>
       </w:tr>
-      <w:tr xmlns:wp14="http://schemas.microsoft.com/office/word/2010/wordml" wp14:textId="77777777">
+      <w:tr>
         <w:trPr>
           <w:trHeight w:val="288"/>
         </w:trPr>
@@ -1478,23 +1506,21 @@
               <w:bottom w:val="nil"/>
               <w:right w:val="nil"/>
             </w:tcBorders>
-            <w:shd w:val="clear" w:color="auto" w:fill="auto"/>
-            <w:tcMar/>
-            <w:vAlign w:val="center"/>
-          </w:tcPr>
-          <w:p wp14:textId="77777777">
-            <w:pPr>
-              <w:spacing w:after="0" w:line="240" w:lineRule="auto"/>
-              <w:rPr>
-                <w:rFonts w:ascii="Tahoma" w:hAnsi="Tahoma" w:eastAsia="Tahoma" w:cs="Tahoma"/>
-                <w:color w:val="000000"/>
-                <w:sz w:val="18"/>
-                <w:szCs w:val="18"/>
-              </w:rPr>
-            </w:pPr>
-            <w:r>
-              <w:rPr>
-                <w:rFonts w:ascii="Tahoma" w:hAnsi="Tahoma" w:eastAsia="Tahoma" w:cs="Tahoma"/>
+            <w:vAlign w:val="center"/>
+          </w:tcPr>
+          <w:p>
+            <w:pPr>
+              <w:spacing w:after="0" w:line="240" w:lineRule="auto"/>
+              <w:rPr>
+                <w:rFonts w:ascii="Tahoma" w:eastAsia="Tahoma" w:hAnsi="Tahoma" w:cs="Tahoma"/>
+                <w:color w:val="000000"/>
+                <w:sz w:val="18"/>
+                <w:szCs w:val="18"/>
+              </w:rPr>
+            </w:pPr>
+            <w:r>
+              <w:rPr>
+                <w:rFonts w:ascii="Tahoma" w:eastAsia="Tahoma" w:hAnsi="Tahoma" w:cs="Tahoma"/>
                 <w:color w:val="000000"/>
                 <w:sz w:val="18"/>
                 <w:szCs w:val="18"/>
@@ -1512,23 +1538,21 @@
               <w:bottom w:val="nil"/>
               <w:right w:val="nil"/>
             </w:tcBorders>
-            <w:shd w:val="clear" w:color="auto" w:fill="auto"/>
-            <w:tcMar/>
-            <w:vAlign w:val="center"/>
-          </w:tcPr>
-          <w:p wp14:textId="77777777">
-            <w:pPr>
-              <w:spacing w:after="0" w:line="240" w:lineRule="auto"/>
-              <w:rPr>
-                <w:rFonts w:ascii="Tahoma" w:hAnsi="Tahoma" w:eastAsia="Tahoma" w:cs="Tahoma"/>
-                <w:color w:val="000000"/>
-                <w:sz w:val="18"/>
-                <w:szCs w:val="18"/>
-              </w:rPr>
-            </w:pPr>
-            <w:r>
-              <w:rPr>
-                <w:rFonts w:ascii="Tahoma" w:hAnsi="Tahoma" w:eastAsia="Tahoma" w:cs="Tahoma"/>
+            <w:vAlign w:val="center"/>
+          </w:tcPr>
+          <w:p>
+            <w:pPr>
+              <w:spacing w:after="0" w:line="240" w:lineRule="auto"/>
+              <w:rPr>
+                <w:rFonts w:ascii="Tahoma" w:eastAsia="Tahoma" w:hAnsi="Tahoma" w:cs="Tahoma"/>
+                <w:color w:val="000000"/>
+                <w:sz w:val="18"/>
+                <w:szCs w:val="18"/>
+              </w:rPr>
+            </w:pPr>
+            <w:r>
+              <w:rPr>
+                <w:rFonts w:ascii="Tahoma" w:eastAsia="Tahoma" w:hAnsi="Tahoma" w:cs="Tahoma"/>
                 <w:color w:val="000000"/>
                 <w:sz w:val="18"/>
                 <w:szCs w:val="18"/>
@@ -1538,7 +1562,7 @@
           </w:p>
         </w:tc>
       </w:tr>
-      <w:tr xmlns:wp14="http://schemas.microsoft.com/office/word/2010/wordml" wp14:textId="77777777">
+      <w:tr>
         <w:trPr>
           <w:trHeight w:val="288"/>
         </w:trPr>
@@ -1551,23 +1575,21 @@
               <w:bottom w:val="nil"/>
               <w:right w:val="nil"/>
             </w:tcBorders>
-            <w:shd w:val="clear" w:color="auto" w:fill="auto"/>
-            <w:tcMar/>
-            <w:vAlign w:val="center"/>
-          </w:tcPr>
-          <w:p wp14:textId="77777777">
-            <w:pPr>
-              <w:spacing w:after="0" w:line="240" w:lineRule="auto"/>
-              <w:rPr>
-                <w:rFonts w:ascii="Tahoma" w:hAnsi="Tahoma" w:eastAsia="Tahoma" w:cs="Tahoma"/>
-                <w:color w:val="000000"/>
-                <w:sz w:val="18"/>
-                <w:szCs w:val="18"/>
-              </w:rPr>
-            </w:pPr>
-            <w:r>
-              <w:rPr>
-                <w:rFonts w:ascii="Tahoma" w:hAnsi="Tahoma" w:eastAsia="Tahoma" w:cs="Tahoma"/>
+            <w:vAlign w:val="center"/>
+          </w:tcPr>
+          <w:p>
+            <w:pPr>
+              <w:spacing w:after="0" w:line="240" w:lineRule="auto"/>
+              <w:rPr>
+                <w:rFonts w:ascii="Tahoma" w:eastAsia="Tahoma" w:hAnsi="Tahoma" w:cs="Tahoma"/>
+                <w:color w:val="000000"/>
+                <w:sz w:val="18"/>
+                <w:szCs w:val="18"/>
+              </w:rPr>
+            </w:pPr>
+            <w:r>
+              <w:rPr>
+                <w:rFonts w:ascii="Tahoma" w:eastAsia="Tahoma" w:hAnsi="Tahoma" w:cs="Tahoma"/>
                 <w:color w:val="000000"/>
                 <w:sz w:val="18"/>
                 <w:szCs w:val="18"/>
@@ -1585,23 +1607,21 @@
               <w:bottom w:val="nil"/>
               <w:right w:val="nil"/>
             </w:tcBorders>
-            <w:shd w:val="clear" w:color="auto" w:fill="auto"/>
-            <w:tcMar/>
-            <w:vAlign w:val="center"/>
-          </w:tcPr>
-          <w:p wp14:textId="77777777">
-            <w:pPr>
-              <w:spacing w:after="0" w:line="240" w:lineRule="auto"/>
-              <w:rPr>
-                <w:rFonts w:ascii="Tahoma" w:hAnsi="Tahoma" w:eastAsia="Tahoma" w:cs="Tahoma"/>
-                <w:color w:val="000000"/>
-                <w:sz w:val="18"/>
-                <w:szCs w:val="18"/>
-              </w:rPr>
-            </w:pPr>
-            <w:r>
-              <w:rPr>
-                <w:rFonts w:ascii="Tahoma" w:hAnsi="Tahoma" w:eastAsia="Tahoma" w:cs="Tahoma"/>
+            <w:vAlign w:val="center"/>
+          </w:tcPr>
+          <w:p>
+            <w:pPr>
+              <w:spacing w:after="0" w:line="240" w:lineRule="auto"/>
+              <w:rPr>
+                <w:rFonts w:ascii="Tahoma" w:eastAsia="Tahoma" w:hAnsi="Tahoma" w:cs="Tahoma"/>
+                <w:color w:val="000000"/>
+                <w:sz w:val="18"/>
+                <w:szCs w:val="18"/>
+              </w:rPr>
+            </w:pPr>
+            <w:r>
+              <w:rPr>
+                <w:rFonts w:ascii="Tahoma" w:eastAsia="Tahoma" w:hAnsi="Tahoma" w:cs="Tahoma"/>
                 <w:sz w:val="18"/>
                 <w:szCs w:val="18"/>
               </w:rPr>
@@ -1609,7 +1629,7 @@
             </w:r>
             <w:r>
               <w:rPr>
-                <w:rFonts w:ascii="Tahoma" w:hAnsi="Tahoma" w:eastAsia="Tahoma" w:cs="Tahoma"/>
+                <w:rFonts w:ascii="Tahoma" w:eastAsia="Tahoma" w:hAnsi="Tahoma" w:cs="Tahoma"/>
                 <w:color w:val="000000"/>
                 <w:sz w:val="18"/>
                 <w:szCs w:val="18"/>
@@ -1620,11 +1640,11 @@
         </w:tc>
       </w:tr>
     </w:tbl>
-    <w:p xmlns:wp14="http://schemas.microsoft.com/office/word/2010/wordml" wp14:textId="77777777">
+    <w:p>
       <w:pPr>
         <w:spacing w:after="0" w:line="240" w:lineRule="auto"/>
         <w:rPr>
-          <w:rFonts w:ascii="Tahoma" w:hAnsi="Tahoma" w:eastAsia="Tahoma" w:cs="Tahoma"/>
+          <w:rFonts w:ascii="Tahoma" w:eastAsia="Tahoma" w:hAnsi="Tahoma" w:cs="Tahoma"/>
           <w:color w:val="000000"/>
           <w:sz w:val="18"/>
           <w:szCs w:val="18"/>
@@ -1632,7 +1652,7 @@
       </w:pPr>
       <w:r>
         <w:rPr>
-          <w:rFonts w:ascii="Tahoma" w:hAnsi="Tahoma" w:eastAsia="Tahoma" w:cs="Tahoma"/>
+          <w:rFonts w:ascii="Tahoma" w:eastAsia="Tahoma" w:hAnsi="Tahoma" w:cs="Tahoma"/>
           <w:color w:val="000000"/>
           <w:sz w:val="18"/>
           <w:szCs w:val="18"/>
@@ -1640,12 +1660,12 @@
         <w:t>ALCANCE POR LA VUCE SI X NO _</w:t>
       </w:r>
     </w:p>
-    <w:p xmlns:wp14="http://schemas.microsoft.com/office/word/2010/wordml" wp14:textId="77777777">
+    <w:p>
       <w:pPr>
         <w:spacing w:after="0" w:line="240" w:lineRule="auto"/>
         <w:jc w:val="both"/>
         <w:rPr>
-          <w:rFonts w:ascii="Tahoma" w:hAnsi="Tahoma" w:eastAsia="Tahoma" w:cs="Tahoma"/>
+          <w:rFonts w:ascii="Tahoma" w:eastAsia="Tahoma" w:hAnsi="Tahoma" w:cs="Tahoma"/>
           <w:color w:val="000000"/>
           <w:sz w:val="18"/>
           <w:szCs w:val="18"/>
@@ -1653,39 +1673,30 @@
       </w:pPr>
       <w:r>
         <w:rPr>
-          <w:rFonts w:ascii="Tahoma" w:hAnsi="Tahoma" w:eastAsia="Tahoma" w:cs="Tahoma"/>
+          <w:rFonts w:ascii="Tahoma" w:eastAsia="Tahoma" w:hAnsi="Tahoma" w:cs="Tahoma"/>
           <w:color w:val="000000"/>
           <w:sz w:val="18"/>
           <w:szCs w:val="18"/>
         </w:rPr>
-        <w:t>Nos hacemos responsables por el contenido de esta carga ante las autoridades colombianas, extranjeras y ante el transportador en caso que se encuentren sustancias o elementos narcóticos, explosivos ilícitos ò prohibidos (estipulados en las normas internacionales a excepción de aquellos que expresamente se han declarado como tal), armas o partes de ellas, municiones, material de guerra o sus partes u otros elementos que no cumplan con las obligaciones legales establecidas para este tipo de carga, siempre que</w:t>
-      </w:r>
-      <w:r>
-        <w:rPr>
-          <w:rFonts w:ascii="Tahoma" w:hAnsi="Tahoma" w:eastAsia="Tahoma" w:cs="Tahoma"/>
-          <w:color w:val="000000"/>
-          <w:sz w:val="18"/>
-          <w:szCs w:val="18"/>
-        </w:rPr>
-        <w:t xml:space="preserve"> se conserve sus empaques, características y sellos originales con las que sea entregada al transportador. El embarque ha sido preparado en lugares con óptimas condiciones de seguridad y protegido de toda intervención ilícita durante su preparación, embalaje, almacenamiento y transporte hacia las instalaciones Portuarias y cumple con todos los requisitos exigidos por la ley.</w:t>
+        <w:t>Nos hacemos responsables por el contenido de esta carga ante las autoridades colombianas, extranjeras y ante el transportador en caso que se encuentren sustancias o elementos narcóticos, explosivos ilícitos ò prohibidos (estipulados en las normas internacionales a excepción de aquellos que expresamente se han declarado como tal), armas o partes de ellas, municiones, material de guerra o sus partes u otros elementos que no cumplan con las obligaciones legales establecidas para este tipo de carga, siempre que se conserve sus empaques, características y sellos originales con las que sea entregada al transportador. El embarque ha sido preparado en lugares con óptimas condiciones de seguridad y protegido de toda intervención ilícita durante su preparación, embalaje, almacenamiento y transporte hacia las instalaciones Portuarias y cumple con todos los requisitos exigidos por la ley.</w:t>
       </w:r>
     </w:p>
-    <w:p xmlns:wp14="http://schemas.microsoft.com/office/word/2010/wordml" wp14:textId="77777777">
+    <w:p>
       <w:pPr>
         <w:spacing w:after="0" w:line="240" w:lineRule="auto"/>
         <w:rPr>
-          <w:rFonts w:ascii="Tahoma" w:hAnsi="Tahoma" w:eastAsia="Tahoma" w:cs="Tahoma"/>
+          <w:rFonts w:ascii="Tahoma" w:eastAsia="Tahoma" w:hAnsi="Tahoma" w:cs="Tahoma"/>
           <w:color w:val="000000"/>
           <w:sz w:val="18"/>
           <w:szCs w:val="18"/>
         </w:rPr>
       </w:pPr>
     </w:p>
-    <w:p xmlns:wp14="http://schemas.microsoft.com/office/word/2010/wordml" wp14:textId="77777777">
+    <w:p>
       <w:pPr>
         <w:spacing w:after="0" w:line="240" w:lineRule="auto"/>
         <w:rPr>
-          <w:rFonts w:ascii="Tahoma" w:hAnsi="Tahoma" w:eastAsia="Tahoma" w:cs="Tahoma"/>
+          <w:rFonts w:ascii="Tahoma" w:eastAsia="Tahoma" w:hAnsi="Tahoma" w:cs="Tahoma"/>
           <w:color w:val="000000"/>
           <w:sz w:val="18"/>
           <w:szCs w:val="18"/>
@@ -1693,7 +1704,7 @@
       </w:pPr>
       <w:r>
         <w:rPr>
-          <w:rFonts w:ascii="Tahoma" w:hAnsi="Tahoma" w:eastAsia="Tahoma" w:cs="Tahoma"/>
+          <w:rFonts w:ascii="Tahoma" w:eastAsia="Tahoma" w:hAnsi="Tahoma" w:cs="Tahoma"/>
           <w:color w:val="000000"/>
           <w:sz w:val="18"/>
           <w:szCs w:val="18"/>
@@ -1701,21 +1712,21 @@
         <w:t>Atentamente,</w:t>
       </w:r>
     </w:p>
-    <w:p xmlns:wp14="http://schemas.microsoft.com/office/word/2010/wordml" wp14:textId="77777777">
+    <w:p>
       <w:pPr>
         <w:spacing w:after="0" w:line="240" w:lineRule="auto"/>
         <w:rPr>
-          <w:rFonts w:ascii="Tahoma" w:hAnsi="Tahoma" w:eastAsia="Tahoma" w:cs="Tahoma"/>
+          <w:rFonts w:ascii="Tahoma" w:eastAsia="Tahoma" w:hAnsi="Tahoma" w:cs="Tahoma"/>
           <w:sz w:val="20"/>
           <w:szCs w:val="20"/>
         </w:rPr>
       </w:pPr>
     </w:p>
-    <w:p xmlns:wp14="http://schemas.microsoft.com/office/word/2010/wordml" wp14:textId="77777777">
+    <w:p>
       <w:pPr>
         <w:spacing w:after="0" w:line="240" w:lineRule="auto"/>
         <w:rPr>
-          <w:rFonts w:ascii="Tahoma" w:hAnsi="Tahoma" w:eastAsia="Tahoma" w:cs="Tahoma"/>
+          <w:rFonts w:ascii="Tahoma" w:eastAsia="Tahoma" w:hAnsi="Tahoma" w:cs="Tahoma"/>
           <w:b/>
           <w:color w:val="333333"/>
           <w:sz w:val="20"/>
@@ -1724,7 +1735,7 @@
       </w:pPr>
       <w:r>
         <w:rPr>
-          <w:rFonts w:ascii="Tahoma" w:hAnsi="Tahoma" w:eastAsia="Tahoma" w:cs="Tahoma"/>
+          <w:rFonts w:ascii="Tahoma" w:eastAsia="Tahoma" w:hAnsi="Tahoma" w:cs="Tahoma"/>
           <w:b/>
           <w:noProof/>
           <w:color w:val="333333"/>
@@ -1732,7 +1743,7 @@
           <w:szCs w:val="20"/>
         </w:rPr>
         <w:drawing>
-          <wp:inline xmlns:wp14="http://schemas.microsoft.com/office/word/2010/wordprocessingDrawing" distT="0" distB="0" distL="0" distR="0" wp14:anchorId="006E2D17" wp14:editId="7777777">
+          <wp:inline distT="0" distB="0" distL="0" distR="0" wp14:anchorId="006E2D17" wp14:editId="07777777">
             <wp:extent cx="1495689" cy="530188"/>
             <wp:effectExtent l="0" t="0" r="0" b="0"/>
             <wp:docPr id="3" name="image2.jpg" descr="E:\Nueva carpeta\w. doc escaneados\Firma.jpg"/>
@@ -1768,11 +1779,11 @@
         </w:drawing>
       </w:r>
     </w:p>
-    <w:p xmlns:wp14="http://schemas.microsoft.com/office/word/2010/wordml" wp14:textId="77777777">
+    <w:p>
       <w:pPr>
         <w:spacing w:after="0" w:line="240" w:lineRule="auto"/>
         <w:rPr>
-          <w:rFonts w:ascii="Tahoma" w:hAnsi="Tahoma" w:eastAsia="Tahoma" w:cs="Tahoma"/>
+          <w:rFonts w:ascii="Tahoma" w:eastAsia="Tahoma" w:hAnsi="Tahoma" w:cs="Tahoma"/>
           <w:color w:val="000000"/>
           <w:sz w:val="20"/>
           <w:szCs w:val="20"/>
@@ -1780,7 +1791,7 @@
       </w:pPr>
       <w:r>
         <w:rPr>
-          <w:rFonts w:ascii="Tahoma" w:hAnsi="Tahoma" w:eastAsia="Tahoma" w:cs="Tahoma"/>
+          <w:rFonts w:ascii="Tahoma" w:eastAsia="Tahoma" w:hAnsi="Tahoma" w:cs="Tahoma"/>
           <w:color w:val="000000"/>
           <w:sz w:val="20"/>
           <w:szCs w:val="20"/>
@@ -1791,9 +1802,11 @@
     <w:sectPr>
       <w:headerReference w:type="even" r:id="rId8"/>
       <w:headerReference w:type="default" r:id="rId9"/>
-      <w:footerReference w:type="default" r:id="rId10"/>
-      <w:headerReference w:type="first" r:id="rId11"/>
-      <w:pgSz w:w="12240" w:h="15840" w:orient="portrait"/>
+      <w:footerReference w:type="even" r:id="rId10"/>
+      <w:footerReference w:type="default" r:id="rId11"/>
+      <w:headerReference w:type="first" r:id="rId12"/>
+      <w:footerReference w:type="first" r:id="rId13"/>
+      <w:pgSz w:w="12240" w:h="15840"/>
       <w:pgMar w:top="1417" w:right="1183" w:bottom="1417" w:left="1701" w:header="708" w:footer="708" w:gutter="0"/>
       <w:pgNumType w:start="1"/>
       <w:cols w:space="720"/>
@@ -1803,9 +1816,9 @@
 </file>
 
 <file path=word/endnotes.xml><?xml version="1.0" encoding="utf-8"?>
-<w:endnotes xmlns:wpc="http://schemas.microsoft.com/office/word/2010/wordprocessingCanvas" xmlns:cx="http://schemas.microsoft.com/office/drawing/2014/chartex" xmlns:cx1="http://schemas.microsoft.com/office/drawing/2015/9/8/chartex" xmlns:cx2="http://schemas.microsoft.com/office/drawing/2015/10/21/chartex" xmlns:cx3="http://schemas.microsoft.com/office/drawing/2016/5/9/chartex" xmlns:cx4="http://schemas.microsoft.com/office/drawing/2016/5/10/chartex" xmlns:cx5="http://schemas.microsoft.com/office/drawing/2016/5/11/chartex" xmlns:cx6="http://schemas.microsoft.com/office/drawing/2016/5/12/chartex" xmlns:cx7="http://schemas.microsoft.com/office/drawing/2016/5/13/chartex" xmlns:cx8="http://schemas.microsoft.com/office/drawing/2016/5/14/chartex" xmlns:mc="http://schemas.openxmlformats.org/markup-compatibility/2006" xmlns:aink="http://schemas.microsoft.com/office/drawing/2016/ink" xmlns:am3d="http://schemas.microsoft.com/office/drawing/2017/model3d" xmlns:o="urn:schemas-microsoft-com:office:office" xmlns:oel="http://schemas.microsoft.com/office/2019/extlst" xmlns:r="http://schemas.openxmlformats.org/officeDocument/2006/relationships" xmlns:m="http://schemas.openxmlformats.org/officeDocument/2006/math" xmlns:v="urn:schemas-microsoft-com:vml" xmlns:wp14="http://schemas.microsoft.com/office/word/2010/wordprocessingDrawing" xmlns:wp="http://schemas.openxmlformats.org/drawingml/2006/wordprocessingDrawing" xmlns:w10="urn:schemas-microsoft-com:office:word" xmlns:w="http://schemas.openxmlformats.org/wordprocessingml/2006/main" xmlns:w14="http://schemas.microsoft.com/office/word/2010/wordml" xmlns:w15="http://schemas.microsoft.com/office/word/2012/wordml" xmlns:w16cex="http://schemas.microsoft.com/office/word/2018/wordml/cex" xmlns:w16cid="http://schemas.microsoft.com/office/word/2016/wordml/cid" xmlns:w16="http://schemas.microsoft.com/office/word/2018/wordml" xmlns:w16du="http://schemas.microsoft.com/office/word/2023/wordml/word16du" xmlns:w16sdtdh="http://schemas.microsoft.com/office/word/2020/wordml/sdtdatahash" xmlns:w16se="http://schemas.microsoft.com/office/word/2015/wordml/symex" xmlns:wpg="http://schemas.microsoft.com/office/word/2010/wordprocessingGroup" xmlns:wpi="http://schemas.microsoft.com/office/word/2010/wordprocessingInk" xmlns:wne="http://schemas.microsoft.com/office/word/2006/wordml" xmlns:wps="http://schemas.microsoft.com/office/word/2010/wordprocessingShape" mc:Ignorable="w14 w15 w16se w16cid w16 w16cex w16sdtdh w16du wp14">
+<w:endnotes xmlns:wpc="http://schemas.microsoft.com/office/word/2010/wordprocessingCanvas" xmlns:cx="http://schemas.microsoft.com/office/drawing/2014/chartex" xmlns:cx1="http://schemas.microsoft.com/office/drawing/2015/9/8/chartex" xmlns:cx2="http://schemas.microsoft.com/office/drawing/2015/10/21/chartex" xmlns:cx3="http://schemas.microsoft.com/office/drawing/2016/5/9/chartex" xmlns:cx4="http://schemas.microsoft.com/office/drawing/2016/5/10/chartex" xmlns:cx5="http://schemas.microsoft.com/office/drawing/2016/5/11/chartex" xmlns:cx6="http://schemas.microsoft.com/office/drawing/2016/5/12/chartex" xmlns:cx7="http://schemas.microsoft.com/office/drawing/2016/5/13/chartex" xmlns:cx8="http://schemas.microsoft.com/office/drawing/2016/5/14/chartex" xmlns:mc="http://schemas.openxmlformats.org/markup-compatibility/2006" xmlns:aink="http://schemas.microsoft.com/office/drawing/2016/ink" xmlns:am3d="http://schemas.microsoft.com/office/drawing/2017/model3d" xmlns:o="urn:schemas-microsoft-com:office:office" xmlns:oel="http://schemas.microsoft.com/office/2019/extlst" xmlns:r="http://schemas.openxmlformats.org/officeDocument/2006/relationships" xmlns:m="http://schemas.openxmlformats.org/officeDocument/2006/math" xmlns:v="urn:schemas-microsoft-com:vml" xmlns:wp14="http://schemas.microsoft.com/office/word/2010/wordprocessingDrawing" xmlns:wp="http://schemas.openxmlformats.org/drawingml/2006/wordprocessingDrawing" xmlns:w10="urn:schemas-microsoft-com:office:word" xmlns:w="http://schemas.openxmlformats.org/wordprocessingml/2006/main" xmlns:w14="http://schemas.microsoft.com/office/word/2010/wordml" xmlns:w15="http://schemas.microsoft.com/office/word/2012/wordml" xmlns:w16cex="http://schemas.microsoft.com/office/word/2018/wordml/cex" xmlns:w16cid="http://schemas.microsoft.com/office/word/2016/wordml/cid" xmlns:w16="http://schemas.microsoft.com/office/word/2018/wordml" xmlns:w16du="http://schemas.microsoft.com/office/word/2023/wordml/word16du" xmlns:w16sdtdh="http://schemas.microsoft.com/office/word/2020/wordml/sdtdatahash" xmlns:w16sdtfl="http://schemas.microsoft.com/office/word/2024/wordml/sdtformatlock" xmlns:w16se="http://schemas.microsoft.com/office/word/2015/wordml/symex" xmlns:wpg="http://schemas.microsoft.com/office/word/2010/wordprocessingGroup" xmlns:wpi="http://schemas.microsoft.com/office/word/2010/wordprocessingInk" xmlns:wne="http://schemas.microsoft.com/office/word/2006/wordml" xmlns:wps="http://schemas.microsoft.com/office/word/2010/wordprocessingShape" mc:Ignorable="w14 w15 w16se w16cid w16 w16cex w16sdtdh w16sdtfl w16du wp14">
   <w:endnote w:type="separator" w:id="-1">
-    <w:p xmlns:wp14="http://schemas.microsoft.com/office/word/2010/wordml" wp14:textId="77777777">
+    <w:p>
       <w:pPr>
         <w:spacing w:after="0" w:line="240" w:lineRule="auto"/>
       </w:pPr>
@@ -1815,7 +1828,7 @@
     </w:p>
   </w:endnote>
   <w:endnote w:type="continuationSeparator" w:id="0">
-    <w:p xmlns:wp14="http://schemas.microsoft.com/office/word/2010/wordml" wp14:textId="77777777">
+    <w:p>
       <w:pPr>
         <w:spacing w:after="0" w:line="240" w:lineRule="auto"/>
       </w:pPr>
@@ -1828,11 +1841,21 @@
 </file>
 
 <file path=word/footer1.xml><?xml version="1.0" encoding="utf-8"?>
-<w:ftr xmlns:wpc="http://schemas.microsoft.com/office/word/2010/wordprocessingCanvas" xmlns:cx="http://schemas.microsoft.com/office/drawing/2014/chartex" xmlns:cx1="http://schemas.microsoft.com/office/drawing/2015/9/8/chartex" xmlns:cx2="http://schemas.microsoft.com/office/drawing/2015/10/21/chartex" xmlns:cx3="http://schemas.microsoft.com/office/drawing/2016/5/9/chartex" xmlns:cx4="http://schemas.microsoft.com/office/drawing/2016/5/10/chartex" xmlns:cx5="http://schemas.microsoft.com/office/drawing/2016/5/11/chartex" xmlns:cx6="http://schemas.microsoft.com/office/drawing/2016/5/12/chartex" xmlns:cx7="http://schemas.microsoft.com/office/drawing/2016/5/13/chartex" xmlns:cx8="http://schemas.microsoft.com/office/drawing/2016/5/14/chartex" xmlns:mc="http://schemas.openxmlformats.org/markup-compatibility/2006" xmlns:aink="http://schemas.microsoft.com/office/drawing/2016/ink" xmlns:am3d="http://schemas.microsoft.com/office/drawing/2017/model3d" xmlns:o="urn:schemas-microsoft-com:office:office" xmlns:oel="http://schemas.microsoft.com/office/2019/extlst" xmlns:r="http://schemas.openxmlformats.org/officeDocument/2006/relationships" xmlns:m="http://schemas.openxmlformats.org/officeDocument/2006/math" xmlns:v="urn:schemas-microsoft-com:vml" xmlns:wp14="http://schemas.microsoft.com/office/word/2010/wordprocessingDrawing" xmlns:wp="http://schemas.openxmlformats.org/drawingml/2006/wordprocessingDrawing" xmlns:w10="urn:schemas-microsoft-com:office:word" xmlns:w="http://schemas.openxmlformats.org/wordprocessingml/2006/main" xmlns:w14="http://schemas.microsoft.com/office/word/2010/wordml" xmlns:w15="http://schemas.microsoft.com/office/word/2012/wordml" xmlns:w16cex="http://schemas.microsoft.com/office/word/2018/wordml/cex" xmlns:w16cid="http://schemas.microsoft.com/office/word/2016/wordml/cid" xmlns:w16="http://schemas.microsoft.com/office/word/2018/wordml" xmlns:w16du="http://schemas.microsoft.com/office/word/2023/wordml/word16du" xmlns:w16sdtdh="http://schemas.microsoft.com/office/word/2020/wordml/sdtdatahash" xmlns:w16se="http://schemas.microsoft.com/office/word/2015/wordml/symex" xmlns:wpg="http://schemas.microsoft.com/office/word/2010/wordprocessingGroup" xmlns:wpi="http://schemas.microsoft.com/office/word/2010/wordprocessingInk" xmlns:wne="http://schemas.microsoft.com/office/word/2006/wordml" xmlns:wps="http://schemas.microsoft.com/office/word/2010/wordprocessingShape" mc:Ignorable="w14 w15 w16se w16cid w16 w16cex w16sdtdh w16du wp14">
-  <w:p xmlns:wp14="http://schemas.microsoft.com/office/word/2010/wordml" wp14:textId="77777777">
+<w:ftr xmlns:wpc="http://schemas.microsoft.com/office/word/2010/wordprocessingCanvas" xmlns:cx="http://schemas.microsoft.com/office/drawing/2014/chartex" xmlns:cx1="http://schemas.microsoft.com/office/drawing/2015/9/8/chartex" xmlns:cx2="http://schemas.microsoft.com/office/drawing/2015/10/21/chartex" xmlns:cx3="http://schemas.microsoft.com/office/drawing/2016/5/9/chartex" xmlns:cx4="http://schemas.microsoft.com/office/drawing/2016/5/10/chartex" xmlns:cx5="http://schemas.microsoft.com/office/drawing/2016/5/11/chartex" xmlns:cx6="http://schemas.microsoft.com/office/drawing/2016/5/12/chartex" xmlns:cx7="http://schemas.microsoft.com/office/drawing/2016/5/13/chartex" xmlns:cx8="http://schemas.microsoft.com/office/drawing/2016/5/14/chartex" xmlns:mc="http://schemas.openxmlformats.org/markup-compatibility/2006" xmlns:aink="http://schemas.microsoft.com/office/drawing/2016/ink" xmlns:am3d="http://schemas.microsoft.com/office/drawing/2017/model3d" xmlns:o="urn:schemas-microsoft-com:office:office" xmlns:oel="http://schemas.microsoft.com/office/2019/extlst" xmlns:r="http://schemas.openxmlformats.org/officeDocument/2006/relationships" xmlns:m="http://schemas.openxmlformats.org/officeDocument/2006/math" xmlns:v="urn:schemas-microsoft-com:vml" xmlns:wp14="http://schemas.microsoft.com/office/word/2010/wordprocessingDrawing" xmlns:wp="http://schemas.openxmlformats.org/drawingml/2006/wordprocessingDrawing" xmlns:w10="urn:schemas-microsoft-com:office:word" xmlns:w="http://schemas.openxmlformats.org/wordprocessingml/2006/main" xmlns:w14="http://schemas.microsoft.com/office/word/2010/wordml" xmlns:w15="http://schemas.microsoft.com/office/word/2012/wordml" xmlns:w16cex="http://schemas.microsoft.com/office/word/2018/wordml/cex" xmlns:w16cid="http://schemas.microsoft.com/office/word/2016/wordml/cid" xmlns:w16="http://schemas.microsoft.com/office/word/2018/wordml" xmlns:w16du="http://schemas.microsoft.com/office/word/2023/wordml/word16du" xmlns:w16sdtdh="http://schemas.microsoft.com/office/word/2020/wordml/sdtdatahash" xmlns:w16sdtfl="http://schemas.microsoft.com/office/word/2024/wordml/sdtformatlock" xmlns:w16se="http://schemas.microsoft.com/office/word/2015/wordml/symex" xmlns:wpg="http://schemas.microsoft.com/office/word/2010/wordprocessingGroup" xmlns:wpi="http://schemas.microsoft.com/office/word/2010/wordprocessingInk" xmlns:wne="http://schemas.microsoft.com/office/word/2006/wordml" xmlns:wps="http://schemas.microsoft.com/office/word/2010/wordprocessingShape" mc:Ignorable="w14 w15 w16se w16cid w16 w16cex w16sdtdh w16sdtfl w16du wp14">
+  <w:p>
+    <w:pPr>
+      <w:pStyle w:val="Piedepgina"/>
+    </w:pPr>
+  </w:p>
+</w:ftr>
+</file>
+
+<file path=word/footer2.xml><?xml version="1.0" encoding="utf-8"?>
+<w:ftr xmlns:wpc="http://schemas.microsoft.com/office/word/2010/wordprocessingCanvas" xmlns:cx="http://schemas.microsoft.com/office/drawing/2014/chartex" xmlns:cx1="http://schemas.microsoft.com/office/drawing/2015/9/8/chartex" xmlns:cx2="http://schemas.microsoft.com/office/drawing/2015/10/21/chartex" xmlns:cx3="http://schemas.microsoft.com/office/drawing/2016/5/9/chartex" xmlns:cx4="http://schemas.microsoft.com/office/drawing/2016/5/10/chartex" xmlns:cx5="http://schemas.microsoft.com/office/drawing/2016/5/11/chartex" xmlns:cx6="http://schemas.microsoft.com/office/drawing/2016/5/12/chartex" xmlns:cx7="http://schemas.microsoft.com/office/drawing/2016/5/13/chartex" xmlns:cx8="http://schemas.microsoft.com/office/drawing/2016/5/14/chartex" xmlns:mc="http://schemas.openxmlformats.org/markup-compatibility/2006" xmlns:aink="http://schemas.microsoft.com/office/drawing/2016/ink" xmlns:am3d="http://schemas.microsoft.com/office/drawing/2017/model3d" xmlns:o="urn:schemas-microsoft-com:office:office" xmlns:oel="http://schemas.microsoft.com/office/2019/extlst" xmlns:r="http://schemas.openxmlformats.org/officeDocument/2006/relationships" xmlns:m="http://schemas.openxmlformats.org/officeDocument/2006/math" xmlns:v="urn:schemas-microsoft-com:vml" xmlns:wp14="http://schemas.microsoft.com/office/word/2010/wordprocessingDrawing" xmlns:wp="http://schemas.openxmlformats.org/drawingml/2006/wordprocessingDrawing" xmlns:w10="urn:schemas-microsoft-com:office:word" xmlns:w="http://schemas.openxmlformats.org/wordprocessingml/2006/main" xmlns:w14="http://schemas.microsoft.com/office/word/2010/wordml" xmlns:w15="http://schemas.microsoft.com/office/word/2012/wordml" xmlns:w16cex="http://schemas.microsoft.com/office/word/2018/wordml/cex" xmlns:w16cid="http://schemas.microsoft.com/office/word/2016/wordml/cid" xmlns:w16="http://schemas.microsoft.com/office/word/2018/wordml" xmlns:w16du="http://schemas.microsoft.com/office/word/2023/wordml/word16du" xmlns:w16sdtdh="http://schemas.microsoft.com/office/word/2020/wordml/sdtdatahash" xmlns:w16sdtfl="http://schemas.microsoft.com/office/word/2024/wordml/sdtformatlock" xmlns:w16se="http://schemas.microsoft.com/office/word/2015/wordml/symex" xmlns:wpg="http://schemas.microsoft.com/office/word/2010/wordprocessingGroup" xmlns:wpi="http://schemas.microsoft.com/office/word/2010/wordprocessingInk" xmlns:wne="http://schemas.microsoft.com/office/word/2006/wordml" xmlns:wps="http://schemas.microsoft.com/office/word/2010/wordprocessingShape" mc:Ignorable="w14 w15 w16se w16cid w16 w16cex w16sdtdh w16sdtfl w16du wp14">
+  <w:p>
     <w:pPr>
       <w:pBdr>
-        <w:top w:val="single" w:color="A5A5A5" w:sz="4" w:space="1"/>
+        <w:top w:val="single" w:sz="4" w:space="1" w:color="A5A5A5"/>
       </w:pBdr>
       <w:tabs>
         <w:tab w:val="center" w:pos="4419"/>
@@ -1842,16 +1865,13 @@
       <w:jc w:val="center"/>
     </w:pPr>
     <w:r>
-      <w:t>Carrera 6ª Km 1 Vía el Caimo, Galería de los Plátanos Bodega 16 Armenia</w:t>
-    </w:r>
-    <w:r>
-      <w:t xml:space="preserve"> (Quindío) Celular 304 576 4804</w:t>
+      <w:t>Carrera 6ª Km 1 Vía el Caimo, Galería de los Plátanos Bodega 16 Armenia (Quindío) Celular 304 576 4804</w:t>
     </w:r>
   </w:p>
-  <w:p xmlns:wp14="http://schemas.microsoft.com/office/word/2010/wordml" wp14:textId="77777777">
+  <w:p>
     <w:pPr>
       <w:pBdr>
-        <w:top w:val="single" w:color="A5A5A5" w:sz="4" w:space="1"/>
+        <w:top w:val="single" w:sz="4" w:space="1" w:color="A5A5A5"/>
       </w:pBdr>
       <w:tabs>
         <w:tab w:val="center" w:pos="4419"/>
@@ -1860,8 +1880,13 @@
       <w:spacing w:after="0" w:line="240" w:lineRule="auto"/>
       <w:jc w:val="center"/>
     </w:pPr>
+    <w:proofErr w:type="gramStart"/>
     <w:r>
-      <w:t xml:space="preserve">www.celifrut.com  -  </w:t>
+      <w:t>www.celifrut.com  -</w:t>
+    </w:r>
+    <w:proofErr w:type="gramEnd"/>
+    <w:r>
+      <w:t xml:space="preserve">  </w:t>
     </w:r>
     <w:hyperlink r:id="rId1">
       <w:r>
@@ -1873,7 +1898,7 @@
       </w:r>
     </w:hyperlink>
   </w:p>
-  <w:p xmlns:wp14="http://schemas.microsoft.com/office/word/2010/wordml" wp14:textId="77777777">
+  <w:p>
     <w:pPr>
       <w:pBdr>
         <w:top w:val="nil"/>
@@ -1895,10 +1920,20 @@
 </w:ftr>
 </file>
 
+<file path=word/footer3.xml><?xml version="1.0" encoding="utf-8"?>
+<w:ftr xmlns:wpc="http://schemas.microsoft.com/office/word/2010/wordprocessingCanvas" xmlns:cx="http://schemas.microsoft.com/office/drawing/2014/chartex" xmlns:cx1="http://schemas.microsoft.com/office/drawing/2015/9/8/chartex" xmlns:cx2="http://schemas.microsoft.com/office/drawing/2015/10/21/chartex" xmlns:cx3="http://schemas.microsoft.com/office/drawing/2016/5/9/chartex" xmlns:cx4="http://schemas.microsoft.com/office/drawing/2016/5/10/chartex" xmlns:cx5="http://schemas.microsoft.com/office/drawing/2016/5/11/chartex" xmlns:cx6="http://schemas.microsoft.com/office/drawing/2016/5/12/chartex" xmlns:cx7="http://schemas.microsoft.com/office/drawing/2016/5/13/chartex" xmlns:cx8="http://schemas.microsoft.com/office/drawing/2016/5/14/chartex" xmlns:mc="http://schemas.openxmlformats.org/markup-compatibility/2006" xmlns:aink="http://schemas.microsoft.com/office/drawing/2016/ink" xmlns:am3d="http://schemas.microsoft.com/office/drawing/2017/model3d" xmlns:o="urn:schemas-microsoft-com:office:office" xmlns:oel="http://schemas.microsoft.com/office/2019/extlst" xmlns:r="http://schemas.openxmlformats.org/officeDocument/2006/relationships" xmlns:m="http://schemas.openxmlformats.org/officeDocument/2006/math" xmlns:v="urn:schemas-microsoft-com:vml" xmlns:wp14="http://schemas.microsoft.com/office/word/2010/wordprocessingDrawing" xmlns:wp="http://schemas.openxmlformats.org/drawingml/2006/wordprocessingDrawing" xmlns:w10="urn:schemas-microsoft-com:office:word" xmlns:w="http://schemas.openxmlformats.org/wordprocessingml/2006/main" xmlns:w14="http://schemas.microsoft.com/office/word/2010/wordml" xmlns:w15="http://schemas.microsoft.com/office/word/2012/wordml" xmlns:w16cex="http://schemas.microsoft.com/office/word/2018/wordml/cex" xmlns:w16cid="http://schemas.microsoft.com/office/word/2016/wordml/cid" xmlns:w16="http://schemas.microsoft.com/office/word/2018/wordml" xmlns:w16du="http://schemas.microsoft.com/office/word/2023/wordml/word16du" xmlns:w16sdtdh="http://schemas.microsoft.com/office/word/2020/wordml/sdtdatahash" xmlns:w16sdtfl="http://schemas.microsoft.com/office/word/2024/wordml/sdtformatlock" xmlns:w16se="http://schemas.microsoft.com/office/word/2015/wordml/symex" xmlns:wpg="http://schemas.microsoft.com/office/word/2010/wordprocessingGroup" xmlns:wpi="http://schemas.microsoft.com/office/word/2010/wordprocessingInk" xmlns:wne="http://schemas.microsoft.com/office/word/2006/wordml" xmlns:wps="http://schemas.microsoft.com/office/word/2010/wordprocessingShape" mc:Ignorable="w14 w15 w16se w16cid w16 w16cex w16sdtdh w16sdtfl w16du wp14">
+  <w:p>
+    <w:pPr>
+      <w:pStyle w:val="Piedepgina"/>
+    </w:pPr>
+  </w:p>
+</w:ftr>
+</file>
+
 <file path=word/footnotes.xml><?xml version="1.0" encoding="utf-8"?>
-<w:footnotes xmlns:wpc="http://schemas.microsoft.com/office/word/2010/wordprocessingCanvas" xmlns:cx="http://schemas.microsoft.com/office/drawing/2014/chartex" xmlns:cx1="http://schemas.microsoft.com/office/drawing/2015/9/8/chartex" xmlns:cx2="http://schemas.microsoft.com/office/drawing/2015/10/21/chartex" xmlns:cx3="http://schemas.microsoft.com/office/drawing/2016/5/9/chartex" xmlns:cx4="http://schemas.microsoft.com/office/drawing/2016/5/10/chartex" xmlns:cx5="http://schemas.microsoft.com/office/drawing/2016/5/11/chartex" xmlns:cx6="http://schemas.microsoft.com/office/drawing/2016/5/12/chartex" xmlns:cx7="http://schemas.microsoft.com/office/drawing/2016/5/13/chartex" xmlns:cx8="http://schemas.microsoft.com/office/drawing/2016/5/14/chartex" xmlns:mc="http://schemas.openxmlformats.org/markup-compatibility/2006" xmlns:aink="http://schemas.microsoft.com/office/drawing/2016/ink" xmlns:am3d="http://schemas.microsoft.com/office/drawing/2017/model3d" xmlns:o="urn:schemas-microsoft-com:office:office" xmlns:oel="http://schemas.microsoft.com/office/2019/extlst" xmlns:r="http://schemas.openxmlformats.org/officeDocument/2006/relationships" xmlns:m="http://schemas.openxmlformats.org/officeDocument/2006/math" xmlns:v="urn:schemas-microsoft-com:vml" xmlns:wp14="http://schemas.microsoft.com/office/word/2010/wordprocessingDrawing" xmlns:wp="http://schemas.openxmlformats.org/drawingml/2006/wordprocessingDrawing" xmlns:w10="urn:schemas-microsoft-com:office:word" xmlns:w="http://schemas.openxmlformats.org/wordprocessingml/2006/main" xmlns:w14="http://schemas.microsoft.com/office/word/2010/wordml" xmlns:w15="http://schemas.microsoft.com/office/word/2012/wordml" xmlns:w16cex="http://schemas.microsoft.com/office/word/2018/wordml/cex" xmlns:w16cid="http://schemas.microsoft.com/office/word/2016/wordml/cid" xmlns:w16="http://schemas.microsoft.com/office/word/2018/wordml" xmlns:w16du="http://schemas.microsoft.com/office/word/2023/wordml/word16du" xmlns:w16sdtdh="http://schemas.microsoft.com/office/word/2020/wordml/sdtdatahash" xmlns:w16se="http://schemas.microsoft.com/office/word/2015/wordml/symex" xmlns:wpg="http://schemas.microsoft.com/office/word/2010/wordprocessingGroup" xmlns:wpi="http://schemas.microsoft.com/office/word/2010/wordprocessingInk" xmlns:wne="http://schemas.microsoft.com/office/word/2006/wordml" xmlns:wps="http://schemas.microsoft.com/office/word/2010/wordprocessingShape" mc:Ignorable="w14 w15 w16se w16cid w16 w16cex w16sdtdh w16du wp14">
+<w:footnotes xmlns:wpc="http://schemas.microsoft.com/office/word/2010/wordprocessingCanvas" xmlns:cx="http://schemas.microsoft.com/office/drawing/2014/chartex" xmlns:cx1="http://schemas.microsoft.com/office/drawing/2015/9/8/chartex" xmlns:cx2="http://schemas.microsoft.com/office/drawing/2015/10/21/chartex" xmlns:cx3="http://schemas.microsoft.com/office/drawing/2016/5/9/chartex" xmlns:cx4="http://schemas.microsoft.com/office/drawing/2016/5/10/chartex" xmlns:cx5="http://schemas.microsoft.com/office/drawing/2016/5/11/chartex" xmlns:cx6="http://schemas.microsoft.com/office/drawing/2016/5/12/chartex" xmlns:cx7="http://schemas.microsoft.com/office/drawing/2016/5/13/chartex" xmlns:cx8="http://schemas.microsoft.com/office/drawing/2016/5/14/chartex" xmlns:mc="http://schemas.openxmlformats.org/markup-compatibility/2006" xmlns:aink="http://schemas.microsoft.com/office/drawing/2016/ink" xmlns:am3d="http://schemas.microsoft.com/office/drawing/2017/model3d" xmlns:o="urn:schemas-microsoft-com:office:office" xmlns:oel="http://schemas.microsoft.com/office/2019/extlst" xmlns:r="http://schemas.openxmlformats.org/officeDocument/2006/relationships" xmlns:m="http://schemas.openxmlformats.org/officeDocument/2006/math" xmlns:v="urn:schemas-microsoft-com:vml" xmlns:wp14="http://schemas.microsoft.com/office/word/2010/wordprocessingDrawing" xmlns:wp="http://schemas.openxmlformats.org/drawingml/2006/wordprocessingDrawing" xmlns:w10="urn:schemas-microsoft-com:office:word" xmlns:w="http://schemas.openxmlformats.org/wordprocessingml/2006/main" xmlns:w14="http://schemas.microsoft.com/office/word/2010/wordml" xmlns:w15="http://schemas.microsoft.com/office/word/2012/wordml" xmlns:w16cex="http://schemas.microsoft.com/office/word/2018/wordml/cex" xmlns:w16cid="http://schemas.microsoft.com/office/word/2016/wordml/cid" xmlns:w16="http://schemas.microsoft.com/office/word/2018/wordml" xmlns:w16du="http://schemas.microsoft.com/office/word/2023/wordml/word16du" xmlns:w16sdtdh="http://schemas.microsoft.com/office/word/2020/wordml/sdtdatahash" xmlns:w16sdtfl="http://schemas.microsoft.com/office/word/2024/wordml/sdtformatlock" xmlns:w16se="http://schemas.microsoft.com/office/word/2015/wordml/symex" xmlns:wpg="http://schemas.microsoft.com/office/word/2010/wordprocessingGroup" xmlns:wpi="http://schemas.microsoft.com/office/word/2010/wordprocessingInk" xmlns:wne="http://schemas.microsoft.com/office/word/2006/wordml" xmlns:wps="http://schemas.microsoft.com/office/word/2010/wordprocessingShape" mc:Ignorable="w14 w15 w16se w16cid w16 w16cex w16sdtdh w16sdtfl w16du wp14">
   <w:footnote w:type="separator" w:id="-1">
-    <w:p xmlns:wp14="http://schemas.microsoft.com/office/word/2010/wordml" wp14:textId="77777777">
+    <w:p>
       <w:pPr>
         <w:spacing w:after="0" w:line="240" w:lineRule="auto"/>
       </w:pPr>
@@ -1908,7 +1943,7 @@
     </w:p>
   </w:footnote>
   <w:footnote w:type="continuationSeparator" w:id="0">
-    <w:p xmlns:wp14="http://schemas.microsoft.com/office/word/2010/wordml" wp14:textId="77777777">
+    <w:p>
       <w:pPr>
         <w:spacing w:after="0" w:line="240" w:lineRule="auto"/>
       </w:pPr>
@@ -1921,8 +1956,8 @@
 </file>
 
 <file path=word/header1.xml><?xml version="1.0" encoding="utf-8"?>
-<w:hdr xmlns:wpc="http://schemas.microsoft.com/office/word/2010/wordprocessingCanvas" xmlns:cx="http://schemas.microsoft.com/office/drawing/2014/chartex" xmlns:cx1="http://schemas.microsoft.com/office/drawing/2015/9/8/chartex" xmlns:cx2="http://schemas.microsoft.com/office/drawing/2015/10/21/chartex" xmlns:cx3="http://schemas.microsoft.com/office/drawing/2016/5/9/chartex" xmlns:cx4="http://schemas.microsoft.com/office/drawing/2016/5/10/chartex" xmlns:cx5="http://schemas.microsoft.com/office/drawing/2016/5/11/chartex" xmlns:cx6="http://schemas.microsoft.com/office/drawing/2016/5/12/chartex" xmlns:cx7="http://schemas.microsoft.com/office/drawing/2016/5/13/chartex" xmlns:cx8="http://schemas.microsoft.com/office/drawing/2016/5/14/chartex" xmlns:mc="http://schemas.openxmlformats.org/markup-compatibility/2006" xmlns:aink="http://schemas.microsoft.com/office/drawing/2016/ink" xmlns:am3d="http://schemas.microsoft.com/office/drawing/2017/model3d" xmlns:o="urn:schemas-microsoft-com:office:office" xmlns:oel="http://schemas.microsoft.com/office/2019/extlst" xmlns:r="http://schemas.openxmlformats.org/officeDocument/2006/relationships" xmlns:m="http://schemas.openxmlformats.org/officeDocument/2006/math" xmlns:v="urn:schemas-microsoft-com:vml" xmlns:wp14="http://schemas.microsoft.com/office/word/2010/wordprocessingDrawing" xmlns:wp="http://schemas.openxmlformats.org/drawingml/2006/wordprocessingDrawing" xmlns:w10="urn:schemas-microsoft-com:office:word" xmlns:w="http://schemas.openxmlformats.org/wordprocessingml/2006/main" xmlns:w14="http://schemas.microsoft.com/office/word/2010/wordml" xmlns:w15="http://schemas.microsoft.com/office/word/2012/wordml" xmlns:w16cex="http://schemas.microsoft.com/office/word/2018/wordml/cex" xmlns:w16cid="http://schemas.microsoft.com/office/word/2016/wordml/cid" xmlns:w16="http://schemas.microsoft.com/office/word/2018/wordml" xmlns:w16du="http://schemas.microsoft.com/office/word/2023/wordml/word16du" xmlns:w16sdtdh="http://schemas.microsoft.com/office/word/2020/wordml/sdtdatahash" xmlns:w16se="http://schemas.microsoft.com/office/word/2015/wordml/symex" xmlns:wpg="http://schemas.microsoft.com/office/word/2010/wordprocessingGroup" xmlns:wpi="http://schemas.microsoft.com/office/word/2010/wordprocessingInk" xmlns:wne="http://schemas.microsoft.com/office/word/2006/wordml" xmlns:wps="http://schemas.microsoft.com/office/word/2010/wordprocessingShape" mc:Ignorable="w14 w15 w16se w16cid w16 w16cex w16sdtdh w16du wp14">
-  <w:p xmlns:wp14="http://schemas.microsoft.com/office/word/2010/wordml" wp14:textId="77777777">
+<w:hdr xmlns:wpc="http://schemas.microsoft.com/office/word/2010/wordprocessingCanvas" xmlns:cx="http://schemas.microsoft.com/office/drawing/2014/chartex" xmlns:cx1="http://schemas.microsoft.com/office/drawing/2015/9/8/chartex" xmlns:cx2="http://schemas.microsoft.com/office/drawing/2015/10/21/chartex" xmlns:cx3="http://schemas.microsoft.com/office/drawing/2016/5/9/chartex" xmlns:cx4="http://schemas.microsoft.com/office/drawing/2016/5/10/chartex" xmlns:cx5="http://schemas.microsoft.com/office/drawing/2016/5/11/chartex" xmlns:cx6="http://schemas.microsoft.com/office/drawing/2016/5/12/chartex" xmlns:cx7="http://schemas.microsoft.com/office/drawing/2016/5/13/chartex" xmlns:cx8="http://schemas.microsoft.com/office/drawing/2016/5/14/chartex" xmlns:mc="http://schemas.openxmlformats.org/markup-compatibility/2006" xmlns:aink="http://schemas.microsoft.com/office/drawing/2016/ink" xmlns:am3d="http://schemas.microsoft.com/office/drawing/2017/model3d" xmlns:o="urn:schemas-microsoft-com:office:office" xmlns:oel="http://schemas.microsoft.com/office/2019/extlst" xmlns:r="http://schemas.openxmlformats.org/officeDocument/2006/relationships" xmlns:m="http://schemas.openxmlformats.org/officeDocument/2006/math" xmlns:v="urn:schemas-microsoft-com:vml" xmlns:wp14="http://schemas.microsoft.com/office/word/2010/wordprocessingDrawing" xmlns:wp="http://schemas.openxmlformats.org/drawingml/2006/wordprocessingDrawing" xmlns:w10="urn:schemas-microsoft-com:office:word" xmlns:w="http://schemas.openxmlformats.org/wordprocessingml/2006/main" xmlns:w14="http://schemas.microsoft.com/office/word/2010/wordml" xmlns:w15="http://schemas.microsoft.com/office/word/2012/wordml" xmlns:w16cex="http://schemas.microsoft.com/office/word/2018/wordml/cex" xmlns:w16cid="http://schemas.microsoft.com/office/word/2016/wordml/cid" xmlns:w16="http://schemas.microsoft.com/office/word/2018/wordml" xmlns:w16du="http://schemas.microsoft.com/office/word/2023/wordml/word16du" xmlns:w16sdtdh="http://schemas.microsoft.com/office/word/2020/wordml/sdtdatahash" xmlns:w16sdtfl="http://schemas.microsoft.com/office/word/2024/wordml/sdtformatlock" xmlns:w16se="http://schemas.microsoft.com/office/word/2015/wordml/symex" xmlns:wpg="http://schemas.microsoft.com/office/word/2010/wordprocessingGroup" xmlns:wpi="http://schemas.microsoft.com/office/word/2010/wordprocessingInk" xmlns:wne="http://schemas.microsoft.com/office/word/2006/wordml" xmlns:wps="http://schemas.microsoft.com/office/word/2010/wordprocessingShape" mc:Ignorable="w14 w15 w16se w16cid w16 w16cex w16sdtdh w16sdtfl w16du wp14">
+  <w:p>
     <w:pPr>
       <w:pBdr>
         <w:top w:val="nil"/>
@@ -1945,7 +1980,7 @@
         <w:color w:val="000000"/>
       </w:rPr>
       <w:pict w14:anchorId="76E1CB07">
-        <v:shapetype id="_x0000_t75" coordsize="21600,21600" filled="f" stroked="f" o:spt="75" o:preferrelative="t" path="m@4@5l@4@11@9@11@9@5xe">
+        <v:shapetype id="_x0000_t75" coordsize="21600,21600" o:spt="75" o:preferrelative="t" path="m@4@5l@4@11@9@11@9@5xe" filled="f" stroked="f">
           <v:stroke joinstyle="miter"/>
           <v:formulas>
             <v:f eqn="if lineDrawn pixelLineWidth 0"/>
@@ -1961,11 +1996,11 @@
             <v:f eqn="prod @7 21600 pixelHeight"/>
             <v:f eqn="sum @10 21600 0"/>
           </v:formulas>
-          <v:path gradientshapeok="t" o:connecttype="rect" o:extrusionok="f"/>
+          <v:path o:extrusionok="f" gradientshapeok="t" o:connecttype="rect"/>
           <o:lock v:ext="edit" aspectratio="t"/>
         </v:shapetype>
-        <v:shape id="WordPictureWatermark3" style="position:absolute;margin-left:0;margin-top:0;width:467.5pt;height:330.45pt;z-index:-251657728;mso-position-horizontal:center;mso-position-horizontal-relative:margin;mso-position-vertical:center;mso-position-vertical-relative:margin" alt="" o:spid="_x0000_s2049" type="#_x0000_t75">
-          <v:imagedata gain="19661f" blacklevel="22938f" o:title="image1" r:id="rId1"/>
+        <v:shape id="WordPictureWatermark3" o:spid="_x0000_s1025" type="#_x0000_t75" alt="" style="position:absolute;margin-left:0;margin-top:0;width:467.5pt;height:330.45pt;z-index:-251657728;mso-position-horizontal:center;mso-position-horizontal-relative:margin;mso-position-vertical:center;mso-position-vertical-relative:margin">
+          <v:imagedata r:id="rId1" o:title="image1" gain="19661f" blacklevel="22938f"/>
           <w10:wrap anchorx="margin" anchory="margin"/>
         </v:shape>
       </w:pict>
@@ -1975,15 +2010,15 @@
 </file>
 
 <file path=word/header2.xml><?xml version="1.0" encoding="utf-8"?>
-<w:hdr xmlns:wpc="http://schemas.microsoft.com/office/word/2010/wordprocessingCanvas" xmlns:cx="http://schemas.microsoft.com/office/drawing/2014/chartex" xmlns:cx1="http://schemas.microsoft.com/office/drawing/2015/9/8/chartex" xmlns:cx2="http://schemas.microsoft.com/office/drawing/2015/10/21/chartex" xmlns:cx3="http://schemas.microsoft.com/office/drawing/2016/5/9/chartex" xmlns:cx4="http://schemas.microsoft.com/office/drawing/2016/5/10/chartex" xmlns:cx5="http://schemas.microsoft.com/office/drawing/2016/5/11/chartex" xmlns:cx6="http://schemas.microsoft.com/office/drawing/2016/5/12/chartex" xmlns:cx7="http://schemas.microsoft.com/office/drawing/2016/5/13/chartex" xmlns:cx8="http://schemas.microsoft.com/office/drawing/2016/5/14/chartex" xmlns:mc="http://schemas.openxmlformats.org/markup-compatibility/2006" xmlns:aink="http://schemas.microsoft.com/office/drawing/2016/ink" xmlns:am3d="http://schemas.microsoft.com/office/drawing/2017/model3d" xmlns:o="urn:schemas-microsoft-com:office:office" xmlns:oel="http://schemas.microsoft.com/office/2019/extlst" xmlns:r="http://schemas.openxmlformats.org/officeDocument/2006/relationships" xmlns:m="http://schemas.openxmlformats.org/officeDocument/2006/math" xmlns:v="urn:schemas-microsoft-com:vml" xmlns:wp14="http://schemas.microsoft.com/office/word/2010/wordprocessingDrawing" xmlns:wp="http://schemas.openxmlformats.org/drawingml/2006/wordprocessingDrawing" xmlns:w10="urn:schemas-microsoft-com:office:word" xmlns:w="http://schemas.openxmlformats.org/wordprocessingml/2006/main" xmlns:w14="http://schemas.microsoft.com/office/word/2010/wordml" xmlns:w15="http://schemas.microsoft.com/office/word/2012/wordml" xmlns:w16cex="http://schemas.microsoft.com/office/word/2018/wordml/cex" xmlns:w16cid="http://schemas.microsoft.com/office/word/2016/wordml/cid" xmlns:w16="http://schemas.microsoft.com/office/word/2018/wordml" xmlns:w16du="http://schemas.microsoft.com/office/word/2023/wordml/word16du" xmlns:w16sdtdh="http://schemas.microsoft.com/office/word/2020/wordml/sdtdatahash" xmlns:w16se="http://schemas.microsoft.com/office/word/2015/wordml/symex" xmlns:wpg="http://schemas.microsoft.com/office/word/2010/wordprocessingGroup" xmlns:wpi="http://schemas.microsoft.com/office/word/2010/wordprocessingInk" xmlns:wne="http://schemas.microsoft.com/office/word/2006/wordml" xmlns:wps="http://schemas.microsoft.com/office/word/2010/wordprocessingShape" xmlns:a="http://schemas.openxmlformats.org/drawingml/2006/main" xmlns:pic="http://schemas.openxmlformats.org/drawingml/2006/picture" xmlns:a14="http://schemas.microsoft.com/office/drawing/2010/main" mc:Ignorable="w14 w15 w16se w16cid w16 w16cex w16sdtdh w16du wp14">
-  <w:p xmlns:wp14="http://schemas.microsoft.com/office/word/2010/wordml" wp14:textId="1B824327">
+<w:hdr xmlns:wpc="http://schemas.microsoft.com/office/word/2010/wordprocessingCanvas" xmlns:cx="http://schemas.microsoft.com/office/drawing/2014/chartex" xmlns:cx1="http://schemas.microsoft.com/office/drawing/2015/9/8/chartex" xmlns:cx2="http://schemas.microsoft.com/office/drawing/2015/10/21/chartex" xmlns:cx3="http://schemas.microsoft.com/office/drawing/2016/5/9/chartex" xmlns:cx4="http://schemas.microsoft.com/office/drawing/2016/5/10/chartex" xmlns:cx5="http://schemas.microsoft.com/office/drawing/2016/5/11/chartex" xmlns:cx6="http://schemas.microsoft.com/office/drawing/2016/5/12/chartex" xmlns:cx7="http://schemas.microsoft.com/office/drawing/2016/5/13/chartex" xmlns:cx8="http://schemas.microsoft.com/office/drawing/2016/5/14/chartex" xmlns:mc="http://schemas.openxmlformats.org/markup-compatibility/2006" xmlns:aink="http://schemas.microsoft.com/office/drawing/2016/ink" xmlns:am3d="http://schemas.microsoft.com/office/drawing/2017/model3d" xmlns:o="urn:schemas-microsoft-com:office:office" xmlns:oel="http://schemas.microsoft.com/office/2019/extlst" xmlns:r="http://schemas.openxmlformats.org/officeDocument/2006/relationships" xmlns:m="http://schemas.openxmlformats.org/officeDocument/2006/math" xmlns:v="urn:schemas-microsoft-com:vml" xmlns:wp14="http://schemas.microsoft.com/office/word/2010/wordprocessingDrawing" xmlns:wp="http://schemas.openxmlformats.org/drawingml/2006/wordprocessingDrawing" xmlns:w10="urn:schemas-microsoft-com:office:word" xmlns:w="http://schemas.openxmlformats.org/wordprocessingml/2006/main" xmlns:w14="http://schemas.microsoft.com/office/word/2010/wordml" xmlns:w15="http://schemas.microsoft.com/office/word/2012/wordml" xmlns:w16cex="http://schemas.microsoft.com/office/word/2018/wordml/cex" xmlns:w16cid="http://schemas.microsoft.com/office/word/2016/wordml/cid" xmlns:w16="http://schemas.microsoft.com/office/word/2018/wordml" xmlns:w16du="http://schemas.microsoft.com/office/word/2023/wordml/word16du" xmlns:w16sdtdh="http://schemas.microsoft.com/office/word/2020/wordml/sdtdatahash" xmlns:w16sdtfl="http://schemas.microsoft.com/office/word/2024/wordml/sdtformatlock" xmlns:w16se="http://schemas.microsoft.com/office/word/2015/wordml/symex" xmlns:wpg="http://schemas.microsoft.com/office/word/2010/wordprocessingGroup" xmlns:wpi="http://schemas.microsoft.com/office/word/2010/wordprocessingInk" xmlns:wne="http://schemas.microsoft.com/office/word/2006/wordml" xmlns:wps="http://schemas.microsoft.com/office/word/2010/wordprocessingShape" mc:Ignorable="w14 w15 w16se w16cid w16 w16cex w16sdtdh w16sdtfl w16du wp14">
+  <w:p>
     <w:pPr>
       <w:pBdr>
-        <w:top w:val="nil" w:color="000000" w:sz="0" w:space="0"/>
-        <w:left w:val="nil" w:color="000000" w:sz="0" w:space="0"/>
-        <w:bottom w:val="nil" w:color="000000" w:sz="0" w:space="0"/>
-        <w:right w:val="nil" w:color="000000" w:sz="0" w:space="0"/>
-        <w:between w:val="nil" w:color="000000" w:sz="0" w:space="0"/>
+        <w:top w:val="nil"/>
+        <w:left w:val="nil"/>
+        <w:bottom w:val="nil"/>
+        <w:right w:val="nil"/>
+        <w:between w:val="nil"/>
       </w:pBdr>
       <w:tabs>
         <w:tab w:val="center" w:pos="4419"/>
@@ -1994,10 +2029,12 @@
     </w:pPr>
     <w:r>
       <w:rPr>
-        <w:color w:val="000000"/>
+        <w:rFonts w:ascii="Times New Roman"/>
+        <w:noProof/>
+        <w:sz w:val="20"/>
       </w:rPr>
-      <w:pict w14:anchorId="4381ECE5">
-        <v:shapetype id="_x0000_t75" coordsize="21600,21600" filled="f" stroked="f" o:spt="75" o:preferrelative="t" path="m@4@5l@4@11@9@11@9@5xe">
+      <w:pict w14:anchorId="4B0CFF49">
+        <v:shapetype id="_x0000_t75" coordsize="21600,21600" o:spt="75" o:preferrelative="t" path="m@4@5l@4@11@9@11@9@5xe" filled="f" stroked="f">
           <v:stroke joinstyle="miter"/>
           <v:formulas>
             <v:f eqn="if lineDrawn pixelLineWidth 0"/>
@@ -2013,36 +2050,49 @@
             <v:f eqn="prod @7 21600 pixelHeight"/>
             <v:f eqn="sum @10 21600 0"/>
           </v:formulas>
-          <v:path gradientshapeok="t" o:connecttype="rect" o:extrusionok="f"/>
+          <v:path o:extrusionok="f" gradientshapeok="t" o:connecttype="rect"/>
           <o:lock v:ext="edit" aspectratio="t"/>
         </v:shapetype>
-        <v:shape id="WordPictureWatermark1" style="position:absolute;left:0;text-align:left;margin-left:0;margin-top:0;width:467.5pt;height:330.45pt;z-index:-251659776;mso-position-horizontal:center;mso-position-horizontal-relative:margin;mso-position-vertical:center;mso-position-vertical-relative:margin" alt="" o:spid="_x0000_s2051" type="#_x0000_t75">
-          <v:imagedata gain="19661f" blacklevel="22938f" o:title="image1" r:id="rId1"/>
+        <v:shape id="WordPictureWatermark179243720" o:spid="_x0000_s1028" type="#_x0000_t75" style="position:absolute;left:0;text-align:left;margin-left:-105.25pt;margin-top:-48.5pt;width:652.4pt;height:652.4pt;z-index:-251654656;mso-position-horizontal-relative:margin;mso-position-vertical-relative:margin" o:allowincell="f">
+          <v:imagedata r:id="rId1" o:title="Original SF" gain="19661f" blacklevel="22938f"/>
           <w10:wrap anchorx="margin" anchory="margin"/>
         </v:shape>
       </w:pict>
     </w:r>
     <w:r>
+      <w:rPr>
+        <w:rFonts w:ascii="Times New Roman"/>
+        <w:noProof/>
+        <w:sz w:val="20"/>
+      </w:rPr>
       <w:drawing>
-        <wp:inline xmlns:wp14="http://schemas.microsoft.com/office/word/2010/wordprocessingDrawing" wp14:editId="3C0A800B" wp14:anchorId="7B08DD6E">
-          <wp:extent cx="619125" cy="619125"/>
-          <wp:effectExtent l="0" t="0" r="0" b="0"/>
-          <wp:docPr id="1597884499" name="drawing"/>
+        <wp:anchor distT="0" distB="0" distL="114300" distR="114300" simplePos="0" relativeHeight="251660800" behindDoc="1" locked="0" layoutInCell="1" allowOverlap="1" wp14:anchorId="3D22CE1D" wp14:editId="7001C1BC">
+          <wp:simplePos x="0" y="0"/>
+          <wp:positionH relativeFrom="column">
+            <wp:posOffset>5238750</wp:posOffset>
+          </wp:positionH>
+          <wp:positionV relativeFrom="paragraph">
+            <wp:posOffset>-635</wp:posOffset>
+          </wp:positionV>
+          <wp:extent cx="1149350" cy="607695"/>
+          <wp:effectExtent l="0" t="0" r="0" b="1905"/>
+          <wp:wrapNone/>
+          <wp:docPr id="1" name="Image 1"/>
           <wp:cNvGraphicFramePr>
-            <a:graphicFrameLocks noChangeAspect="1"/>
+            <a:graphicFrameLocks xmlns:a="http://schemas.openxmlformats.org/drawingml/2006/main"/>
           </wp:cNvGraphicFramePr>
-          <a:graphic>
-            <a:graphicData xmlns:a="http://schemas.openxmlformats.org/drawingml/2006/main" uri="http://schemas.openxmlformats.org/drawingml/2006/picture">
+          <a:graphic xmlns:a="http://schemas.openxmlformats.org/drawingml/2006/main">
+            <a:graphicData uri="http://schemas.openxmlformats.org/drawingml/2006/picture">
               <pic:pic xmlns:pic="http://schemas.openxmlformats.org/drawingml/2006/picture">
                 <pic:nvPicPr>
-                  <pic:cNvPr id="1597884499" name=""/>
+                  <pic:cNvPr id="1" name="Image 1"/>
                   <pic:cNvPicPr/>
                 </pic:nvPicPr>
                 <pic:blipFill>
-                  <a:blip xmlns:r="http://schemas.openxmlformats.org/officeDocument/2006/relationships" r:embed="rId875710670">
+                  <a:blip r:embed="rId2" cstate="print">
                     <a:extLst>
                       <a:ext uri="{28A0092B-C50C-407E-A947-70E740481C1C}">
-                        <a14:useLocalDpi xmlns:a14="http://schemas.microsoft.com/office/drawing/2010/main"/>
+                        <a14:useLocalDpi xmlns:a14="http://schemas.microsoft.com/office/drawing/2010/main" val="0"/>
                       </a:ext>
                     </a:extLst>
                   </a:blip>
@@ -2051,9 +2101,9 @@
                   </a:stretch>
                 </pic:blipFill>
                 <pic:spPr>
-                  <a:xfrm rot="0">
+                  <a:xfrm>
                     <a:off x="0" y="0"/>
-                    <a:ext cx="619125" cy="619125"/>
+                    <a:ext cx="1149350" cy="607695"/>
                   </a:xfrm>
                   <a:prstGeom prst="rect">
                     <a:avLst/>
@@ -2062,7 +2112,7 @@
               </pic:pic>
             </a:graphicData>
           </a:graphic>
-        </wp:inline>
+        </wp:anchor>
       </w:drawing>
     </w:r>
   </w:p>
@@ -2070,8 +2120,8 @@
 </file>
 
 <file path=word/header3.xml><?xml version="1.0" encoding="utf-8"?>
-<w:hdr xmlns:wpc="http://schemas.microsoft.com/office/word/2010/wordprocessingCanvas" xmlns:cx="http://schemas.microsoft.com/office/drawing/2014/chartex" xmlns:cx1="http://schemas.microsoft.com/office/drawing/2015/9/8/chartex" xmlns:cx2="http://schemas.microsoft.com/office/drawing/2015/10/21/chartex" xmlns:cx3="http://schemas.microsoft.com/office/drawing/2016/5/9/chartex" xmlns:cx4="http://schemas.microsoft.com/office/drawing/2016/5/10/chartex" xmlns:cx5="http://schemas.microsoft.com/office/drawing/2016/5/11/chartex" xmlns:cx6="http://schemas.microsoft.com/office/drawing/2016/5/12/chartex" xmlns:cx7="http://schemas.microsoft.com/office/drawing/2016/5/13/chartex" xmlns:cx8="http://schemas.microsoft.com/office/drawing/2016/5/14/chartex" xmlns:mc="http://schemas.openxmlformats.org/markup-compatibility/2006" xmlns:aink="http://schemas.microsoft.com/office/drawing/2016/ink" xmlns:am3d="http://schemas.microsoft.com/office/drawing/2017/model3d" xmlns:o="urn:schemas-microsoft-com:office:office" xmlns:oel="http://schemas.microsoft.com/office/2019/extlst" xmlns:r="http://schemas.openxmlformats.org/officeDocument/2006/relationships" xmlns:m="http://schemas.openxmlformats.org/officeDocument/2006/math" xmlns:v="urn:schemas-microsoft-com:vml" xmlns:wp14="http://schemas.microsoft.com/office/word/2010/wordprocessingDrawing" xmlns:wp="http://schemas.openxmlformats.org/drawingml/2006/wordprocessingDrawing" xmlns:w10="urn:schemas-microsoft-com:office:word" xmlns:w="http://schemas.openxmlformats.org/wordprocessingml/2006/main" xmlns:w14="http://schemas.microsoft.com/office/word/2010/wordml" xmlns:w15="http://schemas.microsoft.com/office/word/2012/wordml" xmlns:w16cex="http://schemas.microsoft.com/office/word/2018/wordml/cex" xmlns:w16cid="http://schemas.microsoft.com/office/word/2016/wordml/cid" xmlns:w16="http://schemas.microsoft.com/office/word/2018/wordml" xmlns:w16du="http://schemas.microsoft.com/office/word/2023/wordml/word16du" xmlns:w16sdtdh="http://schemas.microsoft.com/office/word/2020/wordml/sdtdatahash" xmlns:w16se="http://schemas.microsoft.com/office/word/2015/wordml/symex" xmlns:wpg="http://schemas.microsoft.com/office/word/2010/wordprocessingGroup" xmlns:wpi="http://schemas.microsoft.com/office/word/2010/wordprocessingInk" xmlns:wne="http://schemas.microsoft.com/office/word/2006/wordml" xmlns:wps="http://schemas.microsoft.com/office/word/2010/wordprocessingShape" mc:Ignorable="w14 w15 w16se w16cid w16 w16cex w16sdtdh w16du wp14">
-  <w:p xmlns:wp14="http://schemas.microsoft.com/office/word/2010/wordml" wp14:textId="77777777">
+<w:hdr xmlns:wpc="http://schemas.microsoft.com/office/word/2010/wordprocessingCanvas" xmlns:cx="http://schemas.microsoft.com/office/drawing/2014/chartex" xmlns:cx1="http://schemas.microsoft.com/office/drawing/2015/9/8/chartex" xmlns:cx2="http://schemas.microsoft.com/office/drawing/2015/10/21/chartex" xmlns:cx3="http://schemas.microsoft.com/office/drawing/2016/5/9/chartex" xmlns:cx4="http://schemas.microsoft.com/office/drawing/2016/5/10/chartex" xmlns:cx5="http://schemas.microsoft.com/office/drawing/2016/5/11/chartex" xmlns:cx6="http://schemas.microsoft.com/office/drawing/2016/5/12/chartex" xmlns:cx7="http://schemas.microsoft.com/office/drawing/2016/5/13/chartex" xmlns:cx8="http://schemas.microsoft.com/office/drawing/2016/5/14/chartex" xmlns:mc="http://schemas.openxmlformats.org/markup-compatibility/2006" xmlns:aink="http://schemas.microsoft.com/office/drawing/2016/ink" xmlns:am3d="http://schemas.microsoft.com/office/drawing/2017/model3d" xmlns:o="urn:schemas-microsoft-com:office:office" xmlns:oel="http://schemas.microsoft.com/office/2019/extlst" xmlns:r="http://schemas.openxmlformats.org/officeDocument/2006/relationships" xmlns:m="http://schemas.openxmlformats.org/officeDocument/2006/math" xmlns:v="urn:schemas-microsoft-com:vml" xmlns:wp14="http://schemas.microsoft.com/office/word/2010/wordprocessingDrawing" xmlns:wp="http://schemas.openxmlformats.org/drawingml/2006/wordprocessingDrawing" xmlns:w10="urn:schemas-microsoft-com:office:word" xmlns:w="http://schemas.openxmlformats.org/wordprocessingml/2006/main" xmlns:w14="http://schemas.microsoft.com/office/word/2010/wordml" xmlns:w15="http://schemas.microsoft.com/office/word/2012/wordml" xmlns:w16cex="http://schemas.microsoft.com/office/word/2018/wordml/cex" xmlns:w16cid="http://schemas.microsoft.com/office/word/2016/wordml/cid" xmlns:w16="http://schemas.microsoft.com/office/word/2018/wordml" xmlns:w16du="http://schemas.microsoft.com/office/word/2023/wordml/word16du" xmlns:w16sdtdh="http://schemas.microsoft.com/office/word/2020/wordml/sdtdatahash" xmlns:w16sdtfl="http://schemas.microsoft.com/office/word/2024/wordml/sdtformatlock" xmlns:w16se="http://schemas.microsoft.com/office/word/2015/wordml/symex" xmlns:wpg="http://schemas.microsoft.com/office/word/2010/wordprocessingGroup" xmlns:wpi="http://schemas.microsoft.com/office/word/2010/wordprocessingInk" xmlns:wne="http://schemas.microsoft.com/office/word/2006/wordml" xmlns:wps="http://schemas.microsoft.com/office/word/2010/wordprocessingShape" mc:Ignorable="w14 w15 w16se w16cid w16 w16cex w16sdtdh w16sdtfl w16du wp14">
+  <w:p>
     <w:pPr>
       <w:pBdr>
         <w:top w:val="nil"/>
@@ -2094,7 +2144,7 @@
         <w:color w:val="000000"/>
       </w:rPr>
       <w:pict w14:anchorId="7CA70F8E">
-        <v:shapetype id="_x0000_t75" coordsize="21600,21600" filled="f" stroked="f" o:spt="75" o:preferrelative="t" path="m@4@5l@4@11@9@11@9@5xe">
+        <v:shapetype id="_x0000_t75" coordsize="21600,21600" o:spt="75" o:preferrelative="t" path="m@4@5l@4@11@9@11@9@5xe" filled="f" stroked="f">
           <v:stroke joinstyle="miter"/>
           <v:formulas>
             <v:f eqn="if lineDrawn pixelLineWidth 0"/>
@@ -2110,11 +2160,11 @@
             <v:f eqn="prod @7 21600 pixelHeight"/>
             <v:f eqn="sum @10 21600 0"/>
           </v:formulas>
-          <v:path gradientshapeok="t" o:connecttype="rect" o:extrusionok="f"/>
+          <v:path o:extrusionok="f" gradientshapeok="t" o:connecttype="rect"/>
           <o:lock v:ext="edit" aspectratio="t"/>
         </v:shapetype>
-        <v:shape id="WordPictureWatermark2" style="position:absolute;margin-left:0;margin-top:0;width:467.5pt;height:330.45pt;z-index:-251658752;mso-position-horizontal:center;mso-position-horizontal-relative:margin;mso-position-vertical:center;mso-position-vertical-relative:margin" alt="" o:spid="_x0000_s2050" type="#_x0000_t75">
-          <v:imagedata gain="19661f" blacklevel="22938f" o:title="image1" r:id="rId1"/>
+        <v:shape id="WordPictureWatermark2" o:spid="_x0000_s1026" type="#_x0000_t75" alt="" style="position:absolute;margin-left:0;margin-top:0;width:467.5pt;height:330.45pt;z-index:-251658752;mso-position-horizontal:center;mso-position-horizontal-relative:margin;mso-position-vertical:center;mso-position-vertical-relative:margin">
+          <v:imagedata r:id="rId1" o:title="image1" gain="19661f" blacklevel="22938f"/>
           <w10:wrap anchorx="margin" anchory="margin"/>
         </v:shape>
       </w:pict>
@@ -2124,11 +2174,11 @@
 </file>
 
 <file path=word/styles.xml><?xml version="1.0" encoding="utf-8"?>
-<w:styles xmlns:wp14="http://schemas.microsoft.com/office/word/2010/wordprocessingDrawing" xmlns:mc="http://schemas.openxmlformats.org/markup-compatibility/2006" xmlns:r="http://schemas.openxmlformats.org/officeDocument/2006/relationships" xmlns:w="http://schemas.openxmlformats.org/wordprocessingml/2006/main" xmlns:w14="http://schemas.microsoft.com/office/word/2010/wordml" xmlns:w15="http://schemas.microsoft.com/office/word/2012/wordml" xmlns:w16cex="http://schemas.microsoft.com/office/word/2018/wordml/cex" xmlns:w16cid="http://schemas.microsoft.com/office/word/2016/wordml/cid" xmlns:w16="http://schemas.microsoft.com/office/word/2018/wordml" xmlns:w16du="http://schemas.microsoft.com/office/word/2023/wordml/word16du" xmlns:w16sdtdh="http://schemas.microsoft.com/office/word/2020/wordml/sdtdatahash" xmlns:w16se="http://schemas.microsoft.com/office/word/2015/wordml/symex" mc:Ignorable="w14 w15 w16se w16cid w16 w16cex w16sdtdh w16du wp14">
+<w:styles xmlns:mc="http://schemas.openxmlformats.org/markup-compatibility/2006" xmlns:r="http://schemas.openxmlformats.org/officeDocument/2006/relationships" xmlns:w="http://schemas.openxmlformats.org/wordprocessingml/2006/main" xmlns:w14="http://schemas.microsoft.com/office/word/2010/wordml" xmlns:w15="http://schemas.microsoft.com/office/word/2012/wordml" xmlns:w16cex="http://schemas.microsoft.com/office/word/2018/wordml/cex" xmlns:w16cid="http://schemas.microsoft.com/office/word/2016/wordml/cid" xmlns:w16="http://schemas.microsoft.com/office/word/2018/wordml" xmlns:w16du="http://schemas.microsoft.com/office/word/2023/wordml/word16du" xmlns:w16sdtdh="http://schemas.microsoft.com/office/word/2020/wordml/sdtdatahash" xmlns:w16sdtfl="http://schemas.microsoft.com/office/word/2024/wordml/sdtformatlock" xmlns:w16se="http://schemas.microsoft.com/office/word/2015/wordml/symex" mc:Ignorable="w14 w15 w16se w16cid w16 w16cex w16sdtdh w16sdtfl w16du">
   <w:docDefaults>
     <w:rPrDefault>
       <w:rPr>
-        <w:rFonts w:ascii="Calibri" w:hAnsi="Calibri" w:eastAsia="Calibri" w:cs="Calibri"/>
+        <w:rFonts w:ascii="Calibri" w:eastAsia="Calibri" w:hAnsi="Calibri" w:cs="Calibri"/>
         <w:sz w:val="22"/>
         <w:szCs w:val="22"/>
         <w:lang w:val="es-CO" w:eastAsia="ja-JP" w:bidi="ar-SA"/>
@@ -2143,14 +2193,14 @@
   <w:latentStyles w:defLockedState="0" w:defUIPriority="99" w:defSemiHidden="0" w:defUnhideWhenUsed="0" w:defQFormat="0" w:count="376">
     <w:lsdException w:name="Normal" w:uiPriority="0" w:qFormat="1"/>
     <w:lsdException w:name="heading 1" w:uiPriority="9" w:qFormat="1"/>
-    <w:lsdException w:name="heading 2" w:uiPriority="9" w:semiHidden="1" w:unhideWhenUsed="1" w:qFormat="1"/>
-    <w:lsdException w:name="heading 3" w:uiPriority="9" w:semiHidden="1" w:unhideWhenUsed="1" w:qFormat="1"/>
-    <w:lsdException w:name="heading 4" w:uiPriority="9" w:semiHidden="1" w:unhideWhenUsed="1" w:qFormat="1"/>
-    <w:lsdException w:name="heading 5" w:uiPriority="9" w:semiHidden="1" w:unhideWhenUsed="1" w:qFormat="1"/>
-    <w:lsdException w:name="heading 6" w:uiPriority="9" w:semiHidden="1" w:unhideWhenUsed="1" w:qFormat="1"/>
-    <w:lsdException w:name="heading 7" w:uiPriority="9" w:semiHidden="1" w:unhideWhenUsed="1" w:qFormat="1"/>
-    <w:lsdException w:name="heading 8" w:uiPriority="9" w:semiHidden="1" w:unhideWhenUsed="1" w:qFormat="1"/>
-    <w:lsdException w:name="heading 9" w:uiPriority="9" w:semiHidden="1" w:unhideWhenUsed="1" w:qFormat="1"/>
+    <w:lsdException w:name="heading 2" w:semiHidden="1" w:uiPriority="9" w:unhideWhenUsed="1" w:qFormat="1"/>
+    <w:lsdException w:name="heading 3" w:semiHidden="1" w:uiPriority="9" w:unhideWhenUsed="1" w:qFormat="1"/>
+    <w:lsdException w:name="heading 4" w:semiHidden="1" w:uiPriority="9" w:unhideWhenUsed="1" w:qFormat="1"/>
+    <w:lsdException w:name="heading 5" w:semiHidden="1" w:uiPriority="9" w:unhideWhenUsed="1" w:qFormat="1"/>
+    <w:lsdException w:name="heading 6" w:semiHidden="1" w:uiPriority="9" w:unhideWhenUsed="1" w:qFormat="1"/>
+    <w:lsdException w:name="heading 7" w:semiHidden="1" w:uiPriority="9" w:unhideWhenUsed="1" w:qFormat="1"/>
+    <w:lsdException w:name="heading 8" w:semiHidden="1" w:uiPriority="9" w:unhideWhenUsed="1" w:qFormat="1"/>
+    <w:lsdException w:name="heading 9" w:semiHidden="1" w:uiPriority="9" w:unhideWhenUsed="1" w:qFormat="1"/>
     <w:lsdException w:name="index 1" w:semiHidden="1" w:unhideWhenUsed="1"/>
     <w:lsdException w:name="index 2" w:semiHidden="1" w:unhideWhenUsed="1"/>
     <w:lsdException w:name="index 3" w:semiHidden="1" w:unhideWhenUsed="1"/>
@@ -2160,22 +2210,22 @@
     <w:lsdException w:name="index 7" w:semiHidden="1" w:unhideWhenUsed="1"/>
     <w:lsdException w:name="index 8" w:semiHidden="1" w:unhideWhenUsed="1"/>
     <w:lsdException w:name="index 9" w:semiHidden="1" w:unhideWhenUsed="1"/>
-    <w:lsdException w:name="toc 1" w:uiPriority="39" w:semiHidden="1" w:unhideWhenUsed="1"/>
-    <w:lsdException w:name="toc 2" w:uiPriority="39" w:semiHidden="1" w:unhideWhenUsed="1"/>
-    <w:lsdException w:name="toc 3" w:uiPriority="39" w:semiHidden="1" w:unhideWhenUsed="1"/>
-    <w:lsdException w:name="toc 4" w:uiPriority="39" w:semiHidden="1" w:unhideWhenUsed="1"/>
-    <w:lsdException w:name="toc 5" w:uiPriority="39" w:semiHidden="1" w:unhideWhenUsed="1"/>
-    <w:lsdException w:name="toc 6" w:uiPriority="39" w:semiHidden="1" w:unhideWhenUsed="1"/>
-    <w:lsdException w:name="toc 7" w:uiPriority="39" w:semiHidden="1" w:unhideWhenUsed="1"/>
-    <w:lsdException w:name="toc 8" w:uiPriority="39" w:semiHidden="1" w:unhideWhenUsed="1"/>
-    <w:lsdException w:name="toc 9" w:uiPriority="39" w:semiHidden="1" w:unhideWhenUsed="1"/>
+    <w:lsdException w:name="toc 1" w:semiHidden="1" w:uiPriority="39" w:unhideWhenUsed="1"/>
+    <w:lsdException w:name="toc 2" w:semiHidden="1" w:uiPriority="39" w:unhideWhenUsed="1"/>
+    <w:lsdException w:name="toc 3" w:semiHidden="1" w:uiPriority="39" w:unhideWhenUsed="1"/>
+    <w:lsdException w:name="toc 4" w:semiHidden="1" w:uiPriority="39" w:unhideWhenUsed="1"/>
+    <w:lsdException w:name="toc 5" w:semiHidden="1" w:uiPriority="39" w:unhideWhenUsed="1"/>
+    <w:lsdException w:name="toc 6" w:semiHidden="1" w:uiPriority="39" w:unhideWhenUsed="1"/>
+    <w:lsdException w:name="toc 7" w:semiHidden="1" w:uiPriority="39" w:unhideWhenUsed="1"/>
+    <w:lsdException w:name="toc 8" w:semiHidden="1" w:uiPriority="39" w:unhideWhenUsed="1"/>
+    <w:lsdException w:name="toc 9" w:semiHidden="1" w:uiPriority="39" w:unhideWhenUsed="1"/>
     <w:lsdException w:name="Normal Indent" w:semiHidden="1" w:unhideWhenUsed="1"/>
     <w:lsdException w:name="footnote text" w:semiHidden="1" w:unhideWhenUsed="1"/>
     <w:lsdException w:name="annotation text" w:semiHidden="1" w:unhideWhenUsed="1"/>
     <w:lsdException w:name="header" w:semiHidden="1" w:unhideWhenUsed="1"/>
     <w:lsdException w:name="footer" w:semiHidden="1" w:unhideWhenUsed="1"/>
     <w:lsdException w:name="index heading" w:semiHidden="1" w:unhideWhenUsed="1"/>
-    <w:lsdException w:name="caption" w:uiPriority="35" w:semiHidden="1" w:unhideWhenUsed="1" w:qFormat="1"/>
+    <w:lsdException w:name="caption" w:semiHidden="1" w:uiPriority="35" w:unhideWhenUsed="1" w:qFormat="1"/>
     <w:lsdException w:name="table of figures" w:semiHidden="1" w:unhideWhenUsed="1"/>
     <w:lsdException w:name="envelope address" w:semiHidden="1" w:unhideWhenUsed="1"/>
     <w:lsdException w:name="envelope return" w:semiHidden="1" w:unhideWhenUsed="1"/>
@@ -2206,7 +2256,7 @@
     <w:lsdException w:name="Title" w:uiPriority="10" w:qFormat="1"/>
     <w:lsdException w:name="Closing" w:semiHidden="1" w:unhideWhenUsed="1"/>
     <w:lsdException w:name="Signature" w:semiHidden="1" w:unhideWhenUsed="1"/>
-    <w:lsdException w:name="Default Paragraph Font" w:uiPriority="1" w:semiHidden="1" w:unhideWhenUsed="1"/>
+    <w:lsdException w:name="Default Paragraph Font" w:semiHidden="1" w:uiPriority="1" w:unhideWhenUsed="1"/>
     <w:lsdException w:name="Body Text" w:semiHidden="1" w:unhideWhenUsed="1"/>
     <w:lsdException w:name="Body Text Indent" w:semiHidden="1" w:unhideWhenUsed="1"/>
     <w:lsdException w:name="List Continue" w:semiHidden="1" w:unhideWhenUsed="1"/>
@@ -2406,8 +2456,8 @@
     <w:lsdException w:name="Subtle Reference" w:uiPriority="31" w:qFormat="1"/>
     <w:lsdException w:name="Intense Reference" w:uiPriority="32" w:qFormat="1"/>
     <w:lsdException w:name="Book Title" w:uiPriority="33" w:qFormat="1"/>
-    <w:lsdException w:name="Bibliography" w:uiPriority="37" w:semiHidden="1" w:unhideWhenUsed="1"/>
-    <w:lsdException w:name="TOC Heading" w:uiPriority="39" w:semiHidden="1" w:unhideWhenUsed="1" w:qFormat="1"/>
+    <w:lsdException w:name="Bibliography" w:semiHidden="1" w:uiPriority="37" w:unhideWhenUsed="1"/>
+    <w:lsdException w:name="TOC Heading" w:semiHidden="1" w:uiPriority="39" w:unhideWhenUsed="1" w:qFormat="1"/>
     <w:lsdException w:name="Plain Table 1" w:uiPriority="41"/>
     <w:lsdException w:name="Plain Table 2" w:uiPriority="42"/>
     <w:lsdException w:name="Plain Table 3" w:uiPriority="43"/>
@@ -2518,7 +2568,7 @@
     <w:lsdException w:name="Unresolved Mention" w:semiHidden="1" w:unhideWhenUsed="1"/>
     <w:lsdException w:name="Smart Link" w:semiHidden="1" w:unhideWhenUsed="1"/>
   </w:latentStyles>
-  <w:style w:type="paragraph" w:styleId="Normal" w:default="1">
+  <w:style w:type="paragraph" w:default="1" w:styleId="Normal">
     <w:name w:val="Normal"/>
     <w:qFormat/>
   </w:style>
@@ -2638,13 +2688,13 @@
       <w:szCs w:val="20"/>
     </w:rPr>
   </w:style>
-  <w:style w:type="character" w:styleId="Fuentedeprrafopredeter" w:default="1">
+  <w:style w:type="character" w:default="1" w:styleId="Fuentedeprrafopredeter">
     <w:name w:val="Default Paragraph Font"/>
     <w:uiPriority w:val="1"/>
     <w:semiHidden/>
     <w:unhideWhenUsed/>
   </w:style>
-  <w:style w:type="table" w:styleId="Tablanormal" w:default="1">
+  <w:style w:type="table" w:default="1" w:styleId="Tablanormal">
     <w:name w:val="Normal Table"/>
     <w:uiPriority w:val="99"/>
     <w:semiHidden/>
@@ -2659,13 +2709,13 @@
       </w:tblCellMar>
     </w:tblPr>
   </w:style>
-  <w:style w:type="numbering" w:styleId="Sinlista" w:default="1">
+  <w:style w:type="numbering" w:default="1" w:styleId="Sinlista">
     <w:name w:val="No List"/>
     <w:uiPriority w:val="99"/>
     <w:semiHidden/>
     <w:unhideWhenUsed/>
   </w:style>
-  <w:style w:type="table" w:styleId="TableNormal" w:customStyle="1">
+  <w:style w:type="table" w:customStyle="1" w:styleId="TableNormal">
     <w:name w:val="Table Normal"/>
     <w:tblPr>
       <w:tblCellMar>
@@ -2708,7 +2758,7 @@
       <w:spacing w:after="0" w:line="240" w:lineRule="auto"/>
     </w:pPr>
   </w:style>
-  <w:style w:type="character" w:styleId="EncabezadoCar" w:customStyle="1">
+  <w:style w:type="character" w:customStyle="1" w:styleId="EncabezadoCar">
     <w:name w:val="Encabezado Car"/>
     <w:basedOn w:val="Fuentedeprrafopredeter"/>
     <w:link w:val="Encabezado"/>
@@ -2730,7 +2780,7 @@
       <w:spacing w:after="0" w:line="240" w:lineRule="auto"/>
     </w:pPr>
   </w:style>
-  <w:style w:type="character" w:styleId="PiedepginaCar" w:customStyle="1">
+  <w:style w:type="character" w:customStyle="1" w:styleId="PiedepginaCar">
     <w:name w:val="Pie de página Car"/>
     <w:basedOn w:val="Fuentedeprrafopredeter"/>
     <w:link w:val="Piedepgina"/>
@@ -2754,7 +2804,7 @@
       <w:szCs w:val="16"/>
     </w:rPr>
   </w:style>
-  <w:style w:type="character" w:styleId="TextodegloboCar" w:customStyle="1">
+  <w:style w:type="character" w:customStyle="1" w:styleId="TextodegloboCar">
     <w:name w:val="Texto de globo Car"/>
     <w:basedOn w:val="Fuentedeprrafopredeter"/>
     <w:link w:val="Textodeglobo"/>
@@ -2788,16 +2838,16 @@
     </w:pPr>
     <w:tblPr>
       <w:tblBorders>
-        <w:top w:val="single" w:color="auto" w:sz="4" w:space="0"/>
-        <w:left w:val="single" w:color="auto" w:sz="4" w:space="0"/>
-        <w:bottom w:val="single" w:color="auto" w:sz="4" w:space="0"/>
-        <w:right w:val="single" w:color="auto" w:sz="4" w:space="0"/>
-        <w:insideH w:val="single" w:color="auto" w:sz="4" w:space="0"/>
-        <w:insideV w:val="single" w:color="auto" w:sz="4" w:space="0"/>
+        <w:top w:val="single" w:sz="4" w:space="0" w:color="auto"/>
+        <w:left w:val="single" w:sz="4" w:space="0" w:color="auto"/>
+        <w:bottom w:val="single" w:sz="4" w:space="0" w:color="auto"/>
+        <w:right w:val="single" w:sz="4" w:space="0" w:color="auto"/>
+        <w:insideH w:val="single" w:sz="4" w:space="0" w:color="auto"/>
+        <w:insideV w:val="single" w:sz="4" w:space="0" w:color="auto"/>
       </w:tblBorders>
     </w:tblPr>
   </w:style>
-  <w:style w:type="paragraph" w:styleId="Default" w:customStyle="1">
+  <w:style w:type="paragraph" w:customStyle="1" w:styleId="Default">
     <w:name w:val="Default"/>
     <w:rsid w:val="00583AFE"/>
     <w:pPr>
@@ -2813,7 +2863,7 @@
       <w:szCs w:val="24"/>
     </w:rPr>
   </w:style>
-  <w:style w:type="character" w:styleId="x-2003744227contentpasted1" w:customStyle="1">
+  <w:style w:type="character" w:customStyle="1" w:styleId="x-2003744227contentpasted1">
     <w:name w:val="x_-2003744227contentpasted1"/>
     <w:basedOn w:val="Fuentedeprrafopredeter"/>
     <w:rsid w:val="00B733B7"/>
@@ -2830,22 +2880,20 @@
       <w:spacing w:before="360" w:after="80"/>
     </w:pPr>
     <w:rPr>
-      <w:rFonts w:ascii="Georgia" w:hAnsi="Georgia" w:eastAsia="Georgia" w:cs="Georgia"/>
+      <w:rFonts w:ascii="Georgia" w:eastAsia="Georgia" w:hAnsi="Georgia" w:cs="Georgia"/>
       <w:i/>
       <w:color w:val="666666"/>
       <w:sz w:val="48"/>
       <w:szCs w:val="48"/>
     </w:rPr>
   </w:style>
-  <w:style w:type="table" w:styleId="a" w:customStyle="1">
+  <w:style w:type="table" w:customStyle="1" w:styleId="a">
     <w:basedOn w:val="TableNormal"/>
     <w:tblPr>
       <w:tblStyleRowBandSize w:val="1"/>
       <w:tblStyleColBandSize w:val="1"/>
       <w:tblCellMar>
-        <w:top w:w="0" w:type="dxa"/>
         <w:left w:w="70" w:type="dxa"/>
-        <w:bottom w:w="0" w:type="dxa"/>
         <w:right w:w="70" w:type="dxa"/>
       </w:tblCellMar>
     </w:tblPr>
@@ -3147,8 +3195,8 @@
 <file path=customXml/itemProps1.xml><?xml version="1.0" encoding="utf-8"?>
 <ds:datastoreItem xmlns:ds="http://schemas.openxmlformats.org/officeDocument/2006/customXml" ds:itemID="{11111111-1234-1234-1234-123412341234}">
   <ds:schemaRefs>
+    <ds:schemaRef ds:uri="http://customooxmlschemas.google.com/"/>
     <ds:schemaRef ds:uri="http://schemas.openxmlformats.org/officeDocument/2006/relationships"/>
-    <ds:schemaRef ds:uri="http://customooxmlschemas.google.com/"/>
   </ds:schemaRefs>
 </ds:datastoreItem>
 </file>